--- a/Manuscript/SpurginBosse_Hapmap_SOM.docx
+++ b/Manuscript/SpurginBosse_Hapmap_SOM.docx
@@ -172,7 +172,7 @@
         <w:t xml:space="preserve"> </w:t>
       </w:r>
       <w:r>
-        <w:t xml:space="preserve">= 2 (top) to 10 (bottom) in European Great tit populations.</w:t>
+        <w:t xml:space="preserve">= 2 to 10 in European Great tit populations.</w:t>
       </w:r>
     </w:p>
     <w:p>
@@ -361,7 +361,7 @@
     </w:lvl>
   </w:abstractNum>
   <w:abstractNum w:abstractNumId="990">
-    <w:nsid w:val="42dd11d2"/>
+    <w:nsid w:val="52c6a23e"/>
     <w:multiLevelType w:val="multilevel"/>
     <w:lvl w:ilvl="0">
       <w:numFmt w:val="bullet"/>

--- a/Manuscript/SpurginBosse_Hapmap_SOM.docx
+++ b/Manuscript/SpurginBosse_Hapmap_SOM.docx
@@ -253,6 +253,70 @@
         <w:t xml:space="preserve">= 1 to 10.</w:t>
       </w:r>
     </w:p>
+    <w:p>
+      <w:pPr>
+        <w:pStyle w:val="BodyText"/>
+      </w:pPr>
+      <w:r>
+        <w:drawing>
+          <wp:inline>
+            <wp:extent cx="5334000" cy="5334000"/>
+            <wp:effectExtent b="0" l="0" r="0" t="0"/>
+            <wp:docPr descr="" id="1" name="Picture"/>
+            <a:graphic>
+              <a:graphicData uri="http://schemas.openxmlformats.org/drawingml/2006/picture">
+                <pic:pic>
+                  <pic:nvPicPr>
+                    <pic:cNvPr descr="SpurginBosse_Hapmap_SOM_files/figure-docx/Fig%20S4-1.png" id="0" name="Picture"/>
+                    <pic:cNvPicPr>
+                      <a:picLocks noChangeArrowheads="1" noChangeAspect="1"/>
+                    </pic:cNvPicPr>
+                  </pic:nvPicPr>
+                  <pic:blipFill>
+                    <a:blip r:embed="rId25"/>
+                    <a:stretch>
+                      <a:fillRect/>
+                    </a:stretch>
+                  </pic:blipFill>
+                  <pic:spPr bwMode="auto">
+                    <a:xfrm>
+                      <a:off x="0" y="0"/>
+                      <a:ext cx="5334000" cy="5334000"/>
+                    </a:xfrm>
+                    <a:prstGeom prst="rect">
+                      <a:avLst/>
+                    </a:prstGeom>
+                    <a:noFill/>
+                    <a:ln w="9525">
+                      <a:noFill/>
+                      <a:headEnd/>
+                      <a:tailEnd/>
+                    </a:ln>
+                  </pic:spPr>
+                </pic:pic>
+              </a:graphicData>
+            </a:graphic>
+          </wp:inline>
+        </w:drawing>
+      </w:r>
+    </w:p>
+    <w:p>
+      <w:pPr>
+        <w:pStyle w:val="BodyText"/>
+      </w:pPr>
+      <w:r>
+        <w:rPr>
+          <w:b/>
+        </w:rPr>
+        <w:t xml:space="preserve">Figure S4</w:t>
+      </w:r>
+      <w:r>
+        <w:t xml:space="preserve"> </w:t>
+      </w:r>
+      <w:r>
+        <w:t xml:space="preserve">Proportion of relatedness explained among populations in relation to the number of migration events allowed in Treemix analyses.</w:t>
+      </w:r>
+    </w:p>
     <w:sectPr/>
   </w:body>
 </w:document>
@@ -361,7 +425,7 @@
     </w:lvl>
   </w:abstractNum>
   <w:abstractNum w:abstractNumId="990">
-    <w:nsid w:val="52c6a23e"/>
+    <w:nsid w:val="6eeaebe2"/>
     <w:multiLevelType w:val="multilevel"/>
     <w:lvl w:ilvl="0">
       <w:numFmt w:val="bullet"/>

--- a/Manuscript/SpurginBosse_Hapmap_SOM.docx
+++ b/Manuscript/SpurginBosse_Hapmap_SOM.docx
@@ -425,7 +425,7 @@
     </w:lvl>
   </w:abstractNum>
   <w:abstractNum w:abstractNumId="990">
-    <w:nsid w:val="6eeaebe2"/>
+    <w:nsid w:val="eab05c83"/>
     <w:multiLevelType w:val="multilevel"/>
     <w:lvl w:ilvl="0">
       <w:numFmt w:val="bullet"/>

--- a/Manuscript/SpurginBosse_Hapmap_SOM.docx
+++ b/Manuscript/SpurginBosse_Hapmap_SOM.docx
@@ -9,7 +9,19 @@
       <w:bookmarkStart w:id="21" w:name="supplementary-material-for-a-continental-scale-analysis-of-genomic-variation-in-a-songbird"/>
       <w:bookmarkEnd w:id="21"/>
       <w:r>
-        <w:t xml:space="preserve">Supplementary material for "A continental-scale analysis of genomic variation in a songbird"</w:t>
+        <w:t xml:space="preserve">Supplementary material for</w:t>
+      </w:r>
+      <w:r>
+        <w:t xml:space="preserve"> </w:t>
+      </w:r>
+      <w:r>
+        <w:t xml:space="preserve">“</w:t>
+      </w:r>
+      <w:r>
+        <w:t xml:space="preserve">A continental-scale analysis of genomic variation in a songbird</w:t>
+      </w:r>
+      <w:r>
+        <w:t xml:space="preserve">”</w:t>
       </w:r>
     </w:p>
     <w:p>
@@ -317,6 +329,163 @@
         <w:t xml:space="preserve">Proportion of relatedness explained among populations in relation to the number of migration events allowed in Treemix analyses.</w:t>
       </w:r>
     </w:p>
+    <w:p>
+      <w:pPr>
+        <w:pStyle w:val="BodyText"/>
+      </w:pPr>
+      <w:r>
+        <w:rPr>
+          <w:b/>
+        </w:rPr>
+        <w:t xml:space="preserve">Figure S5</w:t>
+      </w:r>
+      <w:r>
+        <w:t xml:space="preserve"> </w:t>
+      </w:r>
+      <w:r>
+        <w:drawing>
+          <wp:inline>
+            <wp:extent cx="5334000" cy="4000500"/>
+            <wp:effectExtent b="0" l="0" r="0" t="0"/>
+            <wp:docPr descr="" id="1" name="Picture"/>
+            <a:graphic>
+              <a:graphicData uri="http://schemas.openxmlformats.org/drawingml/2006/picture">
+                <pic:pic>
+                  <pic:nvPicPr>
+                    <pic:cNvPr descr="SpurginBosse_Hapmap_SOM_files/figure-docx/Figure%20S5-1.png" id="0" name="Picture"/>
+                    <pic:cNvPicPr>
+                      <a:picLocks noChangeArrowheads="1" noChangeAspect="1"/>
+                    </pic:cNvPicPr>
+                  </pic:nvPicPr>
+                  <pic:blipFill>
+                    <a:blip r:embed="rId26"/>
+                    <a:stretch>
+                      <a:fillRect/>
+                    </a:stretch>
+                  </pic:blipFill>
+                  <pic:spPr bwMode="auto">
+                    <a:xfrm>
+                      <a:off x="0" y="0"/>
+                      <a:ext cx="5334000" cy="4000500"/>
+                    </a:xfrm>
+                    <a:prstGeom prst="rect">
+                      <a:avLst/>
+                    </a:prstGeom>
+                    <a:noFill/>
+                    <a:ln w="9525">
+                      <a:noFill/>
+                      <a:headEnd/>
+                      <a:tailEnd/>
+                    </a:ln>
+                  </pic:spPr>
+                </pic:pic>
+              </a:graphicData>
+            </a:graphic>
+          </wp:inline>
+        </w:drawing>
+      </w:r>
+    </w:p>
+    <w:p>
+      <w:pPr>
+        <w:pStyle w:val="BodyText"/>
+      </w:pPr>
+      <w:r>
+        <w:rPr>
+          <w:b/>
+        </w:rPr>
+        <w:t xml:space="preserve">Figure S5</w:t>
+      </w:r>
+      <w:r>
+        <w:t xml:space="preserve"> </w:t>
+      </w:r>
+      <w:r>
+        <w:t xml:space="preserve">Landscapes of relative genomic differentiation in European great tit populations.</w:t>
+      </w:r>
+      <w:r>
+        <w:t xml:space="preserve"> </w:t>
+      </w:r>
+      <m:oMath>
+        <m:r>
+          <m:t>z</m:t>
+        </m:r>
+        <m:sSub>
+          <m:e>
+            <m:r>
+              <m:t>F</m:t>
+            </m:r>
+          </m:e>
+          <m:sub>
+            <m:r>
+              <m:t>S</m:t>
+            </m:r>
+            <m:r>
+              <m:t>T</m:t>
+            </m:r>
+          </m:sub>
+        </m:sSub>
+      </m:oMath>
+      <w:r>
+        <w:t xml:space="preserve"> </w:t>
+      </w:r>
+      <w:r>
+        <w:t xml:space="preserve">across the genome is averaged in 500kb windows, with each panel displaying a pairwise comparison between with the proposed refugial population in Turkey. Red lines represent</w:t>
+      </w:r>
+      <w:r>
+        <w:t xml:space="preserve"> </w:t>
+      </w:r>
+      <m:oMath>
+        <m:sSub>
+          <m:e>
+            <m:r>
+              <m:t>F</m:t>
+            </m:r>
+          </m:e>
+          <m:sub>
+            <m:r>
+              <m:t>S</m:t>
+            </m:r>
+            <m:r>
+              <m:t>T</m:t>
+            </m:r>
+          </m:sub>
+        </m:sSub>
+      </m:oMath>
+      <w:r>
+        <w:t xml:space="preserve"> </w:t>
+      </w:r>
+      <w:r>
+        <w:t xml:space="preserve">outliers (windows with mean</w:t>
+      </w:r>
+      <w:r>
+        <w:t xml:space="preserve"> </w:t>
+      </w:r>
+      <m:oMath>
+        <m:r>
+          <m:t>z</m:t>
+        </m:r>
+        <m:sSub>
+          <m:e>
+            <m:r>
+              <m:t>F</m:t>
+            </m:r>
+          </m:e>
+          <m:sub>
+            <m:r>
+              <m:t>S</m:t>
+            </m:r>
+            <m:r>
+              <m:t>T</m:t>
+            </m:r>
+          </m:sub>
+        </m:sSub>
+      </m:oMath>
+      <w:r>
+        <w:t xml:space="preserve"> </w:t>
+      </w:r>
+      <w:r>
+        <w:t xml:space="preserve">&gt; 10) shared across more than two comparisons (solid red lines), or unique to one or two comparisons (dashed red lines).</w:t>
+      </w:r>
+    </w:p>
     <w:sectPr/>
   </w:body>
 </w:document>
@@ -425,7 +594,7 @@
     </w:lvl>
   </w:abstractNum>
   <w:abstractNum w:abstractNumId="990">
-    <w:nsid w:val="eab05c83"/>
+    <w:nsid w:val="fbb8c3f7"/>
     <w:multiLevelType w:val="multilevel"/>
     <w:lvl w:ilvl="0">
       <w:numFmt w:val="bullet"/>

--- a/Manuscript/SpurginBosse_Hapmap_SOM.docx
+++ b/Manuscript/SpurginBosse_Hapmap_SOM.docx
@@ -27,6 +27,135 @@
     <w:p>
       <w:pPr>
         <w:pStyle w:val="FirstParagraph"/>
+      </w:pPr>
+      <w:r>
+        <w:rPr>
+          <w:b/>
+        </w:rPr>
+        <w:t xml:space="preserve">Table S1</w:t>
+      </w:r>
+      <w:r>
+        <w:t xml:space="preserve"> </w:t>
+      </w:r>
+      <w:r>
+        <w:t xml:space="preserve">Sampling details for the 28 European great tit populations.</w:t>
+      </w:r>
+    </w:p>
+    <w:p>
+      <w:pPr>
+        <w:pStyle w:val="BodyText"/>
+      </w:pPr>
+    </w:p>
+    <w:p>
+      <w:pPr>
+        <w:pStyle w:val="BodyText"/>
+      </w:pPr>
+      <w:r>
+        <w:rPr>
+          <w:b/>
+        </w:rPr>
+        <w:t xml:space="preserve">Table S2</w:t>
+      </w:r>
+      <w:r>
+        <w:t xml:space="preserve"> </w:t>
+      </w:r>
+      <w:r>
+        <w:t xml:space="preserve">Details of outlier</w:t>
+      </w:r>
+      <w:r>
+        <w:t xml:space="preserve"> </w:t>
+      </w:r>
+      <m:oMath>
+        <m:sSub>
+          <m:e>
+            <m:r>
+              <m:t>F</m:t>
+            </m:r>
+          </m:e>
+          <m:sub>
+            <m:r>
+              <m:t>S</m:t>
+            </m:r>
+            <m:r>
+              <m:t>T</m:t>
+            </m:r>
+          </m:sub>
+        </m:sSub>
+      </m:oMath>
+      <w:r>
+        <w:t xml:space="preserve"> </w:t>
+      </w:r>
+      <w:r>
+        <w:t xml:space="preserve">regions in European great tit populations. For each region,</w:t>
+      </w:r>
+      <w:r>
+        <w:t xml:space="preserve"> </w:t>
+      </w:r>
+      <m:oMath>
+        <m:sSub>
+          <m:e>
+            <m:r>
+              <m:t>F</m:t>
+            </m:r>
+          </m:e>
+          <m:sub>
+            <m:r>
+              <m:t>S</m:t>
+            </m:r>
+            <m:r>
+              <m:t>T</m:t>
+            </m:r>
+          </m:sub>
+        </m:sSub>
+      </m:oMath>
+      <w:r>
+        <w:t xml:space="preserve"> </w:t>
+      </w:r>
+      <w:r>
+        <w:t xml:space="preserve">was calculated for each population versus Turkey. The</w:t>
+      </w:r>
+      <w:r>
+        <w:t xml:space="preserve"> </w:t>
+      </w:r>
+      <w:r>
+        <w:t xml:space="preserve">“</w:t>
+      </w:r>
+      <w:r>
+        <w:t xml:space="preserve">number of outliers represents</w:t>
+      </w:r>
+      <w:r>
+        <w:t xml:space="preserve">”</w:t>
+      </w:r>
+      <w:r>
+        <w:t xml:space="preserve"> </w:t>
+      </w:r>
+      <w:r>
+        <w:t xml:space="preserve">the number of</w:t>
+      </w:r>
+      <w:r>
+        <w:t xml:space="preserve"> </w:t>
+      </w:r>
+      <w:r>
+        <w:rPr>
+          <w:i/>
+        </w:rPr>
+        <w:t xml:space="preserve">populations</w:t>
+      </w:r>
+      <w:r>
+        <w:t xml:space="preserve"> </w:t>
+      </w:r>
+      <w:r>
+        <w:t xml:space="preserve">in which each region was detected as an outlier.</w:t>
+      </w:r>
+    </w:p>
+    <w:p>
+      <w:pPr>
+        <w:pStyle w:val="BodyText"/>
+      </w:pPr>
+    </w:p>
+    <w:p>
+      <w:pPr>
+        <w:pStyle w:val="BodyText"/>
       </w:pPr>
       <w:r>
         <w:drawing>
@@ -115,10 +244,15 @@
       <w:pPr>
         <w:pStyle w:val="BodyText"/>
       </w:pPr>
+    </w:p>
+    <w:p>
+      <w:pPr>
+        <w:pStyle w:val="BodyText"/>
+      </w:pPr>
       <w:r>
         <w:drawing>
           <wp:inline>
-            <wp:extent cx="5334000" cy="9144000"/>
+            <wp:extent cx="5334000" cy="7620000"/>
             <wp:effectExtent b="0" l="0" r="0" t="0"/>
             <wp:docPr descr="" id="1" name="Picture"/>
             <a:graphic>
@@ -139,7 +273,7 @@
                   <pic:spPr bwMode="auto">
                     <a:xfrm>
                       <a:off x="0" y="0"/>
-                      <a:ext cx="5334000" cy="9144000"/>
+                      <a:ext cx="5334000" cy="7620000"/>
                     </a:xfrm>
                     <a:prstGeom prst="rect">
                       <a:avLst/>
@@ -157,9 +291,11 @@
           </wp:inline>
         </w:drawing>
       </w:r>
-      <w:r>
-        <w:t xml:space="preserve"> </w:t>
-      </w:r>
+    </w:p>
+    <w:p>
+      <w:pPr>
+        <w:pStyle w:val="BodyText"/>
+      </w:pPr>
       <w:r>
         <w:rPr>
           <w:b/>
@@ -186,6 +322,11 @@
       <w:r>
         <w:t xml:space="preserve">= 2 to 10 in European Great tit populations.</w:t>
       </w:r>
+    </w:p>
+    <w:p>
+      <w:pPr>
+        <w:pStyle w:val="BodyText"/>
+      </w:pPr>
     </w:p>
     <w:p>
       <w:pPr>
@@ -269,6 +410,11 @@
       <w:pPr>
         <w:pStyle w:val="BodyText"/>
       </w:pPr>
+    </w:p>
+    <w:p>
+      <w:pPr>
+        <w:pStyle w:val="BodyText"/>
+      </w:pPr>
       <w:r>
         <w:drawing>
           <wp:inline>
@@ -333,15 +479,11 @@
       <w:pPr>
         <w:pStyle w:val="BodyText"/>
       </w:pPr>
-      <w:r>
-        <w:rPr>
-          <w:b/>
-        </w:rPr>
-        <w:t xml:space="preserve">Figure S5</w:t>
-      </w:r>
-      <w:r>
-        <w:t xml:space="preserve"> </w:t>
-      </w:r>
+    </w:p>
+    <w:p>
+      <w:pPr>
+        <w:pStyle w:val="BodyText"/>
+      </w:pPr>
       <w:r>
         <w:drawing>
           <wp:inline>
@@ -594,7 +736,7 @@
     </w:lvl>
   </w:abstractNum>
   <w:abstractNum w:abstractNumId="990">
-    <w:nsid w:val="fbb8c3f7"/>
+    <w:nsid w:val="4bd19219"/>
     <w:multiLevelType w:val="multilevel"/>
     <w:lvl w:ilvl="0">
       <w:numFmt w:val="bullet"/>

--- a/Manuscript/SpurginBosse_Hapmap_SOM.docx
+++ b/Manuscript/SpurginBosse_Hapmap_SOM.docx
@@ -162,7 +162,7 @@
           <wp:inline>
             <wp:extent cx="5334000" cy="5334000"/>
             <wp:effectExtent b="0" l="0" r="0" t="0"/>
-            <wp:docPr descr="" id="1" name="Picture"/>
+            <wp:docPr descr="" title="" id="1" name="Picture"/>
             <a:graphic>
               <a:graphicData uri="http://schemas.openxmlformats.org/drawingml/2006/picture">
                 <pic:pic>
@@ -252,9 +252,9 @@
       <w:r>
         <w:drawing>
           <wp:inline>
-            <wp:extent cx="5334000" cy="7620000"/>
+            <wp:extent cx="5334000" cy="5334000"/>
             <wp:effectExtent b="0" l="0" r="0" t="0"/>
-            <wp:docPr descr="" id="1" name="Picture"/>
+            <wp:docPr descr="" title="" id="1" name="Picture"/>
             <a:graphic>
               <a:graphicData uri="http://schemas.openxmlformats.org/drawingml/2006/picture">
                 <pic:pic>
@@ -266,6 +266,101 @@
                   </pic:nvPicPr>
                   <pic:blipFill>
                     <a:blip r:embed="rId23"/>
+                    <a:stretch>
+                      <a:fillRect/>
+                    </a:stretch>
+                  </pic:blipFill>
+                  <pic:spPr bwMode="auto">
+                    <a:xfrm>
+                      <a:off x="0" y="0"/>
+                      <a:ext cx="5334000" cy="5334000"/>
+                    </a:xfrm>
+                    <a:prstGeom prst="rect">
+                      <a:avLst/>
+                    </a:prstGeom>
+                    <a:noFill/>
+                    <a:ln w="9525">
+                      <a:noFill/>
+                      <a:headEnd/>
+                      <a:tailEnd/>
+                    </a:ln>
+                  </pic:spPr>
+                </pic:pic>
+              </a:graphicData>
+            </a:graphic>
+          </wp:inline>
+        </w:drawing>
+      </w:r>
+    </w:p>
+    <w:p>
+      <w:pPr>
+        <w:pStyle w:val="BodyText"/>
+      </w:pPr>
+      <w:r>
+        <w:rPr>
+          <w:b/>
+        </w:rPr>
+        <w:t xml:space="preserve">Figure S2</w:t>
+      </w:r>
+      <w:r>
+        <w:t xml:space="preserve"> </w:t>
+      </w:r>
+      <w:r>
+        <w:t xml:space="preserve">Pairwise</w:t>
+      </w:r>
+      <w:r>
+        <w:t xml:space="preserve"> </w:t>
+      </w:r>
+      <m:oMath>
+        <m:sSub>
+          <m:e>
+            <m:r>
+              <m:t>F</m:t>
+            </m:r>
+          </m:e>
+          <m:sub>
+            <m:r>
+              <m:t>S</m:t>
+            </m:r>
+            <m:r>
+              <m:t>T</m:t>
+            </m:r>
+          </m:sub>
+        </m:sSub>
+      </m:oMath>
+      <w:r>
+        <w:t xml:space="preserve"> </w:t>
+      </w:r>
+      <w:r>
+        <w:t xml:space="preserve">in relation to geographic distance among European great tit populations. Pairwise comparisons involving the island populations of Corsica, Sardinia and Crete are coloured in dark blue.</w:t>
+      </w:r>
+    </w:p>
+    <w:p>
+      <w:pPr>
+        <w:pStyle w:val="BodyText"/>
+      </w:pPr>
+    </w:p>
+    <w:p>
+      <w:pPr>
+        <w:pStyle w:val="BodyText"/>
+      </w:pPr>
+      <w:r>
+        <w:drawing>
+          <wp:inline>
+            <wp:extent cx="5334000" cy="7620000"/>
+            <wp:effectExtent b="0" l="0" r="0" t="0"/>
+            <wp:docPr descr="" title="" id="1" name="Picture"/>
+            <a:graphic>
+              <a:graphicData uri="http://schemas.openxmlformats.org/drawingml/2006/picture">
+                <pic:pic>
+                  <pic:nvPicPr>
+                    <pic:cNvPr descr="SpurginBosse_Hapmap_SOM_files/figure-docx/FigS3-1.png" id="0" name="Picture"/>
+                    <pic:cNvPicPr>
+                      <a:picLocks noChangeArrowheads="1" noChangeAspect="1"/>
+                    </pic:cNvPicPr>
+                  </pic:nvPicPr>
+                  <pic:blipFill>
+                    <a:blip r:embed="rId24"/>
                     <a:stretch>
                       <a:fillRect/>
                     </a:stretch>
@@ -300,7 +395,7 @@
         <w:rPr>
           <w:b/>
         </w:rPr>
-        <w:t xml:space="preserve">Figure S2</w:t>
+        <w:t xml:space="preserve">Figure S3</w:t>
       </w:r>
       <w:r>
         <w:t xml:space="preserve"> </w:t>
@@ -337,95 +432,12 @@
           <wp:inline>
             <wp:extent cx="5334000" cy="5334000"/>
             <wp:effectExtent b="0" l="0" r="0" t="0"/>
-            <wp:docPr descr="" id="1" name="Picture"/>
+            <wp:docPr descr="" title="" id="1" name="Picture"/>
             <a:graphic>
               <a:graphicData uri="http://schemas.openxmlformats.org/drawingml/2006/picture">
                 <pic:pic>
                   <pic:nvPicPr>
-                    <pic:cNvPr descr="SpurginBosse_Hapmap_SOM_files/figure-docx/FigS3-1.png" id="0" name="Picture"/>
-                    <pic:cNvPicPr>
-                      <a:picLocks noChangeArrowheads="1" noChangeAspect="1"/>
-                    </pic:cNvPicPr>
-                  </pic:nvPicPr>
-                  <pic:blipFill>
-                    <a:blip r:embed="rId24"/>
-                    <a:stretch>
-                      <a:fillRect/>
-                    </a:stretch>
-                  </pic:blipFill>
-                  <pic:spPr bwMode="auto">
-                    <a:xfrm>
-                      <a:off x="0" y="0"/>
-                      <a:ext cx="5334000" cy="5334000"/>
-                    </a:xfrm>
-                    <a:prstGeom prst="rect">
-                      <a:avLst/>
-                    </a:prstGeom>
-                    <a:noFill/>
-                    <a:ln w="9525">
-                      <a:noFill/>
-                      <a:headEnd/>
-                      <a:tailEnd/>
-                    </a:ln>
-                  </pic:spPr>
-                </pic:pic>
-              </a:graphicData>
-            </a:graphic>
-          </wp:inline>
-        </w:drawing>
-      </w:r>
-    </w:p>
-    <w:p>
-      <w:pPr>
-        <w:pStyle w:val="BodyText"/>
-      </w:pPr>
-      <w:r>
-        <w:rPr>
-          <w:b/>
-        </w:rPr>
-        <w:t xml:space="preserve">Figure S3</w:t>
-      </w:r>
-      <w:r>
-        <w:t xml:space="preserve"> </w:t>
-      </w:r>
-      <w:r>
-        <w:t xml:space="preserve">Cross-validation error from admixture analyses at</w:t>
-      </w:r>
-      <w:r>
-        <w:t xml:space="preserve"> </w:t>
-      </w:r>
-      <m:oMath>
-        <m:r>
-          <m:t>K</m:t>
-        </m:r>
-      </m:oMath>
-      <w:r>
-        <w:t xml:space="preserve"> </w:t>
-      </w:r>
-      <w:r>
-        <w:t xml:space="preserve">= 1 to 10.</w:t>
-      </w:r>
-    </w:p>
-    <w:p>
-      <w:pPr>
-        <w:pStyle w:val="BodyText"/>
-      </w:pPr>
-    </w:p>
-    <w:p>
-      <w:pPr>
-        <w:pStyle w:val="BodyText"/>
-      </w:pPr>
-      <w:r>
-        <w:drawing>
-          <wp:inline>
-            <wp:extent cx="5334000" cy="5334000"/>
-            <wp:effectExtent b="0" l="0" r="0" t="0"/>
-            <wp:docPr descr="" id="1" name="Picture"/>
-            <a:graphic>
-              <a:graphicData uri="http://schemas.openxmlformats.org/drawingml/2006/picture">
-                <pic:pic>
-                  <pic:nvPicPr>
-                    <pic:cNvPr descr="SpurginBosse_Hapmap_SOM_files/figure-docx/Fig%20S4-1.png" id="0" name="Picture"/>
+                    <pic:cNvPr descr="SpurginBosse_Hapmap_SOM_files/figure-docx/FigS4-1.png" id="0" name="Picture"/>
                     <pic:cNvPicPr>
                       <a:picLocks noChangeArrowheads="1" noChangeAspect="1"/>
                     </pic:cNvPicPr>
@@ -472,7 +484,21 @@
         <w:t xml:space="preserve"> </w:t>
       </w:r>
       <w:r>
-        <w:t xml:space="preserve">Proportion of relatedness explained among populations in relation to the number of migration events allowed in Treemix analyses.</w:t>
+        <w:t xml:space="preserve">Cross-validation error from admixture analyses at</w:t>
+      </w:r>
+      <w:r>
+        <w:t xml:space="preserve"> </w:t>
+      </w:r>
+      <m:oMath>
+        <m:r>
+          <m:t>K</m:t>
+        </m:r>
+      </m:oMath>
+      <w:r>
+        <w:t xml:space="preserve"> </w:t>
+      </w:r>
+      <w:r>
+        <w:t xml:space="preserve">= 1 to 10.</w:t>
       </w:r>
     </w:p>
     <w:p>
@@ -487,20 +513,89 @@
       <w:r>
         <w:drawing>
           <wp:inline>
-            <wp:extent cx="5334000" cy="4000500"/>
+            <wp:extent cx="5334000" cy="5334000"/>
             <wp:effectExtent b="0" l="0" r="0" t="0"/>
-            <wp:docPr descr="" id="1" name="Picture"/>
+            <wp:docPr descr="" title="" id="1" name="Picture"/>
             <a:graphic>
               <a:graphicData uri="http://schemas.openxmlformats.org/drawingml/2006/picture">
                 <pic:pic>
                   <pic:nvPicPr>
-                    <pic:cNvPr descr="SpurginBosse_Hapmap_SOM_files/figure-docx/Figure%20S5-1.png" id="0" name="Picture"/>
+                    <pic:cNvPr descr="SpurginBosse_Hapmap_SOM_files/figure-docx/Fig%20S5-1.png" id="0" name="Picture"/>
                     <pic:cNvPicPr>
                       <a:picLocks noChangeArrowheads="1" noChangeAspect="1"/>
                     </pic:cNvPicPr>
                   </pic:nvPicPr>
                   <pic:blipFill>
                     <a:blip r:embed="rId26"/>
+                    <a:stretch>
+                      <a:fillRect/>
+                    </a:stretch>
+                  </pic:blipFill>
+                  <pic:spPr bwMode="auto">
+                    <a:xfrm>
+                      <a:off x="0" y="0"/>
+                      <a:ext cx="5334000" cy="5334000"/>
+                    </a:xfrm>
+                    <a:prstGeom prst="rect">
+                      <a:avLst/>
+                    </a:prstGeom>
+                    <a:noFill/>
+                    <a:ln w="9525">
+                      <a:noFill/>
+                      <a:headEnd/>
+                      <a:tailEnd/>
+                    </a:ln>
+                  </pic:spPr>
+                </pic:pic>
+              </a:graphicData>
+            </a:graphic>
+          </wp:inline>
+        </w:drawing>
+      </w:r>
+    </w:p>
+    <w:p>
+      <w:pPr>
+        <w:pStyle w:val="BodyText"/>
+      </w:pPr>
+      <w:r>
+        <w:rPr>
+          <w:b/>
+        </w:rPr>
+        <w:t xml:space="preserve">Figure S5</w:t>
+      </w:r>
+      <w:r>
+        <w:t xml:space="preserve"> </w:t>
+      </w:r>
+      <w:r>
+        <w:t xml:space="preserve">Proportion of relatedness explained among populations in relation to the number of migration events allowed in Treemix analyses.</w:t>
+      </w:r>
+    </w:p>
+    <w:p>
+      <w:pPr>
+        <w:pStyle w:val="BodyText"/>
+      </w:pPr>
+    </w:p>
+    <w:p>
+      <w:pPr>
+        <w:pStyle w:val="BodyText"/>
+      </w:pPr>
+      <w:r>
+        <w:drawing>
+          <wp:inline>
+            <wp:extent cx="5334000" cy="4000500"/>
+            <wp:effectExtent b="0" l="0" r="0" t="0"/>
+            <wp:docPr descr="" title="" id="1" name="Picture"/>
+            <a:graphic>
+              <a:graphicData uri="http://schemas.openxmlformats.org/drawingml/2006/picture">
+                <pic:pic>
+                  <pic:nvPicPr>
+                    <pic:cNvPr descr="SpurginBosse_Hapmap_SOM_files/figure-docx/Figure%20S6-1.png" id="0" name="Picture"/>
+                    <pic:cNvPicPr>
+                      <a:picLocks noChangeArrowheads="1" noChangeAspect="1"/>
+                    </pic:cNvPicPr>
+                  </pic:nvPicPr>
+                  <pic:blipFill>
+                    <a:blip r:embed="rId27"/>
                     <a:stretch>
                       <a:fillRect/>
                     </a:stretch>
@@ -535,7 +630,7 @@
         <w:rPr>
           <w:b/>
         </w:rPr>
-        <w:t xml:space="preserve">Figure S5</w:t>
+        <w:t xml:space="preserve">Figure S6</w:t>
       </w:r>
       <w:r>
         <w:t xml:space="preserve"> </w:t>
@@ -736,7 +831,7 @@
     </w:lvl>
   </w:abstractNum>
   <w:abstractNum w:abstractNumId="990">
-    <w:nsid w:val="4bd19219"/>
+    <w:nsid w:val="a6ca5ca0"/>
     <w:multiLevelType w:val="multilevel"/>
     <w:lvl w:ilvl="0">
       <w:numFmt w:val="bullet"/>

--- a/Manuscript/SpurginBosse_Hapmap_SOM.docx
+++ b/Manuscript/SpurginBosse_Hapmap_SOM.docx
@@ -6,7 +6,7 @@
       <w:pPr>
         <w:pStyle w:val="Heading1"/>
       </w:pPr>
-      <w:bookmarkStart w:id="21" w:name="supplementary-material-for-a-continental-scale-analysis-of-genomic-variation-in-a-songbird"/>
+      <w:bookmarkStart w:id="21" w:name="supplementary-material-for-the-great-tit-hapmap-project-a-continental-scale-analysis-of-genomic-variation-in-a-songbird"/>
       <w:bookmarkEnd w:id="21"/>
       <w:r>
         <w:t xml:space="preserve">Supplementary material for</w:t>
@@ -18,7 +18,7 @@
         <w:t xml:space="preserve">“</w:t>
       </w:r>
       <w:r>
-        <w:t xml:space="preserve">A continental-scale analysis of genomic variation in a songbird</w:t>
+        <w:t xml:space="preserve">The great tit HapMap project: a continental-scale analysis of genomic variation in a songbird</w:t>
       </w:r>
       <w:r>
         <w:t xml:space="preserve">”</w:t>
@@ -513,6 +513,75 @@
       <w:r>
         <w:drawing>
           <wp:inline>
+            <wp:extent cx="5334000" cy="7467600"/>
+            <wp:effectExtent b="0" l="0" r="0" t="0"/>
+            <wp:docPr descr="" title="" id="1" name="Picture"/>
+            <a:graphic>
+              <a:graphicData uri="http://schemas.openxmlformats.org/drawingml/2006/picture">
+                <pic:pic>
+                  <pic:nvPicPr>
+                    <pic:cNvPr descr="SpurginBosse_Hapmap_SOM_files/figure-docx/FigS5-1.png" id="0" name="Picture"/>
+                    <pic:cNvPicPr>
+                      <a:picLocks noChangeArrowheads="1" noChangeAspect="1"/>
+                    </pic:cNvPicPr>
+                  </pic:nvPicPr>
+                  <pic:blipFill>
+                    <a:blip r:embed="rId26"/>
+                    <a:stretch>
+                      <a:fillRect/>
+                    </a:stretch>
+                  </pic:blipFill>
+                  <pic:spPr bwMode="auto">
+                    <a:xfrm>
+                      <a:off x="0" y="0"/>
+                      <a:ext cx="5334000" cy="7467600"/>
+                    </a:xfrm>
+                    <a:prstGeom prst="rect">
+                      <a:avLst/>
+                    </a:prstGeom>
+                    <a:noFill/>
+                    <a:ln w="9525">
+                      <a:noFill/>
+                      <a:headEnd/>
+                      <a:tailEnd/>
+                    </a:ln>
+                  </pic:spPr>
+                </pic:pic>
+              </a:graphicData>
+            </a:graphic>
+          </wp:inline>
+        </w:drawing>
+      </w:r>
+    </w:p>
+    <w:p>
+      <w:pPr>
+        <w:pStyle w:val="BodyText"/>
+      </w:pPr>
+      <w:r>
+        <w:rPr>
+          <w:b/>
+        </w:rPr>
+        <w:t xml:space="preserve">Figure S5</w:t>
+      </w:r>
+      <w:r>
+        <w:t xml:space="preserve"> </w:t>
+      </w:r>
+      <w:r>
+        <w:t xml:space="preserve">Results from PCA analysis of European great tit populations.</w:t>
+      </w:r>
+    </w:p>
+    <w:p>
+      <w:pPr>
+        <w:pStyle w:val="BodyText"/>
+      </w:pPr>
+    </w:p>
+    <w:p>
+      <w:pPr>
+        <w:pStyle w:val="BodyText"/>
+      </w:pPr>
+      <w:r>
+        <w:drawing>
+          <wp:inline>
             <wp:extent cx="5334000" cy="5334000"/>
             <wp:effectExtent b="0" l="0" r="0" t="0"/>
             <wp:docPr descr="" title="" id="1" name="Picture"/>
@@ -520,13 +589,13 @@
               <a:graphicData uri="http://schemas.openxmlformats.org/drawingml/2006/picture">
                 <pic:pic>
                   <pic:nvPicPr>
-                    <pic:cNvPr descr="SpurginBosse_Hapmap_SOM_files/figure-docx/Fig%20S5-1.png" id="0" name="Picture"/>
+                    <pic:cNvPr descr="SpurginBosse_Hapmap_SOM_files/figure-docx/Fig%20S6-1.png" id="0" name="Picture"/>
                     <pic:cNvPicPr>
                       <a:picLocks noChangeArrowheads="1" noChangeAspect="1"/>
                     </pic:cNvPicPr>
                   </pic:nvPicPr>
                   <pic:blipFill>
-                    <a:blip r:embed="rId26"/>
+                    <a:blip r:embed="rId27"/>
                     <a:stretch>
                       <a:fillRect/>
                     </a:stretch>
@@ -561,7 +630,7 @@
         <w:rPr>
           <w:b/>
         </w:rPr>
-        <w:t xml:space="preserve">Figure S5</w:t>
+        <w:t xml:space="preserve">Figure S6</w:t>
       </w:r>
       <w:r>
         <w:t xml:space="preserve"> </w:t>
@@ -595,7 +664,7 @@
                     </pic:cNvPicPr>
                   </pic:nvPicPr>
                   <pic:blipFill>
-                    <a:blip r:embed="rId27"/>
+                    <a:blip r:embed="rId28"/>
                     <a:stretch>
                       <a:fillRect/>
                     </a:stretch>
@@ -630,7 +699,7 @@
         <w:rPr>
           <w:b/>
         </w:rPr>
-        <w:t xml:space="preserve">Figure S6</w:t>
+        <w:t xml:space="preserve">Figure S7</w:t>
       </w:r>
       <w:r>
         <w:t xml:space="preserve"> </w:t>
@@ -723,6 +792,93 @@
         <w:t xml:space="preserve">&gt; 10) shared across more than two comparisons (solid red lines), or unique to one or two comparisons (dashed red lines).</w:t>
       </w:r>
     </w:p>
+    <w:p>
+      <w:pPr>
+        <w:pStyle w:val="BodyText"/>
+      </w:pPr>
+    </w:p>
+    <w:p>
+      <w:pPr>
+        <w:pStyle w:val="BodyText"/>
+      </w:pPr>
+    </w:p>
+    <w:p>
+      <w:pPr>
+        <w:pStyle w:val="BodyText"/>
+      </w:pPr>
+      <w:r>
+        <w:rPr>
+          <w:b/>
+        </w:rPr>
+        <w:t xml:space="preserve">Figure S8</w:t>
+      </w:r>
+      <w:r>
+        <w:t xml:space="preserve"> </w:t>
+      </w:r>
+      <w:r>
+        <w:t xml:space="preserve">Haplotype structure underlying regions of high differentiation.</w:t>
+      </w:r>
+      <w:r>
+        <w:t xml:space="preserve"> </w:t>
+      </w:r>
+      <w:r>
+        <w:rPr>
+          <w:b/>
+        </w:rPr>
+        <w:t xml:space="preserve">A</w:t>
+      </w:r>
+      <w:r>
+        <w:t xml:space="preserve"> </w:t>
+      </w:r>
+      <w:r>
+        <w:t xml:space="preserve">IBS clustering of all European haplotypes in the region containing a signal of high differentiation with Turkey specific to the Oulu population. The red arrow indicates the haplotype at highest frequency in Oulu. Colour indicates IBS similarity (range 0:white - 1: dark blue).</w:t>
+      </w:r>
+      <w:r>
+        <w:t xml:space="preserve"> </w:t>
+      </w:r>
+      <w:r>
+        <w:rPr>
+          <w:b/>
+        </w:rPr>
+        <w:t xml:space="preserve">B</w:t>
+      </w:r>
+      <w:r>
+        <w:t xml:space="preserve"> </w:t>
+      </w:r>
+      <w:r>
+        <w:t xml:space="preserve">IBS clustering of all European haplotypes in the region on chromosome 2 containing a signal of high differentiation with Turkey in multiple populations.</w:t>
+      </w:r>
+      <w:r>
+        <w:t xml:space="preserve"> </w:t>
+      </w:r>
+      <w:r>
+        <w:rPr>
+          <w:b/>
+        </w:rPr>
+        <w:t xml:space="preserve">C</w:t>
+      </w:r>
+      <w:r>
+        <w:t xml:space="preserve"> </w:t>
+      </w:r>
+      <w:r>
+        <w:t xml:space="preserve">Frequency of all identified haplotypes within each population. The red arrow indicates the high-frequency haplotype within Oulu.</w:t>
+      </w:r>
+      <w:r>
+        <w:t xml:space="preserve"> </w:t>
+      </w:r>
+      <w:r>
+        <w:rPr>
+          <w:b/>
+        </w:rPr>
+        <w:t xml:space="preserve">D</w:t>
+      </w:r>
+      <w:r>
+        <w:t xml:space="preserve"> </w:t>
+      </w:r>
+      <w:r>
+        <w:t xml:space="preserve">Frequency of all identified haplotypes spanning the region on chromosome 2 within each population.</w:t>
+      </w:r>
+    </w:p>
     <w:sectPr/>
   </w:body>
 </w:document>
@@ -831,7 +987,7 @@
     </w:lvl>
   </w:abstractNum>
   <w:abstractNum w:abstractNumId="990">
-    <w:nsid w:val="a6ca5ca0"/>
+    <w:nsid w:val="a87268c0"/>
     <w:multiLevelType w:val="multilevel"/>
     <w:lvl w:ilvl="0">
       <w:numFmt w:val="bullet"/>

--- a/Manuscript/SpurginBosse_Hapmap_SOM.docx
+++ b/Manuscript/SpurginBosse_Hapmap_SOM.docx
@@ -5,9 +5,17 @@
     <w:p>
       <w:pPr>
         <w:pStyle w:val="Heading1"/>
+        <w:rPr>
+          <w:sz w:val="28"/>
+          <w:szCs w:val="28"/>
+        </w:rPr>
       </w:pPr>
       <w:bookmarkStart w:id="0" w:name="supplementary-material-for-the-great-tit"/>
       <w:r>
+        <w:rPr>
+          <w:sz w:val="28"/>
+          <w:szCs w:val="28"/>
+        </w:rPr>
         <w:t>Supplementary material for “The great tit HapMap project: a continental-scale analysis of genomic variation in a songbird”</w:t>
       </w:r>
       <w:bookmarkEnd w:id="0"/>
@@ -33,12 +41,12 @@
         <w:tblLook w:val="07E0" w:firstRow="1" w:lastRow="1" w:firstColumn="1" w:lastColumn="1" w:noHBand="1" w:noVBand="1"/>
       </w:tblPr>
       <w:tblGrid>
-        <w:gridCol w:w="729"/>
-        <w:gridCol w:w="3105"/>
-        <w:gridCol w:w="2559"/>
-        <w:gridCol w:w="482"/>
-        <w:gridCol w:w="1074"/>
-        <w:gridCol w:w="1256"/>
+        <w:gridCol w:w="601"/>
+        <w:gridCol w:w="2383"/>
+        <w:gridCol w:w="1973"/>
+        <w:gridCol w:w="416"/>
+        <w:gridCol w:w="860"/>
+        <w:gridCol w:w="996"/>
       </w:tblGrid>
       <w:tr>
         <w:tc>
@@ -52,9 +60,18 @@
           <w:p>
             <w:pPr>
               <w:pStyle w:val="Compact"/>
-              <w:jc w:val="right"/>
-            </w:pPr>
-            <w:r>
+              <w:spacing w:line="240" w:lineRule="auto"/>
+              <w:jc w:val="right"/>
+              <w:rPr>
+                <w:sz w:val="18"/>
+                <w:szCs w:val="18"/>
+              </w:rPr>
+            </w:pPr>
+            <w:r>
+              <w:rPr>
+                <w:sz w:val="18"/>
+                <w:szCs w:val="18"/>
+              </w:rPr>
               <w:t>Code</w:t>
             </w:r>
           </w:p>
@@ -70,8 +87,17 @@
           <w:p>
             <w:pPr>
               <w:pStyle w:val="Compact"/>
-            </w:pPr>
-            <w:r>
+              <w:spacing w:line="240" w:lineRule="auto"/>
+              <w:rPr>
+                <w:sz w:val="18"/>
+                <w:szCs w:val="18"/>
+              </w:rPr>
+            </w:pPr>
+            <w:r>
+              <w:rPr>
+                <w:sz w:val="18"/>
+                <w:szCs w:val="18"/>
+              </w:rPr>
               <w:t>Population</w:t>
             </w:r>
           </w:p>
@@ -87,8 +113,17 @@
           <w:p>
             <w:pPr>
               <w:pStyle w:val="Compact"/>
-            </w:pPr>
-            <w:r>
+              <w:spacing w:line="240" w:lineRule="auto"/>
+              <w:rPr>
+                <w:sz w:val="18"/>
+                <w:szCs w:val="18"/>
+              </w:rPr>
+            </w:pPr>
+            <w:r>
+              <w:rPr>
+                <w:sz w:val="18"/>
+                <w:szCs w:val="18"/>
+              </w:rPr>
               <w:t>Region</w:t>
             </w:r>
           </w:p>
@@ -104,9 +139,18 @@
           <w:p>
             <w:pPr>
               <w:pStyle w:val="Compact"/>
-              <w:jc w:val="right"/>
-            </w:pPr>
-            <w:r>
+              <w:spacing w:line="240" w:lineRule="auto"/>
+              <w:jc w:val="right"/>
+              <w:rPr>
+                <w:sz w:val="18"/>
+                <w:szCs w:val="18"/>
+              </w:rPr>
+            </w:pPr>
+            <w:r>
+              <w:rPr>
+                <w:sz w:val="18"/>
+                <w:szCs w:val="18"/>
+              </w:rPr>
               <w:t>N</w:t>
             </w:r>
           </w:p>
@@ -122,9 +166,18 @@
           <w:p>
             <w:pPr>
               <w:pStyle w:val="Compact"/>
-              <w:jc w:val="right"/>
-            </w:pPr>
-            <w:r>
+              <w:spacing w:line="240" w:lineRule="auto"/>
+              <w:jc w:val="right"/>
+              <w:rPr>
+                <w:sz w:val="18"/>
+                <w:szCs w:val="18"/>
+              </w:rPr>
+            </w:pPr>
+            <w:r>
+              <w:rPr>
+                <w:sz w:val="18"/>
+                <w:szCs w:val="18"/>
+              </w:rPr>
               <w:t>Latitude</w:t>
             </w:r>
           </w:p>
@@ -140,9 +193,18 @@
           <w:p>
             <w:pPr>
               <w:pStyle w:val="Compact"/>
-              <w:jc w:val="right"/>
-            </w:pPr>
-            <w:r>
+              <w:spacing w:line="240" w:lineRule="auto"/>
+              <w:jc w:val="right"/>
+              <w:rPr>
+                <w:sz w:val="18"/>
+                <w:szCs w:val="18"/>
+              </w:rPr>
+            </w:pPr>
+            <w:r>
+              <w:rPr>
+                <w:sz w:val="18"/>
+                <w:szCs w:val="18"/>
+              </w:rPr>
               <w:t>Longitude</w:t>
             </w:r>
           </w:p>
@@ -156,9 +218,18 @@
           <w:p>
             <w:pPr>
               <w:pStyle w:val="Compact"/>
-              <w:jc w:val="right"/>
-            </w:pPr>
-            <w:r>
+              <w:spacing w:line="240" w:lineRule="auto"/>
+              <w:jc w:val="right"/>
+              <w:rPr>
+                <w:sz w:val="18"/>
+                <w:szCs w:val="18"/>
+              </w:rPr>
+            </w:pPr>
+            <w:r>
+              <w:rPr>
+                <w:sz w:val="18"/>
+                <w:szCs w:val="18"/>
+              </w:rPr>
               <w:t>1</w:t>
             </w:r>
           </w:p>
@@ -170,8 +241,17 @@
           <w:p>
             <w:pPr>
               <w:pStyle w:val="Compact"/>
-            </w:pPr>
-            <w:r>
+              <w:spacing w:line="240" w:lineRule="auto"/>
+              <w:rPr>
+                <w:sz w:val="18"/>
+                <w:szCs w:val="18"/>
+              </w:rPr>
+            </w:pPr>
+            <w:r>
+              <w:rPr>
+                <w:sz w:val="18"/>
+                <w:szCs w:val="18"/>
+              </w:rPr>
               <w:t>Loch_Lomond_Scotland</w:t>
             </w:r>
           </w:p>
@@ -183,8 +263,17 @@
           <w:p>
             <w:pPr>
               <w:pStyle w:val="Compact"/>
-            </w:pPr>
-            <w:r>
+              <w:spacing w:line="240" w:lineRule="auto"/>
+              <w:rPr>
+                <w:sz w:val="18"/>
+                <w:szCs w:val="18"/>
+              </w:rPr>
+            </w:pPr>
+            <w:r>
+              <w:rPr>
+                <w:sz w:val="18"/>
+                <w:szCs w:val="18"/>
+              </w:rPr>
               <w:t>Scotland</w:t>
             </w:r>
           </w:p>
@@ -196,9 +285,18 @@
           <w:p>
             <w:pPr>
               <w:pStyle w:val="Compact"/>
-              <w:jc w:val="right"/>
-            </w:pPr>
-            <w:r>
+              <w:spacing w:line="240" w:lineRule="auto"/>
+              <w:jc w:val="right"/>
+              <w:rPr>
+                <w:sz w:val="18"/>
+                <w:szCs w:val="18"/>
+              </w:rPr>
+            </w:pPr>
+            <w:r>
+              <w:rPr>
+                <w:sz w:val="18"/>
+                <w:szCs w:val="18"/>
+              </w:rPr>
               <w:t>21</w:t>
             </w:r>
           </w:p>
@@ -210,9 +308,18 @@
           <w:p>
             <w:pPr>
               <w:pStyle w:val="Compact"/>
-              <w:jc w:val="right"/>
-            </w:pPr>
-            <w:r>
+              <w:spacing w:line="240" w:lineRule="auto"/>
+              <w:jc w:val="right"/>
+              <w:rPr>
+                <w:sz w:val="18"/>
+                <w:szCs w:val="18"/>
+              </w:rPr>
+            </w:pPr>
+            <w:r>
+              <w:rPr>
+                <w:sz w:val="18"/>
+                <w:szCs w:val="18"/>
+              </w:rPr>
               <w:t>56.108</w:t>
             </w:r>
           </w:p>
@@ -224,9 +331,18 @@
           <w:p>
             <w:pPr>
               <w:pStyle w:val="Compact"/>
-              <w:jc w:val="right"/>
-            </w:pPr>
-            <w:r>
+              <w:spacing w:line="240" w:lineRule="auto"/>
+              <w:jc w:val="right"/>
+              <w:rPr>
+                <w:sz w:val="18"/>
+                <w:szCs w:val="18"/>
+              </w:rPr>
+            </w:pPr>
+            <w:r>
+              <w:rPr>
+                <w:sz w:val="18"/>
+                <w:szCs w:val="18"/>
+              </w:rPr>
               <w:t>-4.562</w:t>
             </w:r>
           </w:p>
@@ -240,9 +356,18 @@
           <w:p>
             <w:pPr>
               <w:pStyle w:val="Compact"/>
-              <w:jc w:val="right"/>
-            </w:pPr>
-            <w:r>
+              <w:spacing w:line="240" w:lineRule="auto"/>
+              <w:jc w:val="right"/>
+              <w:rPr>
+                <w:sz w:val="18"/>
+                <w:szCs w:val="18"/>
+              </w:rPr>
+            </w:pPr>
+            <w:r>
+              <w:rPr>
+                <w:sz w:val="18"/>
+                <w:szCs w:val="18"/>
+              </w:rPr>
               <w:t>2</w:t>
             </w:r>
           </w:p>
@@ -254,8 +379,17 @@
           <w:p>
             <w:pPr>
               <w:pStyle w:val="Compact"/>
-            </w:pPr>
-            <w:r>
+              <w:spacing w:line="240" w:lineRule="auto"/>
+              <w:rPr>
+                <w:sz w:val="18"/>
+                <w:szCs w:val="18"/>
+              </w:rPr>
+            </w:pPr>
+            <w:r>
+              <w:rPr>
+                <w:sz w:val="18"/>
+                <w:szCs w:val="18"/>
+              </w:rPr>
               <w:t>Cambridge_UK</w:t>
             </w:r>
           </w:p>
@@ -267,8 +401,17 @@
           <w:p>
             <w:pPr>
               <w:pStyle w:val="Compact"/>
-            </w:pPr>
-            <w:r>
+              <w:spacing w:line="240" w:lineRule="auto"/>
+              <w:rPr>
+                <w:sz w:val="18"/>
+                <w:szCs w:val="18"/>
+              </w:rPr>
+            </w:pPr>
+            <w:r>
+              <w:rPr>
+                <w:sz w:val="18"/>
+                <w:szCs w:val="18"/>
+              </w:rPr>
               <w:t>England</w:t>
             </w:r>
           </w:p>
@@ -280,9 +423,18 @@
           <w:p>
             <w:pPr>
               <w:pStyle w:val="Compact"/>
-              <w:jc w:val="right"/>
-            </w:pPr>
-            <w:r>
+              <w:spacing w:line="240" w:lineRule="auto"/>
+              <w:jc w:val="right"/>
+              <w:rPr>
+                <w:sz w:val="18"/>
+                <w:szCs w:val="18"/>
+              </w:rPr>
+            </w:pPr>
+            <w:r>
+              <w:rPr>
+                <w:sz w:val="18"/>
+                <w:szCs w:val="18"/>
+              </w:rPr>
               <w:t>28</w:t>
             </w:r>
           </w:p>
@@ -294,9 +446,18 @@
           <w:p>
             <w:pPr>
               <w:pStyle w:val="Compact"/>
-              <w:jc w:val="right"/>
-            </w:pPr>
-            <w:r>
+              <w:spacing w:line="240" w:lineRule="auto"/>
+              <w:jc w:val="right"/>
+              <w:rPr>
+                <w:sz w:val="18"/>
+                <w:szCs w:val="18"/>
+              </w:rPr>
+            </w:pPr>
+            <w:r>
+              <w:rPr>
+                <w:sz w:val="18"/>
+                <w:szCs w:val="18"/>
+              </w:rPr>
               <w:t>52.198</w:t>
             </w:r>
           </w:p>
@@ -308,9 +469,18 @@
           <w:p>
             <w:pPr>
               <w:pStyle w:val="Compact"/>
-              <w:jc w:val="right"/>
-            </w:pPr>
-            <w:r>
+              <w:spacing w:line="240" w:lineRule="auto"/>
+              <w:jc w:val="right"/>
+              <w:rPr>
+                <w:sz w:val="18"/>
+                <w:szCs w:val="18"/>
+              </w:rPr>
+            </w:pPr>
+            <w:r>
+              <w:rPr>
+                <w:sz w:val="18"/>
+                <w:szCs w:val="18"/>
+              </w:rPr>
               <w:t>0.152</w:t>
             </w:r>
           </w:p>
@@ -324,9 +494,18 @@
           <w:p>
             <w:pPr>
               <w:pStyle w:val="Compact"/>
-              <w:jc w:val="right"/>
-            </w:pPr>
-            <w:r>
+              <w:spacing w:line="240" w:lineRule="auto"/>
+              <w:jc w:val="right"/>
+              <w:rPr>
+                <w:sz w:val="18"/>
+                <w:szCs w:val="18"/>
+              </w:rPr>
+            </w:pPr>
+            <w:r>
+              <w:rPr>
+                <w:sz w:val="18"/>
+                <w:szCs w:val="18"/>
+              </w:rPr>
               <w:t>3</w:t>
             </w:r>
           </w:p>
@@ -338,8 +517,17 @@
           <w:p>
             <w:pPr>
               <w:pStyle w:val="Compact"/>
-            </w:pPr>
-            <w:r>
+              <w:spacing w:line="240" w:lineRule="auto"/>
+              <w:rPr>
+                <w:sz w:val="18"/>
+                <w:szCs w:val="18"/>
+              </w:rPr>
+            </w:pPr>
+            <w:r>
+              <w:rPr>
+                <w:sz w:val="18"/>
+                <w:szCs w:val="18"/>
+              </w:rPr>
               <w:t>Wytham_UK</w:t>
             </w:r>
           </w:p>
@@ -351,8 +539,17 @@
           <w:p>
             <w:pPr>
               <w:pStyle w:val="Compact"/>
-            </w:pPr>
-            <w:r>
+              <w:spacing w:line="240" w:lineRule="auto"/>
+              <w:rPr>
+                <w:sz w:val="18"/>
+                <w:szCs w:val="18"/>
+              </w:rPr>
+            </w:pPr>
+            <w:r>
+              <w:rPr>
+                <w:sz w:val="18"/>
+                <w:szCs w:val="18"/>
+              </w:rPr>
               <w:t>England</w:t>
             </w:r>
           </w:p>
@@ -364,9 +561,18 @@
           <w:p>
             <w:pPr>
               <w:pStyle w:val="Compact"/>
-              <w:jc w:val="right"/>
-            </w:pPr>
-            <w:r>
+              <w:spacing w:line="240" w:lineRule="auto"/>
+              <w:jc w:val="right"/>
+              <w:rPr>
+                <w:sz w:val="18"/>
+                <w:szCs w:val="18"/>
+              </w:rPr>
+            </w:pPr>
+            <w:r>
+              <w:rPr>
+                <w:sz w:val="18"/>
+                <w:szCs w:val="18"/>
+              </w:rPr>
               <w:t>48</w:t>
             </w:r>
           </w:p>
@@ -378,9 +584,18 @@
           <w:p>
             <w:pPr>
               <w:pStyle w:val="Compact"/>
-              <w:jc w:val="right"/>
-            </w:pPr>
-            <w:r>
+              <w:spacing w:line="240" w:lineRule="auto"/>
+              <w:jc w:val="right"/>
+              <w:rPr>
+                <w:sz w:val="18"/>
+                <w:szCs w:val="18"/>
+              </w:rPr>
+            </w:pPr>
+            <w:r>
+              <w:rPr>
+                <w:sz w:val="18"/>
+                <w:szCs w:val="18"/>
+              </w:rPr>
               <w:t>51.776</w:t>
             </w:r>
           </w:p>
@@ -392,9 +607,18 @@
           <w:p>
             <w:pPr>
               <w:pStyle w:val="Compact"/>
-              <w:jc w:val="right"/>
-            </w:pPr>
-            <w:r>
+              <w:spacing w:line="240" w:lineRule="auto"/>
+              <w:jc w:val="right"/>
+              <w:rPr>
+                <w:sz w:val="18"/>
+                <w:szCs w:val="18"/>
+              </w:rPr>
+            </w:pPr>
+            <w:r>
+              <w:rPr>
+                <w:sz w:val="18"/>
+                <w:szCs w:val="18"/>
+              </w:rPr>
               <w:t>-1.303</w:t>
             </w:r>
           </w:p>
@@ -408,9 +632,18 @@
           <w:p>
             <w:pPr>
               <w:pStyle w:val="Compact"/>
-              <w:jc w:val="right"/>
-            </w:pPr>
-            <w:r>
+              <w:spacing w:line="240" w:lineRule="auto"/>
+              <w:jc w:val="right"/>
+              <w:rPr>
+                <w:sz w:val="18"/>
+                <w:szCs w:val="18"/>
+              </w:rPr>
+            </w:pPr>
+            <w:r>
+              <w:rPr>
+                <w:sz w:val="18"/>
+                <w:szCs w:val="18"/>
+              </w:rPr>
               <w:t>4</w:t>
             </w:r>
           </w:p>
@@ -422,8 +655,17 @@
           <w:p>
             <w:pPr>
               <w:pStyle w:val="Compact"/>
-            </w:pPr>
-            <w:r>
+              <w:spacing w:line="240" w:lineRule="auto"/>
+              <w:rPr>
+                <w:sz w:val="18"/>
+                <w:szCs w:val="18"/>
+              </w:rPr>
+            </w:pPr>
+            <w:r>
+              <w:rPr>
+                <w:sz w:val="18"/>
+                <w:szCs w:val="18"/>
+              </w:rPr>
               <w:t>Font_Roja_Spain</w:t>
             </w:r>
           </w:p>
@@ -435,8 +677,17 @@
           <w:p>
             <w:pPr>
               <w:pStyle w:val="Compact"/>
-            </w:pPr>
-            <w:r>
+              <w:spacing w:line="240" w:lineRule="auto"/>
+              <w:rPr>
+                <w:sz w:val="18"/>
+                <w:szCs w:val="18"/>
+              </w:rPr>
+            </w:pPr>
+            <w:r>
+              <w:rPr>
+                <w:sz w:val="18"/>
+                <w:szCs w:val="18"/>
+              </w:rPr>
               <w:t>Spain</w:t>
             </w:r>
           </w:p>
@@ -448,9 +699,18 @@
           <w:p>
             <w:pPr>
               <w:pStyle w:val="Compact"/>
-              <w:jc w:val="right"/>
-            </w:pPr>
-            <w:r>
+              <w:spacing w:line="240" w:lineRule="auto"/>
+              <w:jc w:val="right"/>
+              <w:rPr>
+                <w:sz w:val="18"/>
+                <w:szCs w:val="18"/>
+              </w:rPr>
+            </w:pPr>
+            <w:r>
+              <w:rPr>
+                <w:sz w:val="18"/>
+                <w:szCs w:val="18"/>
+              </w:rPr>
               <w:t>19</w:t>
             </w:r>
           </w:p>
@@ -462,9 +722,18 @@
           <w:p>
             <w:pPr>
               <w:pStyle w:val="Compact"/>
-              <w:jc w:val="right"/>
-            </w:pPr>
-            <w:r>
+              <w:spacing w:line="240" w:lineRule="auto"/>
+              <w:jc w:val="right"/>
+              <w:rPr>
+                <w:sz w:val="18"/>
+                <w:szCs w:val="18"/>
+              </w:rPr>
+            </w:pPr>
+            <w:r>
+              <w:rPr>
+                <w:sz w:val="18"/>
+                <w:szCs w:val="18"/>
+              </w:rPr>
               <w:t>38.664</w:t>
             </w:r>
           </w:p>
@@ -476,9 +745,18 @@
           <w:p>
             <w:pPr>
               <w:pStyle w:val="Compact"/>
-              <w:jc w:val="right"/>
-            </w:pPr>
-            <w:r>
+              <w:spacing w:line="240" w:lineRule="auto"/>
+              <w:jc w:val="right"/>
+              <w:rPr>
+                <w:sz w:val="18"/>
+                <w:szCs w:val="18"/>
+              </w:rPr>
+            </w:pPr>
+            <w:r>
+              <w:rPr>
+                <w:sz w:val="18"/>
+                <w:szCs w:val="18"/>
+              </w:rPr>
               <w:t>-0.544</w:t>
             </w:r>
           </w:p>
@@ -492,9 +770,18 @@
           <w:p>
             <w:pPr>
               <w:pStyle w:val="Compact"/>
-              <w:jc w:val="right"/>
-            </w:pPr>
-            <w:r>
+              <w:spacing w:line="240" w:lineRule="auto"/>
+              <w:jc w:val="right"/>
+              <w:rPr>
+                <w:sz w:val="18"/>
+                <w:szCs w:val="18"/>
+              </w:rPr>
+            </w:pPr>
+            <w:r>
+              <w:rPr>
+                <w:sz w:val="18"/>
+                <w:szCs w:val="18"/>
+              </w:rPr>
               <w:t>5</w:t>
             </w:r>
           </w:p>
@@ -506,8 +793,17 @@
           <w:p>
             <w:pPr>
               <w:pStyle w:val="Compact"/>
-            </w:pPr>
-            <w:r>
+              <w:spacing w:line="240" w:lineRule="auto"/>
+              <w:rPr>
+                <w:sz w:val="18"/>
+                <w:szCs w:val="18"/>
+              </w:rPr>
+            </w:pPr>
+            <w:r>
+              <w:rPr>
+                <w:sz w:val="18"/>
+                <w:szCs w:val="18"/>
+              </w:rPr>
               <w:t>Mariola_Spain</w:t>
             </w:r>
           </w:p>
@@ -519,8 +815,17 @@
           <w:p>
             <w:pPr>
               <w:pStyle w:val="Compact"/>
-            </w:pPr>
-            <w:r>
+              <w:spacing w:line="240" w:lineRule="auto"/>
+              <w:rPr>
+                <w:sz w:val="18"/>
+                <w:szCs w:val="18"/>
+              </w:rPr>
+            </w:pPr>
+            <w:r>
+              <w:rPr>
+                <w:sz w:val="18"/>
+                <w:szCs w:val="18"/>
+              </w:rPr>
               <w:t>Spain</w:t>
             </w:r>
           </w:p>
@@ -532,9 +837,18 @@
           <w:p>
             <w:pPr>
               <w:pStyle w:val="Compact"/>
-              <w:jc w:val="right"/>
-            </w:pPr>
-            <w:r>
+              <w:spacing w:line="240" w:lineRule="auto"/>
+              <w:jc w:val="right"/>
+              <w:rPr>
+                <w:sz w:val="18"/>
+                <w:szCs w:val="18"/>
+              </w:rPr>
+            </w:pPr>
+            <w:r>
+              <w:rPr>
+                <w:sz w:val="18"/>
+                <w:szCs w:val="18"/>
+              </w:rPr>
               <w:t>21</w:t>
             </w:r>
           </w:p>
@@ -546,9 +860,18 @@
           <w:p>
             <w:pPr>
               <w:pStyle w:val="Compact"/>
-              <w:jc w:val="right"/>
-            </w:pPr>
-            <w:r>
+              <w:spacing w:line="240" w:lineRule="auto"/>
+              <w:jc w:val="right"/>
+              <w:rPr>
+                <w:sz w:val="18"/>
+                <w:szCs w:val="18"/>
+              </w:rPr>
+            </w:pPr>
+            <w:r>
+              <w:rPr>
+                <w:sz w:val="18"/>
+                <w:szCs w:val="18"/>
+              </w:rPr>
               <w:t>38.737</w:t>
             </w:r>
           </w:p>
@@ -560,9 +883,18 @@
           <w:p>
             <w:pPr>
               <w:pStyle w:val="Compact"/>
-              <w:jc w:val="right"/>
-            </w:pPr>
-            <w:r>
+              <w:spacing w:line="240" w:lineRule="auto"/>
+              <w:jc w:val="right"/>
+              <w:rPr>
+                <w:sz w:val="18"/>
+                <w:szCs w:val="18"/>
+              </w:rPr>
+            </w:pPr>
+            <w:r>
+              <w:rPr>
+                <w:sz w:val="18"/>
+                <w:szCs w:val="18"/>
+              </w:rPr>
               <w:t>-0.658</w:t>
             </w:r>
           </w:p>
@@ -576,9 +908,18 @@
           <w:p>
             <w:pPr>
               <w:pStyle w:val="Compact"/>
-              <w:jc w:val="right"/>
-            </w:pPr>
-            <w:r>
+              <w:spacing w:line="240" w:lineRule="auto"/>
+              <w:jc w:val="right"/>
+              <w:rPr>
+                <w:sz w:val="18"/>
+                <w:szCs w:val="18"/>
+              </w:rPr>
+            </w:pPr>
+            <w:r>
+              <w:rPr>
+                <w:sz w:val="18"/>
+                <w:szCs w:val="18"/>
+              </w:rPr>
               <w:t>6</w:t>
             </w:r>
           </w:p>
@@ -590,8 +931,17 @@
           <w:p>
             <w:pPr>
               <w:pStyle w:val="Compact"/>
-            </w:pPr>
-            <w:r>
+              <w:spacing w:line="240" w:lineRule="auto"/>
+              <w:rPr>
+                <w:sz w:val="18"/>
+                <w:szCs w:val="18"/>
+              </w:rPr>
+            </w:pPr>
+            <w:r>
+              <w:rPr>
+                <w:sz w:val="18"/>
+                <w:szCs w:val="18"/>
+              </w:rPr>
               <w:t>La_Rouviere_France</w:t>
             </w:r>
           </w:p>
@@ -603,8 +953,17 @@
           <w:p>
             <w:pPr>
               <w:pStyle w:val="Compact"/>
-            </w:pPr>
-            <w:r>
+              <w:spacing w:line="240" w:lineRule="auto"/>
+              <w:rPr>
+                <w:sz w:val="18"/>
+                <w:szCs w:val="18"/>
+              </w:rPr>
+            </w:pPr>
+            <w:r>
+              <w:rPr>
+                <w:sz w:val="18"/>
+                <w:szCs w:val="18"/>
+              </w:rPr>
               <w:t>France</w:t>
             </w:r>
           </w:p>
@@ -616,9 +975,18 @@
           <w:p>
             <w:pPr>
               <w:pStyle w:val="Compact"/>
-              <w:jc w:val="right"/>
-            </w:pPr>
-            <w:r>
+              <w:spacing w:line="240" w:lineRule="auto"/>
+              <w:jc w:val="right"/>
+              <w:rPr>
+                <w:sz w:val="18"/>
+                <w:szCs w:val="18"/>
+              </w:rPr>
+            </w:pPr>
+            <w:r>
+              <w:rPr>
+                <w:sz w:val="18"/>
+                <w:szCs w:val="18"/>
+              </w:rPr>
               <w:t>19</w:t>
             </w:r>
           </w:p>
@@ -630,9 +998,18 @@
           <w:p>
             <w:pPr>
               <w:pStyle w:val="Compact"/>
-              <w:jc w:val="right"/>
-            </w:pPr>
-            <w:r>
+              <w:spacing w:line="240" w:lineRule="auto"/>
+              <w:jc w:val="right"/>
+              <w:rPr>
+                <w:sz w:val="18"/>
+                <w:szCs w:val="18"/>
+              </w:rPr>
+            </w:pPr>
+            <w:r>
+              <w:rPr>
+                <w:sz w:val="18"/>
+                <w:szCs w:val="18"/>
+              </w:rPr>
               <w:t>43.930</w:t>
             </w:r>
           </w:p>
@@ -644,9 +1021,18 @@
           <w:p>
             <w:pPr>
               <w:pStyle w:val="Compact"/>
-              <w:jc w:val="right"/>
-            </w:pPr>
-            <w:r>
+              <w:spacing w:line="240" w:lineRule="auto"/>
+              <w:jc w:val="right"/>
+              <w:rPr>
+                <w:sz w:val="18"/>
+                <w:szCs w:val="18"/>
+              </w:rPr>
+            </w:pPr>
+            <w:r>
+              <w:rPr>
+                <w:sz w:val="18"/>
+                <w:szCs w:val="18"/>
+              </w:rPr>
               <w:t>4.235</w:t>
             </w:r>
           </w:p>
@@ -660,9 +1046,18 @@
           <w:p>
             <w:pPr>
               <w:pStyle w:val="Compact"/>
-              <w:jc w:val="right"/>
-            </w:pPr>
-            <w:r>
+              <w:spacing w:line="240" w:lineRule="auto"/>
+              <w:jc w:val="right"/>
+              <w:rPr>
+                <w:sz w:val="18"/>
+                <w:szCs w:val="18"/>
+              </w:rPr>
+            </w:pPr>
+            <w:r>
+              <w:rPr>
+                <w:sz w:val="18"/>
+                <w:szCs w:val="18"/>
+              </w:rPr>
               <w:t>7</w:t>
             </w:r>
           </w:p>
@@ -674,8 +1069,17 @@
           <w:p>
             <w:pPr>
               <w:pStyle w:val="Compact"/>
-            </w:pPr>
-            <w:r>
+              <w:spacing w:line="240" w:lineRule="auto"/>
+              <w:rPr>
+                <w:sz w:val="18"/>
+                <w:szCs w:val="18"/>
+              </w:rPr>
+            </w:pPr>
+            <w:r>
+              <w:rPr>
+                <w:sz w:val="18"/>
+                <w:szCs w:val="18"/>
+              </w:rPr>
               <w:t>Montpellier_France</w:t>
             </w:r>
           </w:p>
@@ -687,8 +1091,17 @@
           <w:p>
             <w:pPr>
               <w:pStyle w:val="Compact"/>
-            </w:pPr>
-            <w:r>
+              <w:spacing w:line="240" w:lineRule="auto"/>
+              <w:rPr>
+                <w:sz w:val="18"/>
+                <w:szCs w:val="18"/>
+              </w:rPr>
+            </w:pPr>
+            <w:r>
+              <w:rPr>
+                <w:sz w:val="18"/>
+                <w:szCs w:val="18"/>
+              </w:rPr>
               <w:t>France</w:t>
             </w:r>
           </w:p>
@@ -700,9 +1113,18 @@
           <w:p>
             <w:pPr>
               <w:pStyle w:val="Compact"/>
-              <w:jc w:val="right"/>
-            </w:pPr>
-            <w:r>
+              <w:spacing w:line="240" w:lineRule="auto"/>
+              <w:jc w:val="right"/>
+              <w:rPr>
+                <w:sz w:val="18"/>
+                <w:szCs w:val="18"/>
+              </w:rPr>
+            </w:pPr>
+            <w:r>
+              <w:rPr>
+                <w:sz w:val="18"/>
+                <w:szCs w:val="18"/>
+              </w:rPr>
               <w:t>36</w:t>
             </w:r>
           </w:p>
@@ -714,9 +1136,18 @@
           <w:p>
             <w:pPr>
               <w:pStyle w:val="Compact"/>
-              <w:jc w:val="right"/>
-            </w:pPr>
-            <w:r>
+              <w:spacing w:line="240" w:lineRule="auto"/>
+              <w:jc w:val="right"/>
+              <w:rPr>
+                <w:sz w:val="18"/>
+                <w:szCs w:val="18"/>
+              </w:rPr>
+            </w:pPr>
+            <w:r>
+              <w:rPr>
+                <w:sz w:val="18"/>
+                <w:szCs w:val="18"/>
+              </w:rPr>
               <w:t>43.098</w:t>
             </w:r>
           </w:p>
@@ -728,9 +1159,18 @@
           <w:p>
             <w:pPr>
               <w:pStyle w:val="Compact"/>
-              <w:jc w:val="right"/>
-            </w:pPr>
-            <w:r>
+              <w:spacing w:line="240" w:lineRule="auto"/>
+              <w:jc w:val="right"/>
+              <w:rPr>
+                <w:sz w:val="18"/>
+                <w:szCs w:val="18"/>
+              </w:rPr>
+            </w:pPr>
+            <w:r>
+              <w:rPr>
+                <w:sz w:val="18"/>
+                <w:szCs w:val="18"/>
+              </w:rPr>
               <w:t>3.569</w:t>
             </w:r>
           </w:p>
@@ -744,9 +1184,18 @@
           <w:p>
             <w:pPr>
               <w:pStyle w:val="Compact"/>
-              <w:jc w:val="right"/>
-            </w:pPr>
-            <w:r>
+              <w:spacing w:line="240" w:lineRule="auto"/>
+              <w:jc w:val="right"/>
+              <w:rPr>
+                <w:sz w:val="18"/>
+                <w:szCs w:val="18"/>
+              </w:rPr>
+            </w:pPr>
+            <w:r>
+              <w:rPr>
+                <w:sz w:val="18"/>
+                <w:szCs w:val="18"/>
+              </w:rPr>
               <w:t>8</w:t>
             </w:r>
           </w:p>
@@ -758,8 +1207,17 @@
           <w:p>
             <w:pPr>
               <w:pStyle w:val="Compact"/>
-            </w:pPr>
-            <w:r>
+              <w:spacing w:line="240" w:lineRule="auto"/>
+              <w:rPr>
+                <w:sz w:val="18"/>
+                <w:szCs w:val="18"/>
+              </w:rPr>
+            </w:pPr>
+            <w:r>
+              <w:rPr>
+                <w:sz w:val="18"/>
+                <w:szCs w:val="18"/>
+              </w:rPr>
               <w:t>Antwerp_Belgium</w:t>
             </w:r>
           </w:p>
@@ -771,8 +1229,17 @@
           <w:p>
             <w:pPr>
               <w:pStyle w:val="Compact"/>
-            </w:pPr>
-            <w:r>
+              <w:spacing w:line="240" w:lineRule="auto"/>
+              <w:rPr>
+                <w:sz w:val="18"/>
+                <w:szCs w:val="18"/>
+              </w:rPr>
+            </w:pPr>
+            <w:r>
+              <w:rPr>
+                <w:sz w:val="18"/>
+                <w:szCs w:val="18"/>
+              </w:rPr>
               <w:t>Belgium</w:t>
             </w:r>
           </w:p>
@@ -784,9 +1251,18 @@
           <w:p>
             <w:pPr>
               <w:pStyle w:val="Compact"/>
-              <w:jc w:val="right"/>
-            </w:pPr>
-            <w:r>
+              <w:spacing w:line="240" w:lineRule="auto"/>
+              <w:jc w:val="right"/>
+              <w:rPr>
+                <w:sz w:val="18"/>
+                <w:szCs w:val="18"/>
+              </w:rPr>
+            </w:pPr>
+            <w:r>
+              <w:rPr>
+                <w:sz w:val="18"/>
+                <w:szCs w:val="18"/>
+              </w:rPr>
               <w:t>15</w:t>
             </w:r>
           </w:p>
@@ -798,9 +1274,18 @@
           <w:p>
             <w:pPr>
               <w:pStyle w:val="Compact"/>
-              <w:jc w:val="right"/>
-            </w:pPr>
-            <w:r>
+              <w:spacing w:line="240" w:lineRule="auto"/>
+              <w:jc w:val="right"/>
+              <w:rPr>
+                <w:sz w:val="18"/>
+                <w:szCs w:val="18"/>
+              </w:rPr>
+            </w:pPr>
+            <w:r>
+              <w:rPr>
+                <w:sz w:val="18"/>
+                <w:szCs w:val="18"/>
+              </w:rPr>
               <w:t>51.226</w:t>
             </w:r>
           </w:p>
@@ -812,9 +1297,18 @@
           <w:p>
             <w:pPr>
               <w:pStyle w:val="Compact"/>
-              <w:jc w:val="right"/>
-            </w:pPr>
-            <w:r>
+              <w:spacing w:line="240" w:lineRule="auto"/>
+              <w:jc w:val="right"/>
+              <w:rPr>
+                <w:sz w:val="18"/>
+                <w:szCs w:val="18"/>
+              </w:rPr>
+            </w:pPr>
+            <w:r>
+              <w:rPr>
+                <w:sz w:val="18"/>
+                <w:szCs w:val="18"/>
+              </w:rPr>
               <w:t>4.390</w:t>
             </w:r>
           </w:p>
@@ -828,9 +1322,18 @@
           <w:p>
             <w:pPr>
               <w:pStyle w:val="Compact"/>
-              <w:jc w:val="right"/>
-            </w:pPr>
-            <w:r>
+              <w:spacing w:line="240" w:lineRule="auto"/>
+              <w:jc w:val="right"/>
+              <w:rPr>
+                <w:sz w:val="18"/>
+                <w:szCs w:val="18"/>
+              </w:rPr>
+            </w:pPr>
+            <w:r>
+              <w:rPr>
+                <w:sz w:val="18"/>
+                <w:szCs w:val="18"/>
+              </w:rPr>
               <w:t>9</w:t>
             </w:r>
           </w:p>
@@ -842,8 +1345,17 @@
           <w:p>
             <w:pPr>
               <w:pStyle w:val="Compact"/>
-            </w:pPr>
-            <w:r>
+              <w:spacing w:line="240" w:lineRule="auto"/>
+              <w:rPr>
+                <w:sz w:val="18"/>
+                <w:szCs w:val="18"/>
+              </w:rPr>
+            </w:pPr>
+            <w:r>
+              <w:rPr>
+                <w:sz w:val="18"/>
+                <w:szCs w:val="18"/>
+              </w:rPr>
               <w:t>Westerheide</w:t>
             </w:r>
           </w:p>
@@ -855,8 +1367,17 @@
           <w:p>
             <w:pPr>
               <w:pStyle w:val="Compact"/>
-            </w:pPr>
-            <w:r>
+              <w:spacing w:line="240" w:lineRule="auto"/>
+              <w:rPr>
+                <w:sz w:val="18"/>
+                <w:szCs w:val="18"/>
+              </w:rPr>
+            </w:pPr>
+            <w:r>
+              <w:rPr>
+                <w:sz w:val="18"/>
+                <w:szCs w:val="18"/>
+              </w:rPr>
               <w:t>Netherlands</w:t>
             </w:r>
           </w:p>
@@ -868,9 +1389,18 @@
           <w:p>
             <w:pPr>
               <w:pStyle w:val="Compact"/>
-              <w:jc w:val="right"/>
-            </w:pPr>
-            <w:r>
+              <w:spacing w:line="240" w:lineRule="auto"/>
+              <w:jc w:val="right"/>
+              <w:rPr>
+                <w:sz w:val="18"/>
+                <w:szCs w:val="18"/>
+              </w:rPr>
+            </w:pPr>
+            <w:r>
+              <w:rPr>
+                <w:sz w:val="18"/>
+                <w:szCs w:val="18"/>
+              </w:rPr>
               <w:t>50</w:t>
             </w:r>
           </w:p>
@@ -882,9 +1412,18 @@
           <w:p>
             <w:pPr>
               <w:pStyle w:val="Compact"/>
-              <w:jc w:val="right"/>
-            </w:pPr>
-            <w:r>
+              <w:spacing w:line="240" w:lineRule="auto"/>
+              <w:jc w:val="right"/>
+              <w:rPr>
+                <w:sz w:val="18"/>
+                <w:szCs w:val="18"/>
+              </w:rPr>
+            </w:pPr>
+            <w:r>
+              <w:rPr>
+                <w:sz w:val="18"/>
+                <w:szCs w:val="18"/>
+              </w:rPr>
               <w:t>52.250</w:t>
             </w:r>
           </w:p>
@@ -896,9 +1435,18 @@
           <w:p>
             <w:pPr>
               <w:pStyle w:val="Compact"/>
-              <w:jc w:val="right"/>
-            </w:pPr>
-            <w:r>
+              <w:spacing w:line="240" w:lineRule="auto"/>
+              <w:jc w:val="right"/>
+              <w:rPr>
+                <w:sz w:val="18"/>
+                <w:szCs w:val="18"/>
+              </w:rPr>
+            </w:pPr>
+            <w:r>
+              <w:rPr>
+                <w:sz w:val="18"/>
+                <w:szCs w:val="18"/>
+              </w:rPr>
               <w:t>5.190</w:t>
             </w:r>
           </w:p>
@@ -912,9 +1460,18 @@
           <w:p>
             <w:pPr>
               <w:pStyle w:val="Compact"/>
-              <w:jc w:val="right"/>
-            </w:pPr>
-            <w:r>
+              <w:spacing w:line="240" w:lineRule="auto"/>
+              <w:jc w:val="right"/>
+              <w:rPr>
+                <w:sz w:val="18"/>
+                <w:szCs w:val="18"/>
+              </w:rPr>
+            </w:pPr>
+            <w:r>
+              <w:rPr>
+                <w:sz w:val="18"/>
+                <w:szCs w:val="18"/>
+              </w:rPr>
               <w:t>10</w:t>
             </w:r>
           </w:p>
@@ -926,8 +1483,17 @@
           <w:p>
             <w:pPr>
               <w:pStyle w:val="Compact"/>
-            </w:pPr>
-            <w:r>
+              <w:spacing w:line="240" w:lineRule="auto"/>
+              <w:rPr>
+                <w:sz w:val="18"/>
+                <w:szCs w:val="18"/>
+              </w:rPr>
+            </w:pPr>
+            <w:r>
+              <w:rPr>
+                <w:sz w:val="18"/>
+                <w:szCs w:val="18"/>
+              </w:rPr>
               <w:t>Vlieland_NL</w:t>
             </w:r>
           </w:p>
@@ -939,8 +1505,17 @@
           <w:p>
             <w:pPr>
               <w:pStyle w:val="Compact"/>
-            </w:pPr>
-            <w:r>
+              <w:spacing w:line="240" w:lineRule="auto"/>
+              <w:rPr>
+                <w:sz w:val="18"/>
+                <w:szCs w:val="18"/>
+              </w:rPr>
+            </w:pPr>
+            <w:r>
+              <w:rPr>
+                <w:sz w:val="18"/>
+                <w:szCs w:val="18"/>
+              </w:rPr>
               <w:t>Netherlands (Vlieland)</w:t>
             </w:r>
           </w:p>
@@ -952,9 +1527,18 @@
           <w:p>
             <w:pPr>
               <w:pStyle w:val="Compact"/>
-              <w:jc w:val="right"/>
-            </w:pPr>
-            <w:r>
+              <w:spacing w:line="240" w:lineRule="auto"/>
+              <w:jc w:val="right"/>
+              <w:rPr>
+                <w:sz w:val="18"/>
+                <w:szCs w:val="18"/>
+              </w:rPr>
+            </w:pPr>
+            <w:r>
+              <w:rPr>
+                <w:sz w:val="18"/>
+                <w:szCs w:val="18"/>
+              </w:rPr>
               <w:t>15</w:t>
             </w:r>
           </w:p>
@@ -966,9 +1550,18 @@
           <w:p>
             <w:pPr>
               <w:pStyle w:val="Compact"/>
-              <w:jc w:val="right"/>
-            </w:pPr>
-            <w:r>
+              <w:spacing w:line="240" w:lineRule="auto"/>
+              <w:jc w:val="right"/>
+              <w:rPr>
+                <w:sz w:val="18"/>
+                <w:szCs w:val="18"/>
+              </w:rPr>
+            </w:pPr>
+            <w:r>
+              <w:rPr>
+                <w:sz w:val="18"/>
+                <w:szCs w:val="18"/>
+              </w:rPr>
               <w:t>53.238</w:t>
             </w:r>
           </w:p>
@@ -980,9 +1573,18 @@
           <w:p>
             <w:pPr>
               <w:pStyle w:val="Compact"/>
-              <w:jc w:val="right"/>
-            </w:pPr>
-            <w:r>
+              <w:spacing w:line="240" w:lineRule="auto"/>
+              <w:jc w:val="right"/>
+              <w:rPr>
+                <w:sz w:val="18"/>
+                <w:szCs w:val="18"/>
+              </w:rPr>
+            </w:pPr>
+            <w:r>
+              <w:rPr>
+                <w:sz w:val="18"/>
+                <w:szCs w:val="18"/>
+              </w:rPr>
               <w:t>4.932</w:t>
             </w:r>
           </w:p>
@@ -996,9 +1598,18 @@
           <w:p>
             <w:pPr>
               <w:pStyle w:val="Compact"/>
-              <w:jc w:val="right"/>
-            </w:pPr>
-            <w:r>
+              <w:spacing w:line="240" w:lineRule="auto"/>
+              <w:jc w:val="right"/>
+              <w:rPr>
+                <w:sz w:val="18"/>
+                <w:szCs w:val="18"/>
+              </w:rPr>
+            </w:pPr>
+            <w:r>
+              <w:rPr>
+                <w:sz w:val="18"/>
+                <w:szCs w:val="18"/>
+              </w:rPr>
               <w:t>11</w:t>
             </w:r>
           </w:p>
@@ -1010,8 +1621,17 @@
           <w:p>
             <w:pPr>
               <w:pStyle w:val="Compact"/>
-            </w:pPr>
-            <w:r>
+              <w:spacing w:line="240" w:lineRule="auto"/>
+              <w:rPr>
+                <w:sz w:val="18"/>
+                <w:szCs w:val="18"/>
+              </w:rPr>
+            </w:pPr>
+            <w:r>
+              <w:rPr>
+                <w:sz w:val="18"/>
+                <w:szCs w:val="18"/>
+              </w:rPr>
               <w:t>Zurich_Switzerland</w:t>
             </w:r>
           </w:p>
@@ -1023,8 +1643,17 @@
           <w:p>
             <w:pPr>
               <w:pStyle w:val="Compact"/>
-            </w:pPr>
-            <w:r>
+              <w:spacing w:line="240" w:lineRule="auto"/>
+              <w:rPr>
+                <w:sz w:val="18"/>
+                <w:szCs w:val="18"/>
+              </w:rPr>
+            </w:pPr>
+            <w:r>
+              <w:rPr>
+                <w:sz w:val="18"/>
+                <w:szCs w:val="18"/>
+              </w:rPr>
               <w:t>Switzerland</w:t>
             </w:r>
           </w:p>
@@ -1036,9 +1665,18 @@
           <w:p>
             <w:pPr>
               <w:pStyle w:val="Compact"/>
-              <w:jc w:val="right"/>
-            </w:pPr>
-            <w:r>
+              <w:spacing w:line="240" w:lineRule="auto"/>
+              <w:jc w:val="right"/>
+              <w:rPr>
+                <w:sz w:val="18"/>
+                <w:szCs w:val="18"/>
+              </w:rPr>
+            </w:pPr>
+            <w:r>
+              <w:rPr>
+                <w:sz w:val="18"/>
+                <w:szCs w:val="18"/>
+              </w:rPr>
               <w:t>22</w:t>
             </w:r>
           </w:p>
@@ -1050,9 +1688,18 @@
           <w:p>
             <w:pPr>
               <w:pStyle w:val="Compact"/>
-              <w:jc w:val="right"/>
-            </w:pPr>
-            <w:r>
+              <w:spacing w:line="240" w:lineRule="auto"/>
+              <w:jc w:val="right"/>
+              <w:rPr>
+                <w:sz w:val="18"/>
+                <w:szCs w:val="18"/>
+              </w:rPr>
+            </w:pPr>
+            <w:r>
+              <w:rPr>
+                <w:sz w:val="18"/>
+                <w:szCs w:val="18"/>
+              </w:rPr>
               <w:t>47.383</w:t>
             </w:r>
           </w:p>
@@ -1064,9 +1711,18 @@
           <w:p>
             <w:pPr>
               <w:pStyle w:val="Compact"/>
-              <w:jc w:val="right"/>
-            </w:pPr>
-            <w:r>
+              <w:spacing w:line="240" w:lineRule="auto"/>
+              <w:jc w:val="right"/>
+              <w:rPr>
+                <w:sz w:val="18"/>
+                <w:szCs w:val="18"/>
+              </w:rPr>
+            </w:pPr>
+            <w:r>
+              <w:rPr>
+                <w:sz w:val="18"/>
+                <w:szCs w:val="18"/>
+              </w:rPr>
               <w:t>8.523</w:t>
             </w:r>
           </w:p>
@@ -1080,9 +1736,18 @@
           <w:p>
             <w:pPr>
               <w:pStyle w:val="Compact"/>
-              <w:jc w:val="right"/>
-            </w:pPr>
-            <w:r>
+              <w:spacing w:line="240" w:lineRule="auto"/>
+              <w:jc w:val="right"/>
+              <w:rPr>
+                <w:sz w:val="18"/>
+                <w:szCs w:val="18"/>
+              </w:rPr>
+            </w:pPr>
+            <w:r>
+              <w:rPr>
+                <w:sz w:val="18"/>
+                <w:szCs w:val="18"/>
+              </w:rPr>
               <w:t>12</w:t>
             </w:r>
           </w:p>
@@ -1094,8 +1759,17 @@
           <w:p>
             <w:pPr>
               <w:pStyle w:val="Compact"/>
-            </w:pPr>
-            <w:r>
+              <w:spacing w:line="240" w:lineRule="auto"/>
+              <w:rPr>
+                <w:sz w:val="18"/>
+                <w:szCs w:val="18"/>
+              </w:rPr>
+            </w:pPr>
+            <w:r>
+              <w:rPr>
+                <w:sz w:val="18"/>
+                <w:szCs w:val="18"/>
+              </w:rPr>
               <w:t>Radolfzell_Germany</w:t>
             </w:r>
           </w:p>
@@ -1107,8 +1781,17 @@
           <w:p>
             <w:pPr>
               <w:pStyle w:val="Compact"/>
-            </w:pPr>
-            <w:r>
+              <w:spacing w:line="240" w:lineRule="auto"/>
+              <w:rPr>
+                <w:sz w:val="18"/>
+                <w:szCs w:val="18"/>
+              </w:rPr>
+            </w:pPr>
+            <w:r>
+              <w:rPr>
+                <w:sz w:val="18"/>
+                <w:szCs w:val="18"/>
+              </w:rPr>
               <w:t>Germany</w:t>
             </w:r>
           </w:p>
@@ -1120,9 +1803,18 @@
           <w:p>
             <w:pPr>
               <w:pStyle w:val="Compact"/>
-              <w:jc w:val="right"/>
-            </w:pPr>
-            <w:r>
+              <w:spacing w:line="240" w:lineRule="auto"/>
+              <w:jc w:val="right"/>
+              <w:rPr>
+                <w:sz w:val="18"/>
+                <w:szCs w:val="18"/>
+              </w:rPr>
+            </w:pPr>
+            <w:r>
+              <w:rPr>
+                <w:sz w:val="18"/>
+                <w:szCs w:val="18"/>
+              </w:rPr>
               <w:t>18</w:t>
             </w:r>
           </w:p>
@@ -1134,9 +1826,18 @@
           <w:p>
             <w:pPr>
               <w:pStyle w:val="Compact"/>
-              <w:jc w:val="right"/>
-            </w:pPr>
-            <w:r>
+              <w:spacing w:line="240" w:lineRule="auto"/>
+              <w:jc w:val="right"/>
+              <w:rPr>
+                <w:sz w:val="18"/>
+                <w:szCs w:val="18"/>
+              </w:rPr>
+            </w:pPr>
+            <w:r>
+              <w:rPr>
+                <w:sz w:val="18"/>
+                <w:szCs w:val="18"/>
+              </w:rPr>
               <w:t>47.759</w:t>
             </w:r>
           </w:p>
@@ -1148,9 +1849,18 @@
           <w:p>
             <w:pPr>
               <w:pStyle w:val="Compact"/>
-              <w:jc w:val="right"/>
-            </w:pPr>
-            <w:r>
+              <w:spacing w:line="240" w:lineRule="auto"/>
+              <w:jc w:val="right"/>
+              <w:rPr>
+                <w:sz w:val="18"/>
+                <w:szCs w:val="18"/>
+              </w:rPr>
+            </w:pPr>
+            <w:r>
+              <w:rPr>
+                <w:sz w:val="18"/>
+                <w:szCs w:val="18"/>
+              </w:rPr>
               <w:t>8.957</w:t>
             </w:r>
           </w:p>
@@ -1164,9 +1874,18 @@
           <w:p>
             <w:pPr>
               <w:pStyle w:val="Compact"/>
-              <w:jc w:val="right"/>
-            </w:pPr>
-            <w:r>
+              <w:spacing w:line="240" w:lineRule="auto"/>
+              <w:jc w:val="right"/>
+              <w:rPr>
+                <w:sz w:val="18"/>
+                <w:szCs w:val="18"/>
+              </w:rPr>
+            </w:pPr>
+            <w:r>
+              <w:rPr>
+                <w:sz w:val="18"/>
+                <w:szCs w:val="18"/>
+              </w:rPr>
               <w:t>13</w:t>
             </w:r>
           </w:p>
@@ -1178,8 +1897,17 @@
           <w:p>
             <w:pPr>
               <w:pStyle w:val="Compact"/>
-            </w:pPr>
-            <w:r>
+              <w:spacing w:line="240" w:lineRule="auto"/>
+              <w:rPr>
+                <w:sz w:val="18"/>
+                <w:szCs w:val="18"/>
+              </w:rPr>
+            </w:pPr>
+            <w:r>
+              <w:rPr>
+                <w:sz w:val="18"/>
+                <w:szCs w:val="18"/>
+              </w:rPr>
               <w:t>Seewisen_Germany</w:t>
             </w:r>
           </w:p>
@@ -1191,8 +1919,17 @@
           <w:p>
             <w:pPr>
               <w:pStyle w:val="Compact"/>
-            </w:pPr>
-            <w:r>
+              <w:spacing w:line="240" w:lineRule="auto"/>
+              <w:rPr>
+                <w:sz w:val="18"/>
+                <w:szCs w:val="18"/>
+              </w:rPr>
+            </w:pPr>
+            <w:r>
+              <w:rPr>
+                <w:sz w:val="18"/>
+                <w:szCs w:val="18"/>
+              </w:rPr>
               <w:t>Germany</w:t>
             </w:r>
           </w:p>
@@ -1204,9 +1941,18 @@
           <w:p>
             <w:pPr>
               <w:pStyle w:val="Compact"/>
-              <w:jc w:val="right"/>
-            </w:pPr>
-            <w:r>
+              <w:spacing w:line="240" w:lineRule="auto"/>
+              <w:jc w:val="right"/>
+              <w:rPr>
+                <w:sz w:val="18"/>
+                <w:szCs w:val="18"/>
+              </w:rPr>
+            </w:pPr>
+            <w:r>
+              <w:rPr>
+                <w:sz w:val="18"/>
+                <w:szCs w:val="18"/>
+              </w:rPr>
               <w:t>30</w:t>
             </w:r>
           </w:p>
@@ -1218,9 +1964,18 @@
           <w:p>
             <w:pPr>
               <w:pStyle w:val="Compact"/>
-              <w:jc w:val="right"/>
-            </w:pPr>
-            <w:r>
+              <w:spacing w:line="240" w:lineRule="auto"/>
+              <w:jc w:val="right"/>
+              <w:rPr>
+                <w:sz w:val="18"/>
+                <w:szCs w:val="18"/>
+              </w:rPr>
+            </w:pPr>
+            <w:r>
+              <w:rPr>
+                <w:sz w:val="18"/>
+                <w:szCs w:val="18"/>
+              </w:rPr>
               <w:t>47.978</w:t>
             </w:r>
           </w:p>
@@ -1232,9 +1987,18 @@
           <w:p>
             <w:pPr>
               <w:pStyle w:val="Compact"/>
-              <w:jc w:val="right"/>
-            </w:pPr>
-            <w:r>
+              <w:spacing w:line="240" w:lineRule="auto"/>
+              <w:jc w:val="right"/>
+              <w:rPr>
+                <w:sz w:val="18"/>
+                <w:szCs w:val="18"/>
+              </w:rPr>
+            </w:pPr>
+            <w:r>
+              <w:rPr>
+                <w:sz w:val="18"/>
+                <w:szCs w:val="18"/>
+              </w:rPr>
               <w:t>11.233</w:t>
             </w:r>
           </w:p>
@@ -1248,9 +2012,18 @@
           <w:p>
             <w:pPr>
               <w:pStyle w:val="Compact"/>
-              <w:jc w:val="right"/>
-            </w:pPr>
-            <w:r>
+              <w:spacing w:line="240" w:lineRule="auto"/>
+              <w:jc w:val="right"/>
+              <w:rPr>
+                <w:sz w:val="18"/>
+                <w:szCs w:val="18"/>
+              </w:rPr>
+            </w:pPr>
+            <w:r>
+              <w:rPr>
+                <w:sz w:val="18"/>
+                <w:szCs w:val="18"/>
+              </w:rPr>
               <w:t>14</w:t>
             </w:r>
           </w:p>
@@ -1262,8 +2035,17 @@
           <w:p>
             <w:pPr>
               <w:pStyle w:val="Compact"/>
-            </w:pPr>
-            <w:r>
+              <w:spacing w:line="240" w:lineRule="auto"/>
+              <w:rPr>
+                <w:sz w:val="18"/>
+                <w:szCs w:val="18"/>
+              </w:rPr>
+            </w:pPr>
+            <w:r>
+              <w:rPr>
+                <w:sz w:val="18"/>
+                <w:szCs w:val="18"/>
+              </w:rPr>
               <w:t>Pirio_Muro_Corsica</w:t>
             </w:r>
           </w:p>
@@ -1275,8 +2057,17 @@
           <w:p>
             <w:pPr>
               <w:pStyle w:val="Compact"/>
-            </w:pPr>
-            <w:r>
+              <w:spacing w:line="240" w:lineRule="auto"/>
+              <w:rPr>
+                <w:sz w:val="18"/>
+                <w:szCs w:val="18"/>
+              </w:rPr>
+            </w:pPr>
+            <w:r>
+              <w:rPr>
+                <w:sz w:val="18"/>
+                <w:szCs w:val="18"/>
+              </w:rPr>
               <w:t>Corsica</w:t>
             </w:r>
           </w:p>
@@ -1288,9 +2079,18 @@
           <w:p>
             <w:pPr>
               <w:pStyle w:val="Compact"/>
-              <w:jc w:val="right"/>
-            </w:pPr>
-            <w:r>
+              <w:spacing w:line="240" w:lineRule="auto"/>
+              <w:jc w:val="right"/>
+              <w:rPr>
+                <w:sz w:val="18"/>
+                <w:szCs w:val="18"/>
+              </w:rPr>
+            </w:pPr>
+            <w:r>
+              <w:rPr>
+                <w:sz w:val="18"/>
+                <w:szCs w:val="18"/>
+              </w:rPr>
               <w:t>27</w:t>
             </w:r>
           </w:p>
@@ -1302,9 +2102,18 @@
           <w:p>
             <w:pPr>
               <w:pStyle w:val="Compact"/>
-              <w:jc w:val="right"/>
-            </w:pPr>
-            <w:r>
+              <w:spacing w:line="240" w:lineRule="auto"/>
+              <w:jc w:val="right"/>
+              <w:rPr>
+                <w:sz w:val="18"/>
+                <w:szCs w:val="18"/>
+              </w:rPr>
+            </w:pPr>
+            <w:r>
+              <w:rPr>
+                <w:sz w:val="18"/>
+                <w:szCs w:val="18"/>
+              </w:rPr>
               <w:t>42.110</w:t>
             </w:r>
           </w:p>
@@ -1316,9 +2125,18 @@
           <w:p>
             <w:pPr>
               <w:pStyle w:val="Compact"/>
-              <w:jc w:val="right"/>
-            </w:pPr>
-            <w:r>
+              <w:spacing w:line="240" w:lineRule="auto"/>
+              <w:jc w:val="right"/>
+              <w:rPr>
+                <w:sz w:val="18"/>
+                <w:szCs w:val="18"/>
+              </w:rPr>
+            </w:pPr>
+            <w:r>
+              <w:rPr>
+                <w:sz w:val="18"/>
+                <w:szCs w:val="18"/>
+              </w:rPr>
               <w:t>9.104</w:t>
             </w:r>
           </w:p>
@@ -1332,9 +2150,18 @@
           <w:p>
             <w:pPr>
               <w:pStyle w:val="Compact"/>
-              <w:jc w:val="right"/>
-            </w:pPr>
-            <w:r>
+              <w:spacing w:line="240" w:lineRule="auto"/>
+              <w:jc w:val="right"/>
+              <w:rPr>
+                <w:sz w:val="18"/>
+                <w:szCs w:val="18"/>
+              </w:rPr>
+            </w:pPr>
+            <w:r>
+              <w:rPr>
+                <w:sz w:val="18"/>
+                <w:szCs w:val="18"/>
+              </w:rPr>
               <w:t>15</w:t>
             </w:r>
           </w:p>
@@ -1346,8 +2173,17 @@
           <w:p>
             <w:pPr>
               <w:pStyle w:val="Compact"/>
-            </w:pPr>
-            <w:r>
+              <w:spacing w:line="240" w:lineRule="auto"/>
+              <w:rPr>
+                <w:sz w:val="18"/>
+                <w:szCs w:val="18"/>
+              </w:rPr>
+            </w:pPr>
+            <w:r>
+              <w:rPr>
+                <w:sz w:val="18"/>
+                <w:szCs w:val="18"/>
+              </w:rPr>
               <w:t>Sardinia</w:t>
             </w:r>
           </w:p>
@@ -1359,8 +2195,17 @@
           <w:p>
             <w:pPr>
               <w:pStyle w:val="Compact"/>
-            </w:pPr>
-            <w:r>
+              <w:spacing w:line="240" w:lineRule="auto"/>
+              <w:rPr>
+                <w:sz w:val="18"/>
+                <w:szCs w:val="18"/>
+              </w:rPr>
+            </w:pPr>
+            <w:r>
+              <w:rPr>
+                <w:sz w:val="18"/>
+                <w:szCs w:val="18"/>
+              </w:rPr>
               <w:t>Sardinia</w:t>
             </w:r>
           </w:p>
@@ -1372,9 +2217,18 @@
           <w:p>
             <w:pPr>
               <w:pStyle w:val="Compact"/>
-              <w:jc w:val="right"/>
-            </w:pPr>
-            <w:r>
+              <w:spacing w:line="240" w:lineRule="auto"/>
+              <w:jc w:val="right"/>
+              <w:rPr>
+                <w:sz w:val="18"/>
+                <w:szCs w:val="18"/>
+              </w:rPr>
+            </w:pPr>
+            <w:r>
+              <w:rPr>
+                <w:sz w:val="18"/>
+                <w:szCs w:val="18"/>
+              </w:rPr>
               <w:t>9</w:t>
             </w:r>
           </w:p>
@@ -1386,9 +2240,18 @@
           <w:p>
             <w:pPr>
               <w:pStyle w:val="Compact"/>
-              <w:jc w:val="right"/>
-            </w:pPr>
-            <w:r>
+              <w:spacing w:line="240" w:lineRule="auto"/>
+              <w:jc w:val="right"/>
+              <w:rPr>
+                <w:sz w:val="18"/>
+                <w:szCs w:val="18"/>
+              </w:rPr>
+            </w:pPr>
+            <w:r>
+              <w:rPr>
+                <w:sz w:val="18"/>
+                <w:szCs w:val="18"/>
+              </w:rPr>
               <w:t>40.056</w:t>
             </w:r>
           </w:p>
@@ -1400,9 +2263,18 @@
           <w:p>
             <w:pPr>
               <w:pStyle w:val="Compact"/>
-              <w:jc w:val="right"/>
-            </w:pPr>
-            <w:r>
+              <w:spacing w:line="240" w:lineRule="auto"/>
+              <w:jc w:val="right"/>
+              <w:rPr>
+                <w:sz w:val="18"/>
+                <w:szCs w:val="18"/>
+              </w:rPr>
+            </w:pPr>
+            <w:r>
+              <w:rPr>
+                <w:sz w:val="18"/>
+                <w:szCs w:val="18"/>
+              </w:rPr>
               <w:t>9.025</w:t>
             </w:r>
           </w:p>
@@ -1416,9 +2288,18 @@
           <w:p>
             <w:pPr>
               <w:pStyle w:val="Compact"/>
-              <w:jc w:val="right"/>
-            </w:pPr>
-            <w:r>
+              <w:spacing w:line="240" w:lineRule="auto"/>
+              <w:jc w:val="right"/>
+              <w:rPr>
+                <w:sz w:val="18"/>
+                <w:szCs w:val="18"/>
+              </w:rPr>
+            </w:pPr>
+            <w:r>
+              <w:rPr>
+                <w:sz w:val="18"/>
+                <w:szCs w:val="18"/>
+              </w:rPr>
               <w:t>16</w:t>
             </w:r>
           </w:p>
@@ -1430,8 +2311,17 @@
           <w:p>
             <w:pPr>
               <w:pStyle w:val="Compact"/>
-            </w:pPr>
-            <w:r>
+              <w:spacing w:line="240" w:lineRule="auto"/>
+              <w:rPr>
+                <w:sz w:val="18"/>
+                <w:szCs w:val="18"/>
+              </w:rPr>
+            </w:pPr>
+            <w:r>
+              <w:rPr>
+                <w:sz w:val="18"/>
+                <w:szCs w:val="18"/>
+              </w:rPr>
               <w:t>Matera_Italy</w:t>
             </w:r>
           </w:p>
@@ -1443,8 +2333,17 @@
           <w:p>
             <w:pPr>
               <w:pStyle w:val="Compact"/>
-            </w:pPr>
-            <w:r>
+              <w:spacing w:line="240" w:lineRule="auto"/>
+              <w:rPr>
+                <w:sz w:val="18"/>
+                <w:szCs w:val="18"/>
+              </w:rPr>
+            </w:pPr>
+            <w:r>
+              <w:rPr>
+                <w:sz w:val="18"/>
+                <w:szCs w:val="18"/>
+              </w:rPr>
               <w:t>Italy</w:t>
             </w:r>
           </w:p>
@@ -1456,9 +2355,18 @@
           <w:p>
             <w:pPr>
               <w:pStyle w:val="Compact"/>
-              <w:jc w:val="right"/>
-            </w:pPr>
-            <w:r>
+              <w:spacing w:line="240" w:lineRule="auto"/>
+              <w:jc w:val="right"/>
+              <w:rPr>
+                <w:sz w:val="18"/>
+                <w:szCs w:val="18"/>
+              </w:rPr>
+            </w:pPr>
+            <w:r>
+              <w:rPr>
+                <w:sz w:val="18"/>
+                <w:szCs w:val="18"/>
+              </w:rPr>
               <w:t>5</w:t>
             </w:r>
           </w:p>
@@ -1470,9 +2378,18 @@
           <w:p>
             <w:pPr>
               <w:pStyle w:val="Compact"/>
-              <w:jc w:val="right"/>
-            </w:pPr>
-            <w:r>
+              <w:spacing w:line="240" w:lineRule="auto"/>
+              <w:jc w:val="right"/>
+              <w:rPr>
+                <w:sz w:val="18"/>
+                <w:szCs w:val="18"/>
+              </w:rPr>
+            </w:pPr>
+            <w:r>
+              <w:rPr>
+                <w:sz w:val="18"/>
+                <w:szCs w:val="18"/>
+              </w:rPr>
               <w:t>40.601</w:t>
             </w:r>
           </w:p>
@@ -1484,9 +2401,18 @@
           <w:p>
             <w:pPr>
               <w:pStyle w:val="Compact"/>
-              <w:jc w:val="right"/>
-            </w:pPr>
-            <w:r>
+              <w:spacing w:line="240" w:lineRule="auto"/>
+              <w:jc w:val="right"/>
+              <w:rPr>
+                <w:sz w:val="18"/>
+                <w:szCs w:val="18"/>
+              </w:rPr>
+            </w:pPr>
+            <w:r>
+              <w:rPr>
+                <w:sz w:val="18"/>
+                <w:szCs w:val="18"/>
+              </w:rPr>
               <w:t>16.514</w:t>
             </w:r>
           </w:p>
@@ -1500,9 +2426,18 @@
           <w:p>
             <w:pPr>
               <w:pStyle w:val="Compact"/>
-              <w:jc w:val="right"/>
-            </w:pPr>
-            <w:r>
+              <w:spacing w:line="240" w:lineRule="auto"/>
+              <w:jc w:val="right"/>
+              <w:rPr>
+                <w:sz w:val="18"/>
+                <w:szCs w:val="18"/>
+              </w:rPr>
+            </w:pPr>
+            <w:r>
+              <w:rPr>
+                <w:sz w:val="18"/>
+                <w:szCs w:val="18"/>
+              </w:rPr>
               <w:t>17</w:t>
             </w:r>
           </w:p>
@@ -1514,8 +2449,17 @@
           <w:p>
             <w:pPr>
               <w:pStyle w:val="Compact"/>
-            </w:pPr>
-            <w:r>
+              <w:spacing w:line="240" w:lineRule="auto"/>
+              <w:rPr>
+                <w:sz w:val="18"/>
+                <w:szCs w:val="18"/>
+              </w:rPr>
+            </w:pPr>
+            <w:r>
+              <w:rPr>
+                <w:sz w:val="18"/>
+                <w:szCs w:val="18"/>
+              </w:rPr>
               <w:t>Po_Plain_Italy</w:t>
             </w:r>
           </w:p>
@@ -1527,8 +2471,17 @@
           <w:p>
             <w:pPr>
               <w:pStyle w:val="Compact"/>
-            </w:pPr>
-            <w:r>
+              <w:spacing w:line="240" w:lineRule="auto"/>
+              <w:rPr>
+                <w:sz w:val="18"/>
+                <w:szCs w:val="18"/>
+              </w:rPr>
+            </w:pPr>
+            <w:r>
+              <w:rPr>
+                <w:sz w:val="18"/>
+                <w:szCs w:val="18"/>
+              </w:rPr>
               <w:t>Italy</w:t>
             </w:r>
           </w:p>
@@ -1540,9 +2493,18 @@
           <w:p>
             <w:pPr>
               <w:pStyle w:val="Compact"/>
-              <w:jc w:val="right"/>
-            </w:pPr>
-            <w:r>
+              <w:spacing w:line="240" w:lineRule="auto"/>
+              <w:jc w:val="right"/>
+              <w:rPr>
+                <w:sz w:val="18"/>
+                <w:szCs w:val="18"/>
+              </w:rPr>
+            </w:pPr>
+            <w:r>
+              <w:rPr>
+                <w:sz w:val="18"/>
+                <w:szCs w:val="18"/>
+              </w:rPr>
               <w:t>8</w:t>
             </w:r>
           </w:p>
@@ -1554,9 +2516,18 @@
           <w:p>
             <w:pPr>
               <w:pStyle w:val="Compact"/>
-              <w:jc w:val="right"/>
-            </w:pPr>
-            <w:r>
+              <w:spacing w:line="240" w:lineRule="auto"/>
+              <w:jc w:val="right"/>
+              <w:rPr>
+                <w:sz w:val="18"/>
+                <w:szCs w:val="18"/>
+              </w:rPr>
+            </w:pPr>
+            <w:r>
+              <w:rPr>
+                <w:sz w:val="18"/>
+                <w:szCs w:val="18"/>
+              </w:rPr>
               <w:t>45.171</w:t>
             </w:r>
           </w:p>
@@ -1568,9 +2539,18 @@
           <w:p>
             <w:pPr>
               <w:pStyle w:val="Compact"/>
-              <w:jc w:val="right"/>
-            </w:pPr>
-            <w:r>
+              <w:spacing w:line="240" w:lineRule="auto"/>
+              <w:jc w:val="right"/>
+              <w:rPr>
+                <w:sz w:val="18"/>
+                <w:szCs w:val="18"/>
+              </w:rPr>
+            </w:pPr>
+            <w:r>
+              <w:rPr>
+                <w:sz w:val="18"/>
+                <w:szCs w:val="18"/>
+              </w:rPr>
               <w:t>9.138</w:t>
             </w:r>
           </w:p>
@@ -1584,9 +2564,18 @@
           <w:p>
             <w:pPr>
               <w:pStyle w:val="Compact"/>
-              <w:jc w:val="right"/>
-            </w:pPr>
-            <w:r>
+              <w:spacing w:line="240" w:lineRule="auto"/>
+              <w:jc w:val="right"/>
+              <w:rPr>
+                <w:sz w:val="18"/>
+                <w:szCs w:val="18"/>
+              </w:rPr>
+            </w:pPr>
+            <w:r>
+              <w:rPr>
+                <w:sz w:val="18"/>
+                <w:szCs w:val="18"/>
+              </w:rPr>
               <w:t>18</w:t>
             </w:r>
           </w:p>
@@ -1598,8 +2587,17 @@
           <w:p>
             <w:pPr>
               <w:pStyle w:val="Compact"/>
-            </w:pPr>
-            <w:r>
+              <w:spacing w:line="240" w:lineRule="auto"/>
+              <w:rPr>
+                <w:sz w:val="18"/>
+                <w:szCs w:val="18"/>
+              </w:rPr>
+            </w:pPr>
+            <w:r>
+              <w:rPr>
+                <w:sz w:val="18"/>
+                <w:szCs w:val="18"/>
+              </w:rPr>
               <w:t>Vienna_Austria</w:t>
             </w:r>
           </w:p>
@@ -1611,8 +2609,17 @@
           <w:p>
             <w:pPr>
               <w:pStyle w:val="Compact"/>
-            </w:pPr>
-            <w:r>
+              <w:spacing w:line="240" w:lineRule="auto"/>
+              <w:rPr>
+                <w:sz w:val="18"/>
+                <w:szCs w:val="18"/>
+              </w:rPr>
+            </w:pPr>
+            <w:r>
+              <w:rPr>
+                <w:sz w:val="18"/>
+                <w:szCs w:val="18"/>
+              </w:rPr>
               <w:t>Austria</w:t>
             </w:r>
           </w:p>
@@ -1624,9 +2631,18 @@
           <w:p>
             <w:pPr>
               <w:pStyle w:val="Compact"/>
-              <w:jc w:val="right"/>
-            </w:pPr>
-            <w:r>
+              <w:spacing w:line="240" w:lineRule="auto"/>
+              <w:jc w:val="right"/>
+              <w:rPr>
+                <w:sz w:val="18"/>
+                <w:szCs w:val="18"/>
+              </w:rPr>
+            </w:pPr>
+            <w:r>
+              <w:rPr>
+                <w:sz w:val="18"/>
+                <w:szCs w:val="18"/>
+              </w:rPr>
               <w:t>27</w:t>
             </w:r>
           </w:p>
@@ -1638,9 +2654,18 @@
           <w:p>
             <w:pPr>
               <w:pStyle w:val="Compact"/>
-              <w:jc w:val="right"/>
-            </w:pPr>
-            <w:r>
+              <w:spacing w:line="240" w:lineRule="auto"/>
+              <w:jc w:val="right"/>
+              <w:rPr>
+                <w:sz w:val="18"/>
+                <w:szCs w:val="18"/>
+              </w:rPr>
+            </w:pPr>
+            <w:r>
+              <w:rPr>
+                <w:sz w:val="18"/>
+                <w:szCs w:val="18"/>
+              </w:rPr>
               <w:t>48.239</w:t>
             </w:r>
           </w:p>
@@ -1652,9 +2677,18 @@
           <w:p>
             <w:pPr>
               <w:pStyle w:val="Compact"/>
-              <w:jc w:val="right"/>
-            </w:pPr>
-            <w:r>
+              <w:spacing w:line="240" w:lineRule="auto"/>
+              <w:jc w:val="right"/>
+              <w:rPr>
+                <w:sz w:val="18"/>
+                <w:szCs w:val="18"/>
+              </w:rPr>
+            </w:pPr>
+            <w:r>
+              <w:rPr>
+                <w:sz w:val="18"/>
+                <w:szCs w:val="18"/>
+              </w:rPr>
               <w:t>16.347</w:t>
             </w:r>
           </w:p>
@@ -1668,9 +2702,18 @@
           <w:p>
             <w:pPr>
               <w:pStyle w:val="Compact"/>
-              <w:jc w:val="right"/>
-            </w:pPr>
-            <w:r>
+              <w:spacing w:line="240" w:lineRule="auto"/>
+              <w:jc w:val="right"/>
+              <w:rPr>
+                <w:sz w:val="18"/>
+                <w:szCs w:val="18"/>
+              </w:rPr>
+            </w:pPr>
+            <w:r>
+              <w:rPr>
+                <w:sz w:val="18"/>
+                <w:szCs w:val="18"/>
+              </w:rPr>
               <w:t>19</w:t>
             </w:r>
           </w:p>
@@ -1682,8 +2725,17 @@
           <w:p>
             <w:pPr>
               <w:pStyle w:val="Compact"/>
-            </w:pPr>
-            <w:r>
+              <w:spacing w:line="240" w:lineRule="auto"/>
+              <w:rPr>
+                <w:sz w:val="18"/>
+                <w:szCs w:val="18"/>
+              </w:rPr>
+            </w:pPr>
+            <w:r>
+              <w:rPr>
+                <w:sz w:val="18"/>
+                <w:szCs w:val="18"/>
+              </w:rPr>
               <w:t>Velky_Kosir_Czech_Republic</w:t>
             </w:r>
           </w:p>
@@ -1695,8 +2747,17 @@
           <w:p>
             <w:pPr>
               <w:pStyle w:val="Compact"/>
-            </w:pPr>
-            <w:r>
+              <w:spacing w:line="240" w:lineRule="auto"/>
+              <w:rPr>
+                <w:sz w:val="18"/>
+                <w:szCs w:val="18"/>
+              </w:rPr>
+            </w:pPr>
+            <w:r>
+              <w:rPr>
+                <w:sz w:val="18"/>
+                <w:szCs w:val="18"/>
+              </w:rPr>
               <w:t>Czech Republic</w:t>
             </w:r>
           </w:p>
@@ -1708,9 +2769,18 @@
           <w:p>
             <w:pPr>
               <w:pStyle w:val="Compact"/>
-              <w:jc w:val="right"/>
-            </w:pPr>
-            <w:r>
+              <w:spacing w:line="240" w:lineRule="auto"/>
+              <w:jc w:val="right"/>
+              <w:rPr>
+                <w:sz w:val="18"/>
+                <w:szCs w:val="18"/>
+              </w:rPr>
+            </w:pPr>
+            <w:r>
+              <w:rPr>
+                <w:sz w:val="18"/>
+                <w:szCs w:val="18"/>
+              </w:rPr>
               <w:t>22</w:t>
             </w:r>
           </w:p>
@@ -1722,9 +2792,18 @@
           <w:p>
             <w:pPr>
               <w:pStyle w:val="Compact"/>
-              <w:jc w:val="right"/>
-            </w:pPr>
-            <w:r>
+              <w:spacing w:line="240" w:lineRule="auto"/>
+              <w:jc w:val="right"/>
+              <w:rPr>
+                <w:sz w:val="18"/>
+                <w:szCs w:val="18"/>
+              </w:rPr>
+            </w:pPr>
+            <w:r>
+              <w:rPr>
+                <w:sz w:val="18"/>
+                <w:szCs w:val="18"/>
+              </w:rPr>
               <w:t>49.547</w:t>
             </w:r>
           </w:p>
@@ -1736,9 +2815,18 @@
           <w:p>
             <w:pPr>
               <w:pStyle w:val="Compact"/>
-              <w:jc w:val="right"/>
-            </w:pPr>
-            <w:r>
+              <w:spacing w:line="240" w:lineRule="auto"/>
+              <w:jc w:val="right"/>
+              <w:rPr>
+                <w:sz w:val="18"/>
+                <w:szCs w:val="18"/>
+              </w:rPr>
+            </w:pPr>
+            <w:r>
+              <w:rPr>
+                <w:sz w:val="18"/>
+                <w:szCs w:val="18"/>
+              </w:rPr>
               <w:t>17.062</w:t>
             </w:r>
           </w:p>
@@ -1752,9 +2840,18 @@
           <w:p>
             <w:pPr>
               <w:pStyle w:val="Compact"/>
-              <w:jc w:val="right"/>
-            </w:pPr>
-            <w:r>
+              <w:spacing w:line="240" w:lineRule="auto"/>
+              <w:jc w:val="right"/>
+              <w:rPr>
+                <w:sz w:val="18"/>
+                <w:szCs w:val="18"/>
+              </w:rPr>
+            </w:pPr>
+            <w:r>
+              <w:rPr>
+                <w:sz w:val="18"/>
+                <w:szCs w:val="18"/>
+              </w:rPr>
               <w:t>20</w:t>
             </w:r>
           </w:p>
@@ -1766,8 +2863,17 @@
           <w:p>
             <w:pPr>
               <w:pStyle w:val="Compact"/>
-            </w:pPr>
-            <w:r>
+              <w:spacing w:line="240" w:lineRule="auto"/>
+              <w:rPr>
+                <w:sz w:val="18"/>
+                <w:szCs w:val="18"/>
+              </w:rPr>
+            </w:pPr>
+            <w:r>
+              <w:rPr>
+                <w:sz w:val="18"/>
+                <w:szCs w:val="18"/>
+              </w:rPr>
               <w:t>Pilis_Mountains_Hungary</w:t>
             </w:r>
           </w:p>
@@ -1779,8 +2885,17 @@
           <w:p>
             <w:pPr>
               <w:pStyle w:val="Compact"/>
-            </w:pPr>
-            <w:r>
+              <w:spacing w:line="240" w:lineRule="auto"/>
+              <w:rPr>
+                <w:sz w:val="18"/>
+                <w:szCs w:val="18"/>
+              </w:rPr>
+            </w:pPr>
+            <w:r>
+              <w:rPr>
+                <w:sz w:val="18"/>
+                <w:szCs w:val="18"/>
+              </w:rPr>
               <w:t>Hungary</w:t>
             </w:r>
           </w:p>
@@ -1792,9 +2907,18 @@
           <w:p>
             <w:pPr>
               <w:pStyle w:val="Compact"/>
-              <w:jc w:val="right"/>
-            </w:pPr>
-            <w:r>
+              <w:spacing w:line="240" w:lineRule="auto"/>
+              <w:jc w:val="right"/>
+              <w:rPr>
+                <w:sz w:val="18"/>
+                <w:szCs w:val="18"/>
+              </w:rPr>
+            </w:pPr>
+            <w:r>
+              <w:rPr>
+                <w:sz w:val="18"/>
+                <w:szCs w:val="18"/>
+              </w:rPr>
               <w:t>28</w:t>
             </w:r>
           </w:p>
@@ -1806,9 +2930,18 @@
           <w:p>
             <w:pPr>
               <w:pStyle w:val="Compact"/>
-              <w:jc w:val="right"/>
-            </w:pPr>
-            <w:r>
+              <w:spacing w:line="240" w:lineRule="auto"/>
+              <w:jc w:val="right"/>
+              <w:rPr>
+                <w:sz w:val="18"/>
+                <w:szCs w:val="18"/>
+              </w:rPr>
+            </w:pPr>
+            <w:r>
+              <w:rPr>
+                <w:sz w:val="18"/>
+                <w:szCs w:val="18"/>
+              </w:rPr>
               <w:t>47.733</w:t>
             </w:r>
           </w:p>
@@ -1820,9 +2953,18 @@
           <w:p>
             <w:pPr>
               <w:pStyle w:val="Compact"/>
-              <w:jc w:val="right"/>
-            </w:pPr>
-            <w:r>
+              <w:spacing w:line="240" w:lineRule="auto"/>
+              <w:jc w:val="right"/>
+              <w:rPr>
+                <w:sz w:val="18"/>
+                <w:szCs w:val="18"/>
+              </w:rPr>
+            </w:pPr>
+            <w:r>
+              <w:rPr>
+                <w:sz w:val="18"/>
+                <w:szCs w:val="18"/>
+              </w:rPr>
               <w:t>18.917</w:t>
             </w:r>
           </w:p>
@@ -1836,9 +2978,18 @@
           <w:p>
             <w:pPr>
               <w:pStyle w:val="Compact"/>
-              <w:jc w:val="right"/>
-            </w:pPr>
-            <w:r>
+              <w:spacing w:line="240" w:lineRule="auto"/>
+              <w:jc w:val="right"/>
+              <w:rPr>
+                <w:sz w:val="18"/>
+                <w:szCs w:val="18"/>
+              </w:rPr>
+            </w:pPr>
+            <w:r>
+              <w:rPr>
+                <w:sz w:val="18"/>
+                <w:szCs w:val="18"/>
+              </w:rPr>
               <w:t>21</w:t>
             </w:r>
           </w:p>
@@ -1850,8 +3001,17 @@
           <w:p>
             <w:pPr>
               <w:pStyle w:val="Compact"/>
-            </w:pPr>
-            <w:r>
+              <w:spacing w:line="240" w:lineRule="auto"/>
+              <w:rPr>
+                <w:sz w:val="18"/>
+                <w:szCs w:val="18"/>
+              </w:rPr>
+            </w:pPr>
+            <w:r>
+              <w:rPr>
+                <w:sz w:val="18"/>
+                <w:szCs w:val="18"/>
+              </w:rPr>
               <w:t>Gotland_Sweden</w:t>
             </w:r>
           </w:p>
@@ -1863,8 +3023,17 @@
           <w:p>
             <w:pPr>
               <w:pStyle w:val="Compact"/>
-            </w:pPr>
-            <w:r>
+              <w:spacing w:line="240" w:lineRule="auto"/>
+              <w:rPr>
+                <w:sz w:val="18"/>
+                <w:szCs w:val="18"/>
+              </w:rPr>
+            </w:pPr>
+            <w:r>
+              <w:rPr>
+                <w:sz w:val="18"/>
+                <w:szCs w:val="18"/>
+              </w:rPr>
               <w:t>Sweden</w:t>
             </w:r>
           </w:p>
@@ -1876,9 +3045,18 @@
           <w:p>
             <w:pPr>
               <w:pStyle w:val="Compact"/>
-              <w:jc w:val="right"/>
-            </w:pPr>
-            <w:r>
+              <w:spacing w:line="240" w:lineRule="auto"/>
+              <w:jc w:val="right"/>
+              <w:rPr>
+                <w:sz w:val="18"/>
+                <w:szCs w:val="18"/>
+              </w:rPr>
+            </w:pPr>
+            <w:r>
+              <w:rPr>
+                <w:sz w:val="18"/>
+                <w:szCs w:val="18"/>
+              </w:rPr>
               <w:t>32</w:t>
             </w:r>
           </w:p>
@@ -1890,9 +3068,18 @@
           <w:p>
             <w:pPr>
               <w:pStyle w:val="Compact"/>
-              <w:jc w:val="right"/>
-            </w:pPr>
-            <w:r>
+              <w:spacing w:line="240" w:lineRule="auto"/>
+              <w:jc w:val="right"/>
+              <w:rPr>
+                <w:sz w:val="18"/>
+                <w:szCs w:val="18"/>
+              </w:rPr>
+            </w:pPr>
+            <w:r>
+              <w:rPr>
+                <w:sz w:val="18"/>
+                <w:szCs w:val="18"/>
+              </w:rPr>
               <w:t>57.504</w:t>
             </w:r>
           </w:p>
@@ -1904,9 +3091,18 @@
           <w:p>
             <w:pPr>
               <w:pStyle w:val="Compact"/>
-              <w:jc w:val="right"/>
-            </w:pPr>
-            <w:r>
+              <w:spacing w:line="240" w:lineRule="auto"/>
+              <w:jc w:val="right"/>
+              <w:rPr>
+                <w:sz w:val="18"/>
+                <w:szCs w:val="18"/>
+              </w:rPr>
+            </w:pPr>
+            <w:r>
+              <w:rPr>
+                <w:sz w:val="18"/>
+                <w:szCs w:val="18"/>
+              </w:rPr>
               <w:t>18.466</w:t>
             </w:r>
           </w:p>
@@ -1920,9 +3116,18 @@
           <w:p>
             <w:pPr>
               <w:pStyle w:val="Compact"/>
-              <w:jc w:val="right"/>
-            </w:pPr>
-            <w:r>
+              <w:spacing w:line="240" w:lineRule="auto"/>
+              <w:jc w:val="right"/>
+              <w:rPr>
+                <w:sz w:val="18"/>
+                <w:szCs w:val="18"/>
+              </w:rPr>
+            </w:pPr>
+            <w:r>
+              <w:rPr>
+                <w:sz w:val="18"/>
+                <w:szCs w:val="18"/>
+              </w:rPr>
               <w:t>22</w:t>
             </w:r>
           </w:p>
@@ -1934,8 +3139,17 @@
           <w:p>
             <w:pPr>
               <w:pStyle w:val="Compact"/>
-            </w:pPr>
-            <w:r>
+              <w:spacing w:line="240" w:lineRule="auto"/>
+              <w:rPr>
+                <w:sz w:val="18"/>
+                <w:szCs w:val="18"/>
+              </w:rPr>
+            </w:pPr>
+            <w:r>
+              <w:rPr>
+                <w:sz w:val="18"/>
+                <w:szCs w:val="18"/>
+              </w:rPr>
               <w:t>Harjavalta_Finland</w:t>
             </w:r>
           </w:p>
@@ -1947,8 +3161,17 @@
           <w:p>
             <w:pPr>
               <w:pStyle w:val="Compact"/>
-            </w:pPr>
-            <w:r>
+              <w:spacing w:line="240" w:lineRule="auto"/>
+              <w:rPr>
+                <w:sz w:val="18"/>
+                <w:szCs w:val="18"/>
+              </w:rPr>
+            </w:pPr>
+            <w:r>
+              <w:rPr>
+                <w:sz w:val="18"/>
+                <w:szCs w:val="18"/>
+              </w:rPr>
               <w:t>Finland</w:t>
             </w:r>
           </w:p>
@@ -1960,9 +3183,18 @@
           <w:p>
             <w:pPr>
               <w:pStyle w:val="Compact"/>
-              <w:jc w:val="right"/>
-            </w:pPr>
-            <w:r>
+              <w:spacing w:line="240" w:lineRule="auto"/>
+              <w:jc w:val="right"/>
+              <w:rPr>
+                <w:sz w:val="18"/>
+                <w:szCs w:val="18"/>
+              </w:rPr>
+            </w:pPr>
+            <w:r>
+              <w:rPr>
+                <w:sz w:val="18"/>
+                <w:szCs w:val="18"/>
+              </w:rPr>
               <w:t>44</w:t>
             </w:r>
           </w:p>
@@ -1974,9 +3206,18 @@
           <w:p>
             <w:pPr>
               <w:pStyle w:val="Compact"/>
-              <w:jc w:val="right"/>
-            </w:pPr>
-            <w:r>
+              <w:spacing w:line="240" w:lineRule="auto"/>
+              <w:jc w:val="right"/>
+              <w:rPr>
+                <w:sz w:val="18"/>
+                <w:szCs w:val="18"/>
+              </w:rPr>
+            </w:pPr>
+            <w:r>
+              <w:rPr>
+                <w:sz w:val="18"/>
+                <w:szCs w:val="18"/>
+              </w:rPr>
               <w:t>61.314</w:t>
             </w:r>
           </w:p>
@@ -1988,9 +3229,18 @@
           <w:p>
             <w:pPr>
               <w:pStyle w:val="Compact"/>
-              <w:jc w:val="right"/>
-            </w:pPr>
-            <w:r>
+              <w:spacing w:line="240" w:lineRule="auto"/>
+              <w:jc w:val="right"/>
+              <w:rPr>
+                <w:sz w:val="18"/>
+                <w:szCs w:val="18"/>
+              </w:rPr>
+            </w:pPr>
+            <w:r>
+              <w:rPr>
+                <w:sz w:val="18"/>
+                <w:szCs w:val="18"/>
+              </w:rPr>
               <w:t>22.139</w:t>
             </w:r>
           </w:p>
@@ -2004,9 +3254,18 @@
           <w:p>
             <w:pPr>
               <w:pStyle w:val="Compact"/>
-              <w:jc w:val="right"/>
-            </w:pPr>
-            <w:r>
+              <w:spacing w:line="240" w:lineRule="auto"/>
+              <w:jc w:val="right"/>
+              <w:rPr>
+                <w:sz w:val="18"/>
+                <w:szCs w:val="18"/>
+              </w:rPr>
+            </w:pPr>
+            <w:r>
+              <w:rPr>
+                <w:sz w:val="18"/>
+                <w:szCs w:val="18"/>
+              </w:rPr>
               <w:t>23</w:t>
             </w:r>
           </w:p>
@@ -2018,8 +3277,17 @@
           <w:p>
             <w:pPr>
               <w:pStyle w:val="Compact"/>
-            </w:pPr>
-            <w:r>
+              <w:spacing w:line="240" w:lineRule="auto"/>
+              <w:rPr>
+                <w:sz w:val="18"/>
+                <w:szCs w:val="18"/>
+              </w:rPr>
+            </w:pPr>
+            <w:r>
+              <w:rPr>
+                <w:sz w:val="18"/>
+                <w:szCs w:val="18"/>
+              </w:rPr>
               <w:t>Oulu_Finland</w:t>
             </w:r>
           </w:p>
@@ -2031,8 +3299,17 @@
           <w:p>
             <w:pPr>
               <w:pStyle w:val="Compact"/>
-            </w:pPr>
-            <w:r>
+              <w:spacing w:line="240" w:lineRule="auto"/>
+              <w:rPr>
+                <w:sz w:val="18"/>
+                <w:szCs w:val="18"/>
+              </w:rPr>
+            </w:pPr>
+            <w:r>
+              <w:rPr>
+                <w:sz w:val="18"/>
+                <w:szCs w:val="18"/>
+              </w:rPr>
               <w:t>Finland</w:t>
             </w:r>
           </w:p>
@@ -2044,9 +3321,18 @@
           <w:p>
             <w:pPr>
               <w:pStyle w:val="Compact"/>
-              <w:jc w:val="right"/>
-            </w:pPr>
-            <w:r>
+              <w:spacing w:line="240" w:lineRule="auto"/>
+              <w:jc w:val="right"/>
+              <w:rPr>
+                <w:sz w:val="18"/>
+                <w:szCs w:val="18"/>
+              </w:rPr>
+            </w:pPr>
+            <w:r>
+              <w:rPr>
+                <w:sz w:val="18"/>
+                <w:szCs w:val="18"/>
+              </w:rPr>
               <w:t>29</w:t>
             </w:r>
           </w:p>
@@ -2058,9 +3344,18 @@
           <w:p>
             <w:pPr>
               <w:pStyle w:val="Compact"/>
-              <w:jc w:val="right"/>
-            </w:pPr>
-            <w:r>
+              <w:spacing w:line="240" w:lineRule="auto"/>
+              <w:jc w:val="right"/>
+              <w:rPr>
+                <w:sz w:val="18"/>
+                <w:szCs w:val="18"/>
+              </w:rPr>
+            </w:pPr>
+            <w:r>
+              <w:rPr>
+                <w:sz w:val="18"/>
+                <w:szCs w:val="18"/>
+              </w:rPr>
               <w:t>65.013</w:t>
             </w:r>
           </w:p>
@@ -2072,9 +3367,18 @@
           <w:p>
             <w:pPr>
               <w:pStyle w:val="Compact"/>
-              <w:jc w:val="right"/>
-            </w:pPr>
-            <w:r>
+              <w:spacing w:line="240" w:lineRule="auto"/>
+              <w:jc w:val="right"/>
+              <w:rPr>
+                <w:sz w:val="18"/>
+                <w:szCs w:val="18"/>
+              </w:rPr>
+            </w:pPr>
+            <w:r>
+              <w:rPr>
+                <w:sz w:val="18"/>
+                <w:szCs w:val="18"/>
+              </w:rPr>
               <w:t>25.468</w:t>
             </w:r>
           </w:p>
@@ -2088,9 +3392,18 @@
           <w:p>
             <w:pPr>
               <w:pStyle w:val="Compact"/>
-              <w:jc w:val="right"/>
-            </w:pPr>
-            <w:r>
+              <w:spacing w:line="240" w:lineRule="auto"/>
+              <w:jc w:val="right"/>
+              <w:rPr>
+                <w:sz w:val="18"/>
+                <w:szCs w:val="18"/>
+              </w:rPr>
+            </w:pPr>
+            <w:r>
+              <w:rPr>
+                <w:sz w:val="18"/>
+                <w:szCs w:val="18"/>
+              </w:rPr>
               <w:t>24</w:t>
             </w:r>
           </w:p>
@@ -2102,8 +3415,17 @@
           <w:p>
             <w:pPr>
               <w:pStyle w:val="Compact"/>
-            </w:pPr>
-            <w:r>
+              <w:spacing w:line="240" w:lineRule="auto"/>
+              <w:rPr>
+                <w:sz w:val="18"/>
+                <w:szCs w:val="18"/>
+              </w:rPr>
+            </w:pPr>
+            <w:r>
+              <w:rPr>
+                <w:sz w:val="18"/>
+                <w:szCs w:val="18"/>
+              </w:rPr>
               <w:t>Kilingi-Nõmme_Estonia</w:t>
             </w:r>
           </w:p>
@@ -2115,8 +3437,17 @@
           <w:p>
             <w:pPr>
               <w:pStyle w:val="Compact"/>
-            </w:pPr>
-            <w:r>
+              <w:spacing w:line="240" w:lineRule="auto"/>
+              <w:rPr>
+                <w:sz w:val="18"/>
+                <w:szCs w:val="18"/>
+              </w:rPr>
+            </w:pPr>
+            <w:r>
+              <w:rPr>
+                <w:sz w:val="18"/>
+                <w:szCs w:val="18"/>
+              </w:rPr>
               <w:t>Estonia</w:t>
             </w:r>
           </w:p>
@@ -2128,9 +3459,18 @@
           <w:p>
             <w:pPr>
               <w:pStyle w:val="Compact"/>
-              <w:jc w:val="right"/>
-            </w:pPr>
-            <w:r>
+              <w:spacing w:line="240" w:lineRule="auto"/>
+              <w:jc w:val="right"/>
+              <w:rPr>
+                <w:sz w:val="18"/>
+                <w:szCs w:val="18"/>
+              </w:rPr>
+            </w:pPr>
+            <w:r>
+              <w:rPr>
+                <w:sz w:val="18"/>
+                <w:szCs w:val="18"/>
+              </w:rPr>
               <w:t>32</w:t>
             </w:r>
           </w:p>
@@ -2142,9 +3482,18 @@
           <w:p>
             <w:pPr>
               <w:pStyle w:val="Compact"/>
-              <w:jc w:val="right"/>
-            </w:pPr>
-            <w:r>
+              <w:spacing w:line="240" w:lineRule="auto"/>
+              <w:jc w:val="right"/>
+              <w:rPr>
+                <w:sz w:val="18"/>
+                <w:szCs w:val="18"/>
+              </w:rPr>
+            </w:pPr>
+            <w:r>
+              <w:rPr>
+                <w:sz w:val="18"/>
+                <w:szCs w:val="18"/>
+              </w:rPr>
               <w:t>58.150</w:t>
             </w:r>
           </w:p>
@@ -2156,9 +3505,18 @@
           <w:p>
             <w:pPr>
               <w:pStyle w:val="Compact"/>
-              <w:jc w:val="right"/>
-            </w:pPr>
-            <w:r>
+              <w:spacing w:line="240" w:lineRule="auto"/>
+              <w:jc w:val="right"/>
+              <w:rPr>
+                <w:sz w:val="18"/>
+                <w:szCs w:val="18"/>
+              </w:rPr>
+            </w:pPr>
+            <w:r>
+              <w:rPr>
+                <w:sz w:val="18"/>
+                <w:szCs w:val="18"/>
+              </w:rPr>
               <w:t>24.938</w:t>
             </w:r>
           </w:p>
@@ -2172,9 +3530,18 @@
           <w:p>
             <w:pPr>
               <w:pStyle w:val="Compact"/>
-              <w:jc w:val="right"/>
-            </w:pPr>
-            <w:r>
+              <w:spacing w:line="240" w:lineRule="auto"/>
+              <w:jc w:val="right"/>
+              <w:rPr>
+                <w:sz w:val="18"/>
+                <w:szCs w:val="18"/>
+              </w:rPr>
+            </w:pPr>
+            <w:r>
+              <w:rPr>
+                <w:sz w:val="18"/>
+                <w:szCs w:val="18"/>
+              </w:rPr>
               <w:t>25</w:t>
             </w:r>
           </w:p>
@@ -2186,8 +3553,17 @@
           <w:p>
             <w:pPr>
               <w:pStyle w:val="Compact"/>
-            </w:pPr>
-            <w:r>
+              <w:spacing w:line="240" w:lineRule="auto"/>
+              <w:rPr>
+                <w:sz w:val="18"/>
+                <w:szCs w:val="18"/>
+              </w:rPr>
+            </w:pPr>
+            <w:r>
+              <w:rPr>
+                <w:sz w:val="18"/>
+                <w:szCs w:val="18"/>
+              </w:rPr>
               <w:t>Crete</w:t>
             </w:r>
           </w:p>
@@ -2199,8 +3575,17 @@
           <w:p>
             <w:pPr>
               <w:pStyle w:val="Compact"/>
-            </w:pPr>
-            <w:r>
+              <w:spacing w:line="240" w:lineRule="auto"/>
+              <w:rPr>
+                <w:sz w:val="18"/>
+                <w:szCs w:val="18"/>
+              </w:rPr>
+            </w:pPr>
+            <w:r>
+              <w:rPr>
+                <w:sz w:val="18"/>
+                <w:szCs w:val="18"/>
+              </w:rPr>
               <w:t>Crete</w:t>
             </w:r>
           </w:p>
@@ -2212,9 +3597,18 @@
           <w:p>
             <w:pPr>
               <w:pStyle w:val="Compact"/>
-              <w:jc w:val="right"/>
-            </w:pPr>
-            <w:r>
+              <w:spacing w:line="240" w:lineRule="auto"/>
+              <w:jc w:val="right"/>
+              <w:rPr>
+                <w:sz w:val="18"/>
+                <w:szCs w:val="18"/>
+              </w:rPr>
+            </w:pPr>
+            <w:r>
+              <w:rPr>
+                <w:sz w:val="18"/>
+                <w:szCs w:val="18"/>
+              </w:rPr>
               <w:t>4</w:t>
             </w:r>
           </w:p>
@@ -2226,9 +3620,18 @@
           <w:p>
             <w:pPr>
               <w:pStyle w:val="Compact"/>
-              <w:jc w:val="right"/>
-            </w:pPr>
-            <w:r>
+              <w:spacing w:line="240" w:lineRule="auto"/>
+              <w:jc w:val="right"/>
+              <w:rPr>
+                <w:sz w:val="18"/>
+                <w:szCs w:val="18"/>
+              </w:rPr>
+            </w:pPr>
+            <w:r>
+              <w:rPr>
+                <w:sz w:val="18"/>
+                <w:szCs w:val="18"/>
+              </w:rPr>
               <w:t>35.183</w:t>
             </w:r>
           </w:p>
@@ -2240,9 +3643,18 @@
           <w:p>
             <w:pPr>
               <w:pStyle w:val="Compact"/>
-              <w:jc w:val="right"/>
-            </w:pPr>
-            <w:r>
+              <w:spacing w:line="240" w:lineRule="auto"/>
+              <w:jc w:val="right"/>
+              <w:rPr>
+                <w:sz w:val="18"/>
+                <w:szCs w:val="18"/>
+              </w:rPr>
+            </w:pPr>
+            <w:r>
+              <w:rPr>
+                <w:sz w:val="18"/>
+                <w:szCs w:val="18"/>
+              </w:rPr>
               <w:t>24.960</w:t>
             </w:r>
           </w:p>
@@ -2256,9 +3668,18 @@
           <w:p>
             <w:pPr>
               <w:pStyle w:val="Compact"/>
-              <w:jc w:val="right"/>
-            </w:pPr>
-            <w:r>
+              <w:spacing w:line="240" w:lineRule="auto"/>
+              <w:jc w:val="right"/>
+              <w:rPr>
+                <w:sz w:val="18"/>
+                <w:szCs w:val="18"/>
+              </w:rPr>
+            </w:pPr>
+            <w:r>
+              <w:rPr>
+                <w:sz w:val="18"/>
+                <w:szCs w:val="18"/>
+              </w:rPr>
               <w:t>26</w:t>
             </w:r>
           </w:p>
@@ -2270,8 +3691,17 @@
           <w:p>
             <w:pPr>
               <w:pStyle w:val="Compact"/>
-            </w:pPr>
-            <w:r>
+              <w:spacing w:line="240" w:lineRule="auto"/>
+              <w:rPr>
+                <w:sz w:val="18"/>
+                <w:szCs w:val="18"/>
+              </w:rPr>
+            </w:pPr>
+            <w:r>
+              <w:rPr>
+                <w:sz w:val="18"/>
+                <w:szCs w:val="18"/>
+              </w:rPr>
               <w:t>Bulgaria</w:t>
             </w:r>
           </w:p>
@@ -2283,22 +3713,40 @@
           <w:p>
             <w:pPr>
               <w:pStyle w:val="Compact"/>
-            </w:pPr>
-            <w:r>
-              <w:t>Balkans</w:t>
-            </w:r>
-          </w:p>
-        </w:tc>
-        <w:tc>
-          <w:tcPr>
-            <w:tcW w:w="0" w:type="auto"/>
-          </w:tcPr>
-          <w:p>
-            <w:pPr>
-              <w:pStyle w:val="Compact"/>
-              <w:jc w:val="right"/>
-            </w:pPr>
-            <w:r>
+              <w:spacing w:line="240" w:lineRule="auto"/>
+              <w:rPr>
+                <w:sz w:val="18"/>
+                <w:szCs w:val="18"/>
+              </w:rPr>
+            </w:pPr>
+            <w:r>
+              <w:rPr>
+                <w:sz w:val="18"/>
+                <w:szCs w:val="18"/>
+              </w:rPr>
+              <w:t>Romania/Bulgaria</w:t>
+            </w:r>
+          </w:p>
+        </w:tc>
+        <w:tc>
+          <w:tcPr>
+            <w:tcW w:w="0" w:type="auto"/>
+          </w:tcPr>
+          <w:p>
+            <w:pPr>
+              <w:pStyle w:val="Compact"/>
+              <w:spacing w:line="240" w:lineRule="auto"/>
+              <w:jc w:val="right"/>
+              <w:rPr>
+                <w:sz w:val="18"/>
+                <w:szCs w:val="18"/>
+              </w:rPr>
+            </w:pPr>
+            <w:r>
+              <w:rPr>
+                <w:sz w:val="18"/>
+                <w:szCs w:val="18"/>
+              </w:rPr>
               <w:t>3</w:t>
             </w:r>
           </w:p>
@@ -2310,9 +3758,18 @@
           <w:p>
             <w:pPr>
               <w:pStyle w:val="Compact"/>
-              <w:jc w:val="right"/>
-            </w:pPr>
-            <w:r>
+              <w:spacing w:line="240" w:lineRule="auto"/>
+              <w:jc w:val="right"/>
+              <w:rPr>
+                <w:sz w:val="18"/>
+                <w:szCs w:val="18"/>
+              </w:rPr>
+            </w:pPr>
+            <w:r>
+              <w:rPr>
+                <w:sz w:val="18"/>
+                <w:szCs w:val="18"/>
+              </w:rPr>
               <w:t>42.696</w:t>
             </w:r>
           </w:p>
@@ -2324,9 +3781,18 @@
           <w:p>
             <w:pPr>
               <w:pStyle w:val="Compact"/>
-              <w:jc w:val="right"/>
-            </w:pPr>
-            <w:r>
+              <w:spacing w:line="240" w:lineRule="auto"/>
+              <w:jc w:val="right"/>
+              <w:rPr>
+                <w:sz w:val="18"/>
+                <w:szCs w:val="18"/>
+              </w:rPr>
+            </w:pPr>
+            <w:r>
+              <w:rPr>
+                <w:sz w:val="18"/>
+                <w:szCs w:val="18"/>
+              </w:rPr>
               <w:t>23.328</w:t>
             </w:r>
           </w:p>
@@ -2340,9 +3806,18 @@
           <w:p>
             <w:pPr>
               <w:pStyle w:val="Compact"/>
-              <w:jc w:val="right"/>
-            </w:pPr>
-            <w:r>
+              <w:spacing w:line="240" w:lineRule="auto"/>
+              <w:jc w:val="right"/>
+              <w:rPr>
+                <w:sz w:val="18"/>
+                <w:szCs w:val="18"/>
+              </w:rPr>
+            </w:pPr>
+            <w:r>
+              <w:rPr>
+                <w:sz w:val="18"/>
+                <w:szCs w:val="18"/>
+              </w:rPr>
               <w:t>27</w:t>
             </w:r>
           </w:p>
@@ -2354,8 +3829,17 @@
           <w:p>
             <w:pPr>
               <w:pStyle w:val="Compact"/>
-            </w:pPr>
-            <w:r>
+              <w:spacing w:line="240" w:lineRule="auto"/>
+              <w:rPr>
+                <w:sz w:val="18"/>
+                <w:szCs w:val="18"/>
+              </w:rPr>
+            </w:pPr>
+            <w:r>
+              <w:rPr>
+                <w:sz w:val="18"/>
+                <w:szCs w:val="18"/>
+              </w:rPr>
               <w:t>Romania</w:t>
             </w:r>
           </w:p>
@@ -2367,22 +3851,40 @@
           <w:p>
             <w:pPr>
               <w:pStyle w:val="Compact"/>
-            </w:pPr>
-            <w:r>
-              <w:t>Balkans</w:t>
-            </w:r>
-          </w:p>
-        </w:tc>
-        <w:tc>
-          <w:tcPr>
-            <w:tcW w:w="0" w:type="auto"/>
-          </w:tcPr>
-          <w:p>
-            <w:pPr>
-              <w:pStyle w:val="Compact"/>
-              <w:jc w:val="right"/>
-            </w:pPr>
-            <w:r>
+              <w:spacing w:line="240" w:lineRule="auto"/>
+              <w:rPr>
+                <w:sz w:val="18"/>
+                <w:szCs w:val="18"/>
+              </w:rPr>
+            </w:pPr>
+            <w:r>
+              <w:rPr>
+                <w:sz w:val="18"/>
+                <w:szCs w:val="18"/>
+              </w:rPr>
+              <w:t>Romania/Bulgaria</w:t>
+            </w:r>
+          </w:p>
+        </w:tc>
+        <w:tc>
+          <w:tcPr>
+            <w:tcW w:w="0" w:type="auto"/>
+          </w:tcPr>
+          <w:p>
+            <w:pPr>
+              <w:pStyle w:val="Compact"/>
+              <w:spacing w:line="240" w:lineRule="auto"/>
+              <w:jc w:val="right"/>
+              <w:rPr>
+                <w:sz w:val="18"/>
+                <w:szCs w:val="18"/>
+              </w:rPr>
+            </w:pPr>
+            <w:r>
+              <w:rPr>
+                <w:sz w:val="18"/>
+                <w:szCs w:val="18"/>
+              </w:rPr>
               <w:t>7</w:t>
             </w:r>
           </w:p>
@@ -2394,9 +3896,18 @@
           <w:p>
             <w:pPr>
               <w:pStyle w:val="Compact"/>
-              <w:jc w:val="right"/>
-            </w:pPr>
-            <w:r>
+              <w:spacing w:line="240" w:lineRule="auto"/>
+              <w:jc w:val="right"/>
+              <w:rPr>
+                <w:sz w:val="18"/>
+                <w:szCs w:val="18"/>
+              </w:rPr>
+            </w:pPr>
+            <w:r>
+              <w:rPr>
+                <w:sz w:val="18"/>
+                <w:szCs w:val="18"/>
+              </w:rPr>
               <w:t>46.497</w:t>
             </w:r>
           </w:p>
@@ -2408,9 +3919,18 @@
           <w:p>
             <w:pPr>
               <w:pStyle w:val="Compact"/>
-              <w:jc w:val="right"/>
-            </w:pPr>
-            <w:r>
+              <w:spacing w:line="240" w:lineRule="auto"/>
+              <w:jc w:val="right"/>
+              <w:rPr>
+                <w:sz w:val="18"/>
+                <w:szCs w:val="18"/>
+              </w:rPr>
+            </w:pPr>
+            <w:r>
+              <w:rPr>
+                <w:sz w:val="18"/>
+                <w:szCs w:val="18"/>
+              </w:rPr>
               <w:t>24.582</w:t>
             </w:r>
           </w:p>
@@ -2424,9 +3944,18 @@
           <w:p>
             <w:pPr>
               <w:pStyle w:val="Compact"/>
-              <w:jc w:val="right"/>
-            </w:pPr>
-            <w:r>
+              <w:spacing w:line="240" w:lineRule="auto"/>
+              <w:jc w:val="right"/>
+              <w:rPr>
+                <w:sz w:val="18"/>
+                <w:szCs w:val="18"/>
+              </w:rPr>
+            </w:pPr>
+            <w:r>
+              <w:rPr>
+                <w:sz w:val="18"/>
+                <w:szCs w:val="18"/>
+              </w:rPr>
               <w:t>28</w:t>
             </w:r>
           </w:p>
@@ -2438,8 +3967,17 @@
           <w:p>
             <w:pPr>
               <w:pStyle w:val="Compact"/>
-            </w:pPr>
-            <w:r>
+              <w:spacing w:line="240" w:lineRule="auto"/>
+              <w:rPr>
+                <w:sz w:val="18"/>
+                <w:szCs w:val="18"/>
+              </w:rPr>
+            </w:pPr>
+            <w:r>
+              <w:rPr>
+                <w:sz w:val="18"/>
+                <w:szCs w:val="18"/>
+              </w:rPr>
               <w:t>Turkey</w:t>
             </w:r>
           </w:p>
@@ -2451,8 +3989,17 @@
           <w:p>
             <w:pPr>
               <w:pStyle w:val="Compact"/>
-            </w:pPr>
-            <w:r>
+              <w:spacing w:line="240" w:lineRule="auto"/>
+              <w:rPr>
+                <w:sz w:val="18"/>
+                <w:szCs w:val="18"/>
+              </w:rPr>
+            </w:pPr>
+            <w:r>
+              <w:rPr>
+                <w:sz w:val="18"/>
+                <w:szCs w:val="18"/>
+              </w:rPr>
               <w:t>Turkey</w:t>
             </w:r>
           </w:p>
@@ -2464,9 +4011,18 @@
           <w:p>
             <w:pPr>
               <w:pStyle w:val="Compact"/>
-              <w:jc w:val="right"/>
-            </w:pPr>
-            <w:r>
+              <w:spacing w:line="240" w:lineRule="auto"/>
+              <w:jc w:val="right"/>
+              <w:rPr>
+                <w:sz w:val="18"/>
+                <w:szCs w:val="18"/>
+              </w:rPr>
+            </w:pPr>
+            <w:r>
+              <w:rPr>
+                <w:sz w:val="18"/>
+                <w:szCs w:val="18"/>
+              </w:rPr>
               <w:t>11</w:t>
             </w:r>
           </w:p>
@@ -2478,9 +4034,18 @@
           <w:p>
             <w:pPr>
               <w:pStyle w:val="Compact"/>
-              <w:jc w:val="right"/>
-            </w:pPr>
-            <w:r>
+              <w:spacing w:line="240" w:lineRule="auto"/>
+              <w:jc w:val="right"/>
+              <w:rPr>
+                <w:sz w:val="18"/>
+                <w:szCs w:val="18"/>
+              </w:rPr>
+            </w:pPr>
+            <w:r>
+              <w:rPr>
+                <w:sz w:val="18"/>
+                <w:szCs w:val="18"/>
+              </w:rPr>
               <w:t>39.464</w:t>
             </w:r>
           </w:p>
@@ -2492,9 +4057,18 @@
           <w:p>
             <w:pPr>
               <w:pStyle w:val="Compact"/>
-              <w:jc w:val="right"/>
-            </w:pPr>
-            <w:r>
+              <w:spacing w:line="240" w:lineRule="auto"/>
+              <w:jc w:val="right"/>
+              <w:rPr>
+                <w:sz w:val="18"/>
+                <w:szCs w:val="18"/>
+              </w:rPr>
+            </w:pPr>
+            <w:r>
+              <w:rPr>
+                <w:sz w:val="18"/>
+                <w:szCs w:val="18"/>
+              </w:rPr>
               <w:t>34.797</w:t>
             </w:r>
           </w:p>
@@ -2508,9 +4082,18 @@
           <w:p>
             <w:pPr>
               <w:pStyle w:val="Compact"/>
-              <w:jc w:val="right"/>
-            </w:pPr>
-            <w:r>
+              <w:spacing w:line="240" w:lineRule="auto"/>
+              <w:jc w:val="right"/>
+              <w:rPr>
+                <w:sz w:val="18"/>
+                <w:szCs w:val="18"/>
+              </w:rPr>
+            </w:pPr>
+            <w:r>
+              <w:rPr>
+                <w:sz w:val="18"/>
+                <w:szCs w:val="18"/>
+              </w:rPr>
               <w:t>29</w:t>
             </w:r>
           </w:p>
@@ -2522,8 +4105,17 @@
           <w:p>
             <w:pPr>
               <w:pStyle w:val="Compact"/>
-            </w:pPr>
-            <w:r>
+              <w:spacing w:line="240" w:lineRule="auto"/>
+              <w:rPr>
+                <w:sz w:val="18"/>
+                <w:szCs w:val="18"/>
+              </w:rPr>
+            </w:pPr>
+            <w:r>
+              <w:rPr>
+                <w:sz w:val="18"/>
+                <w:szCs w:val="18"/>
+              </w:rPr>
               <w:t>Zvenigorod_Russia</w:t>
             </w:r>
           </w:p>
@@ -2535,8 +4127,17 @@
           <w:p>
             <w:pPr>
               <w:pStyle w:val="Compact"/>
-            </w:pPr>
-            <w:r>
+              <w:spacing w:line="240" w:lineRule="auto"/>
+              <w:rPr>
+                <w:sz w:val="18"/>
+                <w:szCs w:val="18"/>
+              </w:rPr>
+            </w:pPr>
+            <w:r>
+              <w:rPr>
+                <w:sz w:val="18"/>
+                <w:szCs w:val="18"/>
+              </w:rPr>
               <w:t>Russia</w:t>
             </w:r>
           </w:p>
@@ -2548,9 +4149,18 @@
           <w:p>
             <w:pPr>
               <w:pStyle w:val="Compact"/>
-              <w:jc w:val="right"/>
-            </w:pPr>
-            <w:r>
+              <w:spacing w:line="240" w:lineRule="auto"/>
+              <w:jc w:val="right"/>
+              <w:rPr>
+                <w:sz w:val="18"/>
+                <w:szCs w:val="18"/>
+              </w:rPr>
+            </w:pPr>
+            <w:r>
+              <w:rPr>
+                <w:sz w:val="18"/>
+                <w:szCs w:val="18"/>
+              </w:rPr>
               <w:t>17</w:t>
             </w:r>
           </w:p>
@@ -2562,9 +4172,18 @@
           <w:p>
             <w:pPr>
               <w:pStyle w:val="Compact"/>
-              <w:jc w:val="right"/>
-            </w:pPr>
-            <w:r>
+              <w:spacing w:line="240" w:lineRule="auto"/>
+              <w:jc w:val="right"/>
+              <w:rPr>
+                <w:sz w:val="18"/>
+                <w:szCs w:val="18"/>
+              </w:rPr>
+            </w:pPr>
+            <w:r>
+              <w:rPr>
+                <w:sz w:val="18"/>
+                <w:szCs w:val="18"/>
+              </w:rPr>
               <w:t>55.738</w:t>
             </w:r>
           </w:p>
@@ -2576,15 +4195,37 @@
           <w:p>
             <w:pPr>
               <w:pStyle w:val="Compact"/>
-              <w:jc w:val="right"/>
-            </w:pPr>
-            <w:r>
+              <w:spacing w:line="240" w:lineRule="auto"/>
+              <w:jc w:val="right"/>
+              <w:rPr>
+                <w:sz w:val="18"/>
+                <w:szCs w:val="18"/>
+              </w:rPr>
+            </w:pPr>
+            <w:r>
+              <w:rPr>
+                <w:sz w:val="18"/>
+                <w:szCs w:val="18"/>
+              </w:rPr>
               <w:t>36.857</w:t>
             </w:r>
           </w:p>
         </w:tc>
       </w:tr>
     </w:tbl>
+    <w:p>
+      <w:pPr>
+        <w:rPr>
+          <w:b/>
+        </w:rPr>
+      </w:pPr>
+      <w:r>
+        <w:rPr>
+          <w:b/>
+        </w:rPr>
+        <w:br w:type="page"/>
+      </w:r>
+    </w:p>
     <w:p>
       <w:pPr>
         <w:pStyle w:val="BodyText"/>
@@ -2657,10 +4298,10 @@
         </m:sSub>
       </m:oMath>
       <w:r>
-        <w:t xml:space="preserve"> was calculated for each population versus Turkey. The “number of outliers” represen</w:t>
+        <w:t xml:space="preserve"> was calculated for each population versus Turkey. The “</w:t>
       </w:r>
       <w:r>
-        <w:t xml:space="preserve">ts the number of </w:t>
+        <w:t xml:space="preserve">number of outliers” represents the number of </w:t>
       </w:r>
       <w:r>
         <w:rPr>
@@ -2679,11 +4320,11 @@
         <w:tblLook w:val="07E0" w:firstRow="1" w:lastRow="1" w:firstColumn="1" w:lastColumn="1" w:noHBand="1" w:noVBand="1"/>
       </w:tblPr>
       <w:tblGrid>
-        <w:gridCol w:w="1585"/>
-        <w:gridCol w:w="1196"/>
-        <w:gridCol w:w="1320"/>
-        <w:gridCol w:w="2505"/>
-        <w:gridCol w:w="2970"/>
+        <w:gridCol w:w="1243"/>
+        <w:gridCol w:w="1009"/>
+        <w:gridCol w:w="1156"/>
+        <w:gridCol w:w="2654"/>
+        <w:gridCol w:w="3514"/>
       </w:tblGrid>
       <w:tr>
         <w:tc>
@@ -2697,8 +4338,17 @@
           <w:p>
             <w:pPr>
               <w:pStyle w:val="Compact"/>
-            </w:pPr>
-            <w:r>
+              <w:spacing w:line="240" w:lineRule="auto"/>
+              <w:rPr>
+                <w:sz w:val="18"/>
+                <w:szCs w:val="18"/>
+              </w:rPr>
+            </w:pPr>
+            <w:r>
+              <w:rPr>
+                <w:sz w:val="18"/>
+                <w:szCs w:val="18"/>
+              </w:rPr>
               <w:t>Chromosome</w:t>
             </w:r>
           </w:p>
@@ -2714,8 +4364,17 @@
           <w:p>
             <w:pPr>
               <w:pStyle w:val="Compact"/>
-            </w:pPr>
-            <w:r>
+              <w:spacing w:line="240" w:lineRule="auto"/>
+              <w:rPr>
+                <w:sz w:val="18"/>
+                <w:szCs w:val="18"/>
+              </w:rPr>
+            </w:pPr>
+            <w:r>
+              <w:rPr>
+                <w:sz w:val="18"/>
+                <w:szCs w:val="18"/>
+              </w:rPr>
               <w:t>Position (MB)</w:t>
             </w:r>
           </w:p>
@@ -2731,8 +4390,17 @@
           <w:p>
             <w:pPr>
               <w:pStyle w:val="Compact"/>
-            </w:pPr>
-            <w:r>
+              <w:spacing w:line="240" w:lineRule="auto"/>
+              <w:rPr>
+                <w:sz w:val="18"/>
+                <w:szCs w:val="18"/>
+              </w:rPr>
+            </w:pPr>
+            <w:r>
+              <w:rPr>
+                <w:sz w:val="18"/>
+                <w:szCs w:val="18"/>
+              </w:rPr>
               <w:t>Number of outliers</w:t>
             </w:r>
           </w:p>
@@ -2748,8 +4416,17 @@
           <w:p>
             <w:pPr>
               <w:pStyle w:val="Compact"/>
-            </w:pPr>
-            <w:r>
+              <w:spacing w:line="240" w:lineRule="auto"/>
+              <w:rPr>
+                <w:sz w:val="18"/>
+                <w:szCs w:val="18"/>
+              </w:rPr>
+            </w:pPr>
+            <w:r>
+              <w:rPr>
+                <w:sz w:val="18"/>
+                <w:szCs w:val="18"/>
+              </w:rPr>
               <w:t>Outlier comparisons</w:t>
             </w:r>
           </w:p>
@@ -2765,8 +4442,17 @@
           <w:p>
             <w:pPr>
               <w:pStyle w:val="Compact"/>
-            </w:pPr>
-            <w:r>
+              <w:spacing w:line="240" w:lineRule="auto"/>
+              <w:rPr>
+                <w:sz w:val="18"/>
+                <w:szCs w:val="18"/>
+              </w:rPr>
+            </w:pPr>
+            <w:r>
+              <w:rPr>
+                <w:sz w:val="18"/>
+                <w:szCs w:val="18"/>
+              </w:rPr>
               <w:t>Genes</w:t>
             </w:r>
           </w:p>
@@ -2780,15 +4466,16 @@
           <w:p>
             <w:pPr>
               <w:pStyle w:val="Compact"/>
-              <w:rPr>
-                <w:sz w:val="20"/>
-                <w:szCs w:val="20"/>
-              </w:rPr>
-            </w:pPr>
-            <w:r>
-              <w:rPr>
-                <w:sz w:val="20"/>
-                <w:szCs w:val="20"/>
+              <w:spacing w:line="240" w:lineRule="auto"/>
+              <w:rPr>
+                <w:sz w:val="18"/>
+                <w:szCs w:val="18"/>
+              </w:rPr>
+            </w:pPr>
+            <w:r>
+              <w:rPr>
+                <w:sz w:val="18"/>
+                <w:szCs w:val="18"/>
               </w:rPr>
               <w:t>2</w:t>
             </w:r>
@@ -2801,15 +4488,16 @@
           <w:p>
             <w:pPr>
               <w:pStyle w:val="Compact"/>
-              <w:rPr>
-                <w:sz w:val="20"/>
-                <w:szCs w:val="20"/>
-              </w:rPr>
-            </w:pPr>
-            <w:r>
-              <w:rPr>
-                <w:sz w:val="20"/>
-                <w:szCs w:val="20"/>
+              <w:spacing w:line="240" w:lineRule="auto"/>
+              <w:rPr>
+                <w:sz w:val="18"/>
+                <w:szCs w:val="18"/>
+              </w:rPr>
+            </w:pPr>
+            <w:r>
+              <w:rPr>
+                <w:sz w:val="18"/>
+                <w:szCs w:val="18"/>
               </w:rPr>
               <w:t>81 5</w:t>
             </w:r>
@@ -2822,15 +4510,16 @@
           <w:p>
             <w:pPr>
               <w:pStyle w:val="Compact"/>
-              <w:rPr>
-                <w:sz w:val="20"/>
-                <w:szCs w:val="20"/>
-              </w:rPr>
-            </w:pPr>
-            <w:r>
-              <w:rPr>
-                <w:sz w:val="20"/>
-                <w:szCs w:val="20"/>
+              <w:spacing w:line="240" w:lineRule="auto"/>
+              <w:rPr>
+                <w:sz w:val="18"/>
+                <w:szCs w:val="18"/>
+              </w:rPr>
+            </w:pPr>
+            <w:r>
+              <w:rPr>
+                <w:sz w:val="18"/>
+                <w:szCs w:val="18"/>
               </w:rPr>
               <w:t>12</w:t>
             </w:r>
@@ -2843,15 +4532,16 @@
           <w:p>
             <w:pPr>
               <w:pStyle w:val="Compact"/>
-              <w:rPr>
-                <w:sz w:val="20"/>
-                <w:szCs w:val="20"/>
-              </w:rPr>
-            </w:pPr>
-            <w:r>
-              <w:rPr>
-                <w:sz w:val="20"/>
-                <w:szCs w:val="20"/>
+              <w:spacing w:line="240" w:lineRule="auto"/>
+              <w:rPr>
+                <w:sz w:val="18"/>
+                <w:szCs w:val="18"/>
+              </w:rPr>
+            </w:pPr>
+            <w:r>
+              <w:rPr>
+                <w:sz w:val="18"/>
+                <w:szCs w:val="18"/>
               </w:rPr>
               <w:t>Austria, Belgium, Czech Republic, Estonia, Finland, France</w:t>
             </w:r>
@@ -2864,15 +4554,16 @@
           <w:p>
             <w:pPr>
               <w:pStyle w:val="Compact"/>
-              <w:rPr>
-                <w:sz w:val="20"/>
-                <w:szCs w:val="20"/>
-              </w:rPr>
-            </w:pPr>
-            <w:r>
-              <w:rPr>
-                <w:sz w:val="20"/>
-                <w:szCs w:val="20"/>
+              <w:spacing w:line="240" w:lineRule="auto"/>
+              <w:rPr>
+                <w:sz w:val="18"/>
+                <w:szCs w:val="18"/>
+              </w:rPr>
+            </w:pPr>
+            <w:r>
+              <w:rPr>
+                <w:sz w:val="18"/>
+                <w:szCs w:val="18"/>
               </w:rPr>
               <w:t>PADP7, SRDSA1, NSUN2, UBE2QL, MED10</w:t>
             </w:r>
@@ -2887,57 +4578,61 @@
           <w:p>
             <w:pPr>
               <w:pStyle w:val="Compact"/>
-              <w:rPr>
-                <w:sz w:val="20"/>
-                <w:szCs w:val="20"/>
-              </w:rPr>
-            </w:pPr>
-          </w:p>
-        </w:tc>
-        <w:tc>
-          <w:tcPr>
-            <w:tcW w:w="0" w:type="auto"/>
-          </w:tcPr>
-          <w:p>
-            <w:pPr>
-              <w:pStyle w:val="Compact"/>
-              <w:rPr>
-                <w:sz w:val="20"/>
-                <w:szCs w:val="20"/>
-              </w:rPr>
-            </w:pPr>
-          </w:p>
-        </w:tc>
-        <w:tc>
-          <w:tcPr>
-            <w:tcW w:w="0" w:type="auto"/>
-          </w:tcPr>
-          <w:p>
-            <w:pPr>
-              <w:pStyle w:val="Compact"/>
-              <w:rPr>
-                <w:sz w:val="20"/>
-                <w:szCs w:val="20"/>
-              </w:rPr>
-            </w:pPr>
-          </w:p>
-        </w:tc>
-        <w:tc>
-          <w:tcPr>
-            <w:tcW w:w="0" w:type="auto"/>
-          </w:tcPr>
-          <w:p>
-            <w:pPr>
-              <w:pStyle w:val="Compact"/>
-              <w:rPr>
-                <w:sz w:val="20"/>
-                <w:szCs w:val="20"/>
-              </w:rPr>
-            </w:pPr>
-            <w:r>
-              <w:rPr>
-                <w:sz w:val="20"/>
-                <w:szCs w:val="20"/>
+              <w:spacing w:line="240" w:lineRule="auto"/>
+              <w:rPr>
+                <w:sz w:val="18"/>
+                <w:szCs w:val="18"/>
+              </w:rPr>
+            </w:pPr>
+          </w:p>
+        </w:tc>
+        <w:tc>
+          <w:tcPr>
+            <w:tcW w:w="0" w:type="auto"/>
+          </w:tcPr>
+          <w:p>
+            <w:pPr>
+              <w:pStyle w:val="Compact"/>
+              <w:spacing w:line="240" w:lineRule="auto"/>
+              <w:rPr>
+                <w:sz w:val="18"/>
+                <w:szCs w:val="18"/>
+              </w:rPr>
+            </w:pPr>
+          </w:p>
+        </w:tc>
+        <w:tc>
+          <w:tcPr>
+            <w:tcW w:w="0" w:type="auto"/>
+          </w:tcPr>
+          <w:p>
+            <w:pPr>
+              <w:pStyle w:val="Compact"/>
+              <w:spacing w:line="240" w:lineRule="auto"/>
+              <w:rPr>
+                <w:sz w:val="18"/>
+                <w:szCs w:val="18"/>
+              </w:rPr>
+            </w:pPr>
+          </w:p>
+        </w:tc>
+        <w:tc>
+          <w:tcPr>
+            <w:tcW w:w="0" w:type="auto"/>
+          </w:tcPr>
+          <w:p>
+            <w:pPr>
+              <w:pStyle w:val="Compact"/>
+              <w:spacing w:line="240" w:lineRule="auto"/>
+              <w:rPr>
+                <w:sz w:val="18"/>
+                <w:szCs w:val="18"/>
+              </w:rPr>
+            </w:pPr>
+            <w:r>
+              <w:rPr>
+                <w:sz w:val="18"/>
+                <w:szCs w:val="18"/>
               </w:rPr>
               <w:t>Germany, Hungary, Netherlands, Scotland, Sweden, Switzerland</w:t>
             </w:r>
@@ -2950,9 +4645,10 @@
           <w:p>
             <w:pPr>
               <w:pStyle w:val="Compact"/>
-              <w:rPr>
-                <w:sz w:val="20"/>
-                <w:szCs w:val="20"/>
+              <w:spacing w:line="240" w:lineRule="auto"/>
+              <w:rPr>
+                <w:sz w:val="18"/>
+                <w:szCs w:val="18"/>
               </w:rPr>
             </w:pPr>
           </w:p>
@@ -2966,15 +4662,16 @@
           <w:p>
             <w:pPr>
               <w:pStyle w:val="Compact"/>
-              <w:rPr>
-                <w:sz w:val="20"/>
-                <w:szCs w:val="20"/>
-              </w:rPr>
-            </w:pPr>
-            <w:r>
-              <w:rPr>
-                <w:sz w:val="20"/>
-                <w:szCs w:val="20"/>
+              <w:spacing w:line="240" w:lineRule="auto"/>
+              <w:rPr>
+                <w:sz w:val="18"/>
+                <w:szCs w:val="18"/>
+              </w:rPr>
+            </w:pPr>
+            <w:r>
+              <w:rPr>
+                <w:sz w:val="18"/>
+                <w:szCs w:val="18"/>
               </w:rPr>
               <w:t>6</w:t>
             </w:r>
@@ -2987,15 +4684,16 @@
           <w:p>
             <w:pPr>
               <w:pStyle w:val="Compact"/>
-              <w:rPr>
-                <w:sz w:val="20"/>
-                <w:szCs w:val="20"/>
-              </w:rPr>
-            </w:pPr>
-            <w:r>
-              <w:rPr>
-                <w:sz w:val="20"/>
-                <w:szCs w:val="20"/>
+              <w:spacing w:line="240" w:lineRule="auto"/>
+              <w:rPr>
+                <w:sz w:val="18"/>
+                <w:szCs w:val="18"/>
+              </w:rPr>
+            </w:pPr>
+            <w:r>
+              <w:rPr>
+                <w:sz w:val="18"/>
+                <w:szCs w:val="18"/>
               </w:rPr>
               <w:t>18</w:t>
             </w:r>
@@ -3008,15 +4706,16 @@
           <w:p>
             <w:pPr>
               <w:pStyle w:val="Compact"/>
-              <w:rPr>
-                <w:sz w:val="20"/>
-                <w:szCs w:val="20"/>
-              </w:rPr>
-            </w:pPr>
-            <w:r>
-              <w:rPr>
-                <w:sz w:val="20"/>
-                <w:szCs w:val="20"/>
+              <w:spacing w:line="240" w:lineRule="auto"/>
+              <w:rPr>
+                <w:sz w:val="18"/>
+                <w:szCs w:val="18"/>
+              </w:rPr>
+            </w:pPr>
+            <w:r>
+              <w:rPr>
+                <w:sz w:val="18"/>
+                <w:szCs w:val="18"/>
               </w:rPr>
               <w:t>10</w:t>
             </w:r>
@@ -3029,15 +4728,16 @@
           <w:p>
             <w:pPr>
               <w:pStyle w:val="Compact"/>
-              <w:rPr>
-                <w:sz w:val="20"/>
-                <w:szCs w:val="20"/>
-              </w:rPr>
-            </w:pPr>
-            <w:r>
-              <w:rPr>
-                <w:sz w:val="20"/>
-                <w:szCs w:val="20"/>
+              <w:spacing w:line="240" w:lineRule="auto"/>
+              <w:rPr>
+                <w:sz w:val="18"/>
+                <w:szCs w:val="18"/>
+              </w:rPr>
+            </w:pPr>
+            <w:r>
+              <w:rPr>
+                <w:sz w:val="18"/>
+                <w:szCs w:val="18"/>
               </w:rPr>
               <w:t>Belgium, Corsica, England, France, Germany, Hungary, Italy</w:t>
             </w:r>
@@ -3050,15 +4750,16 @@
           <w:p>
             <w:pPr>
               <w:pStyle w:val="Compact"/>
-              <w:rPr>
-                <w:sz w:val="20"/>
-                <w:szCs w:val="20"/>
-              </w:rPr>
-            </w:pPr>
-            <w:r>
-              <w:rPr>
-                <w:sz w:val="20"/>
-                <w:szCs w:val="20"/>
+              <w:spacing w:line="240" w:lineRule="auto"/>
+              <w:rPr>
+                <w:sz w:val="18"/>
+                <w:szCs w:val="18"/>
+              </w:rPr>
+            </w:pPr>
+            <w:r>
+              <w:rPr>
+                <w:sz w:val="18"/>
+                <w:szCs w:val="18"/>
               </w:rPr>
               <w:t>RASGEF1A, RET, CSGALNACT2</w:t>
             </w:r>
@@ -3073,57 +4774,61 @@
           <w:p>
             <w:pPr>
               <w:pStyle w:val="Compact"/>
-              <w:rPr>
-                <w:sz w:val="20"/>
-                <w:szCs w:val="20"/>
-              </w:rPr>
-            </w:pPr>
-          </w:p>
-        </w:tc>
-        <w:tc>
-          <w:tcPr>
-            <w:tcW w:w="0" w:type="auto"/>
-          </w:tcPr>
-          <w:p>
-            <w:pPr>
-              <w:pStyle w:val="Compact"/>
-              <w:rPr>
-                <w:sz w:val="20"/>
-                <w:szCs w:val="20"/>
-              </w:rPr>
-            </w:pPr>
-          </w:p>
-        </w:tc>
-        <w:tc>
-          <w:tcPr>
-            <w:tcW w:w="0" w:type="auto"/>
-          </w:tcPr>
-          <w:p>
-            <w:pPr>
-              <w:pStyle w:val="Compact"/>
-              <w:rPr>
-                <w:sz w:val="20"/>
-                <w:szCs w:val="20"/>
-              </w:rPr>
-            </w:pPr>
-          </w:p>
-        </w:tc>
-        <w:tc>
-          <w:tcPr>
-            <w:tcW w:w="0" w:type="auto"/>
-          </w:tcPr>
-          <w:p>
-            <w:pPr>
-              <w:pStyle w:val="Compact"/>
-              <w:rPr>
-                <w:sz w:val="20"/>
-                <w:szCs w:val="20"/>
-              </w:rPr>
-            </w:pPr>
-            <w:r>
-              <w:rPr>
-                <w:sz w:val="20"/>
-                <w:szCs w:val="20"/>
+              <w:spacing w:line="240" w:lineRule="auto"/>
+              <w:rPr>
+                <w:sz w:val="18"/>
+                <w:szCs w:val="18"/>
+              </w:rPr>
+            </w:pPr>
+          </w:p>
+        </w:tc>
+        <w:tc>
+          <w:tcPr>
+            <w:tcW w:w="0" w:type="auto"/>
+          </w:tcPr>
+          <w:p>
+            <w:pPr>
+              <w:pStyle w:val="Compact"/>
+              <w:spacing w:line="240" w:lineRule="auto"/>
+              <w:rPr>
+                <w:sz w:val="18"/>
+                <w:szCs w:val="18"/>
+              </w:rPr>
+            </w:pPr>
+          </w:p>
+        </w:tc>
+        <w:tc>
+          <w:tcPr>
+            <w:tcW w:w="0" w:type="auto"/>
+          </w:tcPr>
+          <w:p>
+            <w:pPr>
+              <w:pStyle w:val="Compact"/>
+              <w:spacing w:line="240" w:lineRule="auto"/>
+              <w:rPr>
+                <w:sz w:val="18"/>
+                <w:szCs w:val="18"/>
+              </w:rPr>
+            </w:pPr>
+          </w:p>
+        </w:tc>
+        <w:tc>
+          <w:tcPr>
+            <w:tcW w:w="0" w:type="auto"/>
+          </w:tcPr>
+          <w:p>
+            <w:pPr>
+              <w:pStyle w:val="Compact"/>
+              <w:spacing w:line="240" w:lineRule="auto"/>
+              <w:rPr>
+                <w:sz w:val="18"/>
+                <w:szCs w:val="18"/>
+              </w:rPr>
+            </w:pPr>
+            <w:r>
+              <w:rPr>
+                <w:sz w:val="18"/>
+                <w:szCs w:val="18"/>
               </w:rPr>
               <w:t>Netherlands, Russia, Sweden</w:t>
             </w:r>
@@ -3136,9 +4841,10 @@
           <w:p>
             <w:pPr>
               <w:pStyle w:val="Compact"/>
-              <w:rPr>
-                <w:sz w:val="20"/>
-                <w:szCs w:val="20"/>
+              <w:spacing w:line="240" w:lineRule="auto"/>
+              <w:rPr>
+                <w:sz w:val="18"/>
+                <w:szCs w:val="18"/>
               </w:rPr>
             </w:pPr>
           </w:p>
@@ -3152,15 +4858,16 @@
           <w:p>
             <w:pPr>
               <w:pStyle w:val="Compact"/>
-              <w:rPr>
-                <w:sz w:val="20"/>
-                <w:szCs w:val="20"/>
-              </w:rPr>
-            </w:pPr>
-            <w:r>
-              <w:rPr>
-                <w:sz w:val="20"/>
-                <w:szCs w:val="20"/>
+              <w:spacing w:line="240" w:lineRule="auto"/>
+              <w:rPr>
+                <w:sz w:val="18"/>
+                <w:szCs w:val="18"/>
+              </w:rPr>
+            </w:pPr>
+            <w:r>
+              <w:rPr>
+                <w:sz w:val="18"/>
+                <w:szCs w:val="18"/>
               </w:rPr>
               <w:t>3</w:t>
             </w:r>
@@ -3173,15 +4880,16 @@
           <w:p>
             <w:pPr>
               <w:pStyle w:val="Compact"/>
-              <w:rPr>
-                <w:sz w:val="20"/>
-                <w:szCs w:val="20"/>
-              </w:rPr>
-            </w:pPr>
-            <w:r>
-              <w:rPr>
-                <w:sz w:val="20"/>
-                <w:szCs w:val="20"/>
+              <w:spacing w:line="240" w:lineRule="auto"/>
+              <w:rPr>
+                <w:sz w:val="18"/>
+                <w:szCs w:val="18"/>
+              </w:rPr>
+            </w:pPr>
+            <w:r>
+              <w:rPr>
+                <w:sz w:val="18"/>
+                <w:szCs w:val="18"/>
               </w:rPr>
               <w:t>28 5</w:t>
             </w:r>
@@ -3194,15 +4902,16 @@
           <w:p>
             <w:pPr>
               <w:pStyle w:val="Compact"/>
-              <w:rPr>
-                <w:sz w:val="20"/>
-                <w:szCs w:val="20"/>
-              </w:rPr>
-            </w:pPr>
-            <w:r>
-              <w:rPr>
-                <w:sz w:val="20"/>
-                <w:szCs w:val="20"/>
+              <w:spacing w:line="240" w:lineRule="auto"/>
+              <w:rPr>
+                <w:sz w:val="18"/>
+                <w:szCs w:val="18"/>
+              </w:rPr>
+            </w:pPr>
+            <w:r>
+              <w:rPr>
+                <w:sz w:val="18"/>
+                <w:szCs w:val="18"/>
               </w:rPr>
               <w:t>2</w:t>
             </w:r>
@@ -3215,15 +4924,16 @@
           <w:p>
             <w:pPr>
               <w:pStyle w:val="Compact"/>
-              <w:rPr>
-                <w:sz w:val="20"/>
-                <w:szCs w:val="20"/>
-              </w:rPr>
-            </w:pPr>
-            <w:r>
-              <w:rPr>
-                <w:sz w:val="20"/>
-                <w:szCs w:val="20"/>
+              <w:spacing w:line="240" w:lineRule="auto"/>
+              <w:rPr>
+                <w:sz w:val="18"/>
+                <w:szCs w:val="18"/>
+              </w:rPr>
+            </w:pPr>
+            <w:r>
+              <w:rPr>
+                <w:sz w:val="18"/>
+                <w:szCs w:val="18"/>
               </w:rPr>
               <w:t>England, Spain</w:t>
             </w:r>
@@ -3236,15 +4946,16 @@
           <w:p>
             <w:pPr>
               <w:pStyle w:val="Compact"/>
-              <w:rPr>
-                <w:sz w:val="20"/>
-                <w:szCs w:val="20"/>
-              </w:rPr>
-            </w:pPr>
-            <w:r>
-              <w:rPr>
-                <w:sz w:val="20"/>
-                <w:szCs w:val="20"/>
+              <w:spacing w:line="240" w:lineRule="auto"/>
+              <w:rPr>
+                <w:sz w:val="18"/>
+                <w:szCs w:val="18"/>
+              </w:rPr>
+            </w:pPr>
+            <w:r>
+              <w:rPr>
+                <w:sz w:val="18"/>
+                <w:szCs w:val="18"/>
               </w:rPr>
               <w:t>PPP1CB, CALM2, TTC7A, MCFD2</w:t>
             </w:r>
@@ -3259,15 +4970,16 @@
           <w:p>
             <w:pPr>
               <w:pStyle w:val="Compact"/>
-              <w:rPr>
-                <w:sz w:val="20"/>
-                <w:szCs w:val="20"/>
-              </w:rPr>
-            </w:pPr>
-            <w:r>
-              <w:rPr>
-                <w:sz w:val="20"/>
-                <w:szCs w:val="20"/>
+              <w:spacing w:line="240" w:lineRule="auto"/>
+              <w:rPr>
+                <w:sz w:val="18"/>
+                <w:szCs w:val="18"/>
+              </w:rPr>
+            </w:pPr>
+            <w:r>
+              <w:rPr>
+                <w:sz w:val="18"/>
+                <w:szCs w:val="18"/>
               </w:rPr>
               <w:t>1A</w:t>
             </w:r>
@@ -3280,15 +4992,16 @@
           <w:p>
             <w:pPr>
               <w:pStyle w:val="Compact"/>
-              <w:rPr>
-                <w:sz w:val="20"/>
-                <w:szCs w:val="20"/>
-              </w:rPr>
-            </w:pPr>
-            <w:r>
-              <w:rPr>
-                <w:sz w:val="20"/>
-                <w:szCs w:val="20"/>
+              <w:spacing w:line="240" w:lineRule="auto"/>
+              <w:rPr>
+                <w:sz w:val="18"/>
+                <w:szCs w:val="18"/>
+              </w:rPr>
+            </w:pPr>
+            <w:r>
+              <w:rPr>
+                <w:sz w:val="18"/>
+                <w:szCs w:val="18"/>
               </w:rPr>
               <w:t>70 5</w:t>
             </w:r>
@@ -3301,15 +5014,16 @@
           <w:p>
             <w:pPr>
               <w:pStyle w:val="Compact"/>
-              <w:rPr>
-                <w:sz w:val="20"/>
-                <w:szCs w:val="20"/>
-              </w:rPr>
-            </w:pPr>
-            <w:r>
-              <w:rPr>
-                <w:sz w:val="20"/>
-                <w:szCs w:val="20"/>
+              <w:spacing w:line="240" w:lineRule="auto"/>
+              <w:rPr>
+                <w:sz w:val="18"/>
+                <w:szCs w:val="18"/>
+              </w:rPr>
+            </w:pPr>
+            <w:r>
+              <w:rPr>
+                <w:sz w:val="18"/>
+                <w:szCs w:val="18"/>
               </w:rPr>
               <w:t>2</w:t>
             </w:r>
@@ -3322,15 +5036,16 @@
           <w:p>
             <w:pPr>
               <w:pStyle w:val="Compact"/>
-              <w:rPr>
-                <w:sz w:val="20"/>
-                <w:szCs w:val="20"/>
-              </w:rPr>
-            </w:pPr>
-            <w:r>
-              <w:rPr>
-                <w:sz w:val="20"/>
-                <w:szCs w:val="20"/>
+              <w:spacing w:line="240" w:lineRule="auto"/>
+              <w:rPr>
+                <w:sz w:val="18"/>
+                <w:szCs w:val="18"/>
+              </w:rPr>
+            </w:pPr>
+            <w:r>
+              <w:rPr>
+                <w:sz w:val="18"/>
+                <w:szCs w:val="18"/>
               </w:rPr>
               <w:t>Czech Republic, Russia</w:t>
             </w:r>
@@ -3343,15 +5058,16 @@
           <w:p>
             <w:pPr>
               <w:pStyle w:val="Compact"/>
-              <w:rPr>
-                <w:sz w:val="20"/>
-                <w:szCs w:val="20"/>
-              </w:rPr>
-            </w:pPr>
-            <w:r>
-              <w:rPr>
-                <w:sz w:val="20"/>
-                <w:szCs w:val="20"/>
+              <w:spacing w:line="240" w:lineRule="auto"/>
+              <w:rPr>
+                <w:sz w:val="18"/>
+                <w:szCs w:val="18"/>
+              </w:rPr>
+            </w:pPr>
+            <w:r>
+              <w:rPr>
+                <w:sz w:val="18"/>
+                <w:szCs w:val="18"/>
               </w:rPr>
               <w:t>CDKN1B</w:t>
             </w:r>
@@ -3366,15 +5082,16 @@
           <w:p>
             <w:pPr>
               <w:pStyle w:val="Compact"/>
-              <w:rPr>
-                <w:sz w:val="20"/>
-                <w:szCs w:val="20"/>
-              </w:rPr>
-            </w:pPr>
-            <w:r>
-              <w:rPr>
-                <w:sz w:val="20"/>
-                <w:szCs w:val="20"/>
+              <w:spacing w:line="240" w:lineRule="auto"/>
+              <w:rPr>
+                <w:sz w:val="18"/>
+                <w:szCs w:val="18"/>
+              </w:rPr>
+            </w:pPr>
+            <w:r>
+              <w:rPr>
+                <w:sz w:val="18"/>
+                <w:szCs w:val="18"/>
               </w:rPr>
               <w:t>4A</w:t>
             </w:r>
@@ -3387,15 +5104,16 @@
           <w:p>
             <w:pPr>
               <w:pStyle w:val="Compact"/>
-              <w:rPr>
-                <w:sz w:val="20"/>
-                <w:szCs w:val="20"/>
-              </w:rPr>
-            </w:pPr>
-            <w:r>
-              <w:rPr>
-                <w:sz w:val="20"/>
-                <w:szCs w:val="20"/>
+              <w:spacing w:line="240" w:lineRule="auto"/>
+              <w:rPr>
+                <w:sz w:val="18"/>
+                <w:szCs w:val="18"/>
+              </w:rPr>
+            </w:pPr>
+            <w:r>
+              <w:rPr>
+                <w:sz w:val="18"/>
+                <w:szCs w:val="18"/>
               </w:rPr>
               <w:t>12</w:t>
             </w:r>
@@ -3408,15 +5126,16 @@
           <w:p>
             <w:pPr>
               <w:pStyle w:val="Compact"/>
-              <w:rPr>
-                <w:sz w:val="20"/>
-                <w:szCs w:val="20"/>
-              </w:rPr>
-            </w:pPr>
-            <w:r>
-              <w:rPr>
-                <w:sz w:val="20"/>
-                <w:szCs w:val="20"/>
+              <w:spacing w:line="240" w:lineRule="auto"/>
+              <w:rPr>
+                <w:sz w:val="18"/>
+                <w:szCs w:val="18"/>
+              </w:rPr>
+            </w:pPr>
+            <w:r>
+              <w:rPr>
+                <w:sz w:val="18"/>
+                <w:szCs w:val="18"/>
               </w:rPr>
               <w:t>2</w:t>
             </w:r>
@@ -3429,15 +5148,16 @@
           <w:p>
             <w:pPr>
               <w:pStyle w:val="Compact"/>
-              <w:rPr>
-                <w:sz w:val="20"/>
-                <w:szCs w:val="20"/>
-              </w:rPr>
-            </w:pPr>
-            <w:r>
-              <w:rPr>
-                <w:sz w:val="20"/>
-                <w:szCs w:val="20"/>
+              <w:spacing w:line="240" w:lineRule="auto"/>
+              <w:rPr>
+                <w:sz w:val="18"/>
+                <w:szCs w:val="18"/>
+              </w:rPr>
+            </w:pPr>
+            <w:r>
+              <w:rPr>
+                <w:sz w:val="18"/>
+                <w:szCs w:val="18"/>
               </w:rPr>
               <w:t>England, Scotland</w:t>
             </w:r>
@@ -3450,15 +5170,16 @@
           <w:p>
             <w:pPr>
               <w:pStyle w:val="Compact"/>
-              <w:rPr>
-                <w:sz w:val="20"/>
-                <w:szCs w:val="20"/>
-              </w:rPr>
-            </w:pPr>
-            <w:r>
-              <w:rPr>
-                <w:sz w:val="20"/>
-                <w:szCs w:val="20"/>
+              <w:spacing w:line="240" w:lineRule="auto"/>
+              <w:rPr>
+                <w:sz w:val="18"/>
+                <w:szCs w:val="18"/>
+              </w:rPr>
+            </w:pPr>
+            <w:r>
+              <w:rPr>
+                <w:sz w:val="18"/>
+                <w:szCs w:val="18"/>
               </w:rPr>
               <w:t>COL4A5</w:t>
             </w:r>
@@ -3473,15 +5194,16 @@
           <w:p>
             <w:pPr>
               <w:pStyle w:val="Compact"/>
-              <w:rPr>
-                <w:sz w:val="20"/>
-                <w:szCs w:val="20"/>
-              </w:rPr>
-            </w:pPr>
-            <w:r>
-              <w:rPr>
-                <w:sz w:val="20"/>
-                <w:szCs w:val="20"/>
+              <w:spacing w:line="240" w:lineRule="auto"/>
+              <w:rPr>
+                <w:sz w:val="18"/>
+                <w:szCs w:val="18"/>
+              </w:rPr>
+            </w:pPr>
+            <w:r>
+              <w:rPr>
+                <w:sz w:val="18"/>
+                <w:szCs w:val="18"/>
               </w:rPr>
               <w:t>6</w:t>
             </w:r>
@@ -3494,15 +5216,16 @@
           <w:p>
             <w:pPr>
               <w:pStyle w:val="Compact"/>
-              <w:rPr>
-                <w:sz w:val="20"/>
-                <w:szCs w:val="20"/>
-              </w:rPr>
-            </w:pPr>
-            <w:r>
-              <w:rPr>
-                <w:sz w:val="20"/>
-                <w:szCs w:val="20"/>
+              <w:spacing w:line="240" w:lineRule="auto"/>
+              <w:rPr>
+                <w:sz w:val="18"/>
+                <w:szCs w:val="18"/>
+              </w:rPr>
+            </w:pPr>
+            <w:r>
+              <w:rPr>
+                <w:sz w:val="18"/>
+                <w:szCs w:val="18"/>
               </w:rPr>
               <w:t>8</w:t>
             </w:r>
@@ -3515,15 +5238,16 @@
           <w:p>
             <w:pPr>
               <w:pStyle w:val="Compact"/>
-              <w:rPr>
-                <w:sz w:val="20"/>
-                <w:szCs w:val="20"/>
-              </w:rPr>
-            </w:pPr>
-            <w:r>
-              <w:rPr>
-                <w:sz w:val="20"/>
-                <w:szCs w:val="20"/>
+              <w:spacing w:line="240" w:lineRule="auto"/>
+              <w:rPr>
+                <w:sz w:val="18"/>
+                <w:szCs w:val="18"/>
+              </w:rPr>
+            </w:pPr>
+            <w:r>
+              <w:rPr>
+                <w:sz w:val="18"/>
+                <w:szCs w:val="18"/>
               </w:rPr>
               <w:t>2</w:t>
             </w:r>
@@ -3536,15 +5260,16 @@
           <w:p>
             <w:pPr>
               <w:pStyle w:val="Compact"/>
-              <w:rPr>
-                <w:sz w:val="20"/>
-                <w:szCs w:val="20"/>
-              </w:rPr>
-            </w:pPr>
-            <w:r>
-              <w:rPr>
-                <w:sz w:val="20"/>
-                <w:szCs w:val="20"/>
+              <w:spacing w:line="240" w:lineRule="auto"/>
+              <w:rPr>
+                <w:sz w:val="18"/>
+                <w:szCs w:val="18"/>
+              </w:rPr>
+            </w:pPr>
+            <w:r>
+              <w:rPr>
+                <w:sz w:val="18"/>
+                <w:szCs w:val="18"/>
               </w:rPr>
               <w:t>Finland, Scotland</w:t>
             </w:r>
@@ -3557,15 +5282,16 @@
           <w:p>
             <w:pPr>
               <w:pStyle w:val="Compact"/>
-              <w:rPr>
-                <w:sz w:val="20"/>
-                <w:szCs w:val="20"/>
-              </w:rPr>
-            </w:pPr>
-            <w:r>
-              <w:rPr>
-                <w:sz w:val="20"/>
-                <w:szCs w:val="20"/>
+              <w:spacing w:line="240" w:lineRule="auto"/>
+              <w:rPr>
+                <w:sz w:val="18"/>
+                <w:szCs w:val="18"/>
+              </w:rPr>
+            </w:pPr>
+            <w:r>
+              <w:rPr>
+                <w:sz w:val="18"/>
+                <w:szCs w:val="18"/>
               </w:rPr>
               <w:t>SLC18A3, RGR, LRI1, LRI2, CDHR1, GHITM</w:t>
             </w:r>
@@ -3580,15 +5306,16 @@
           <w:p>
             <w:pPr>
               <w:pStyle w:val="Compact"/>
-              <w:rPr>
-                <w:sz w:val="20"/>
-                <w:szCs w:val="20"/>
-              </w:rPr>
-            </w:pPr>
-            <w:r>
-              <w:rPr>
-                <w:sz w:val="20"/>
-                <w:szCs w:val="20"/>
+              <w:spacing w:line="240" w:lineRule="auto"/>
+              <w:rPr>
+                <w:sz w:val="18"/>
+                <w:szCs w:val="18"/>
+              </w:rPr>
+            </w:pPr>
+            <w:r>
+              <w:rPr>
+                <w:sz w:val="18"/>
+                <w:szCs w:val="18"/>
               </w:rPr>
               <w:t>3</w:t>
             </w:r>
@@ -3601,15 +5328,16 @@
           <w:p>
             <w:pPr>
               <w:pStyle w:val="Compact"/>
-              <w:rPr>
-                <w:sz w:val="20"/>
-                <w:szCs w:val="20"/>
-              </w:rPr>
-            </w:pPr>
-            <w:r>
-              <w:rPr>
-                <w:sz w:val="20"/>
-                <w:szCs w:val="20"/>
+              <w:spacing w:line="240" w:lineRule="auto"/>
+              <w:rPr>
+                <w:sz w:val="18"/>
+                <w:szCs w:val="18"/>
+              </w:rPr>
+            </w:pPr>
+            <w:r>
+              <w:rPr>
+                <w:sz w:val="18"/>
+                <w:szCs w:val="18"/>
               </w:rPr>
               <w:t>28</w:t>
             </w:r>
@@ -3622,15 +5350,16 @@
           <w:p>
             <w:pPr>
               <w:pStyle w:val="Compact"/>
-              <w:rPr>
-                <w:sz w:val="20"/>
-                <w:szCs w:val="20"/>
-              </w:rPr>
-            </w:pPr>
-            <w:r>
-              <w:rPr>
-                <w:sz w:val="20"/>
-                <w:szCs w:val="20"/>
+              <w:spacing w:line="240" w:lineRule="auto"/>
+              <w:rPr>
+                <w:sz w:val="18"/>
+                <w:szCs w:val="18"/>
+              </w:rPr>
+            </w:pPr>
+            <w:r>
+              <w:rPr>
+                <w:sz w:val="18"/>
+                <w:szCs w:val="18"/>
               </w:rPr>
               <w:t>1</w:t>
             </w:r>
@@ -3643,15 +5372,16 @@
           <w:p>
             <w:pPr>
               <w:pStyle w:val="Compact"/>
-              <w:rPr>
-                <w:sz w:val="20"/>
-                <w:szCs w:val="20"/>
-              </w:rPr>
-            </w:pPr>
-            <w:r>
-              <w:rPr>
-                <w:sz w:val="20"/>
-                <w:szCs w:val="20"/>
+              <w:spacing w:line="240" w:lineRule="auto"/>
+              <w:rPr>
+                <w:sz w:val="18"/>
+                <w:szCs w:val="18"/>
+              </w:rPr>
+            </w:pPr>
+            <w:r>
+              <w:rPr>
+                <w:sz w:val="18"/>
+                <w:szCs w:val="18"/>
               </w:rPr>
               <w:t>Spain</w:t>
             </w:r>
@@ -3664,15 +5394,16 @@
           <w:p>
             <w:pPr>
               <w:pStyle w:val="Compact"/>
-              <w:rPr>
-                <w:sz w:val="20"/>
-                <w:szCs w:val="20"/>
-              </w:rPr>
-            </w:pPr>
-            <w:r>
-              <w:rPr>
-                <w:sz w:val="20"/>
-                <w:szCs w:val="20"/>
+              <w:spacing w:line="240" w:lineRule="auto"/>
+              <w:rPr>
+                <w:sz w:val="18"/>
+                <w:szCs w:val="18"/>
+              </w:rPr>
+            </w:pPr>
+            <w:r>
+              <w:rPr>
+                <w:sz w:val="18"/>
+                <w:szCs w:val="18"/>
               </w:rPr>
               <w:t>MRPL33, RBKS, BRE, FOSL2</w:t>
             </w:r>
@@ -3687,15 +5418,16 @@
           <w:p>
             <w:pPr>
               <w:pStyle w:val="Compact"/>
-              <w:rPr>
-                <w:sz w:val="20"/>
-                <w:szCs w:val="20"/>
-              </w:rPr>
-            </w:pPr>
-            <w:r>
-              <w:rPr>
-                <w:sz w:val="20"/>
-                <w:szCs w:val="20"/>
+              <w:spacing w:line="240" w:lineRule="auto"/>
+              <w:rPr>
+                <w:sz w:val="18"/>
+                <w:szCs w:val="18"/>
+              </w:rPr>
+            </w:pPr>
+            <w:r>
+              <w:rPr>
+                <w:sz w:val="18"/>
+                <w:szCs w:val="18"/>
               </w:rPr>
               <w:t>1A</w:t>
             </w:r>
@@ -3708,15 +5440,16 @@
           <w:p>
             <w:pPr>
               <w:pStyle w:val="Compact"/>
-              <w:rPr>
-                <w:sz w:val="20"/>
-                <w:szCs w:val="20"/>
-              </w:rPr>
-            </w:pPr>
-            <w:r>
-              <w:rPr>
-                <w:sz w:val="20"/>
-                <w:szCs w:val="20"/>
+              <w:spacing w:line="240" w:lineRule="auto"/>
+              <w:rPr>
+                <w:sz w:val="18"/>
+                <w:szCs w:val="18"/>
+              </w:rPr>
+            </w:pPr>
+            <w:r>
+              <w:rPr>
+                <w:sz w:val="18"/>
+                <w:szCs w:val="18"/>
               </w:rPr>
               <w:t>48 5</w:t>
             </w:r>
@@ -3729,15 +5462,16 @@
           <w:p>
             <w:pPr>
               <w:pStyle w:val="Compact"/>
-              <w:rPr>
-                <w:sz w:val="20"/>
-                <w:szCs w:val="20"/>
-              </w:rPr>
-            </w:pPr>
-            <w:r>
-              <w:rPr>
-                <w:sz w:val="20"/>
-                <w:szCs w:val="20"/>
+              <w:spacing w:line="240" w:lineRule="auto"/>
+              <w:rPr>
+                <w:sz w:val="18"/>
+                <w:szCs w:val="18"/>
+              </w:rPr>
+            </w:pPr>
+            <w:r>
+              <w:rPr>
+                <w:sz w:val="18"/>
+                <w:szCs w:val="18"/>
               </w:rPr>
               <w:t>1</w:t>
             </w:r>
@@ -3750,15 +5484,16 @@
           <w:p>
             <w:pPr>
               <w:pStyle w:val="Compact"/>
-              <w:rPr>
-                <w:sz w:val="20"/>
-                <w:szCs w:val="20"/>
-              </w:rPr>
-            </w:pPr>
-            <w:r>
-              <w:rPr>
-                <w:sz w:val="20"/>
-                <w:szCs w:val="20"/>
+              <w:spacing w:line="240" w:lineRule="auto"/>
+              <w:rPr>
+                <w:sz w:val="18"/>
+                <w:szCs w:val="18"/>
+              </w:rPr>
+            </w:pPr>
+            <w:r>
+              <w:rPr>
+                <w:sz w:val="18"/>
+                <w:szCs w:val="18"/>
               </w:rPr>
               <w:t>Finland</w:t>
             </w:r>
@@ -3771,15 +5506,16 @@
           <w:p>
             <w:pPr>
               <w:pStyle w:val="Compact"/>
-              <w:rPr>
-                <w:sz w:val="20"/>
-                <w:szCs w:val="20"/>
-              </w:rPr>
-            </w:pPr>
-            <w:r>
-              <w:rPr>
-                <w:sz w:val="20"/>
-                <w:szCs w:val="20"/>
+              <w:spacing w:line="240" w:lineRule="auto"/>
+              <w:rPr>
+                <w:sz w:val="18"/>
+                <w:szCs w:val="18"/>
+              </w:rPr>
+            </w:pPr>
+            <w:r>
+              <w:rPr>
+                <w:sz w:val="18"/>
+                <w:szCs w:val="18"/>
               </w:rPr>
               <w:t>CBX6, CBX7, DNAL4, SUN2, NPTXR, JOSD1, TOMM22, KDELR3, DMC1, GTPBP1, DDX17, CBY1</w:t>
             </w:r>
@@ -3794,71 +5530,76 @@
           <w:p>
             <w:pPr>
               <w:pStyle w:val="Compact"/>
-              <w:rPr>
-                <w:sz w:val="20"/>
-                <w:szCs w:val="20"/>
-              </w:rPr>
-            </w:pPr>
-          </w:p>
-        </w:tc>
-        <w:tc>
-          <w:tcPr>
-            <w:tcW w:w="0" w:type="auto"/>
-          </w:tcPr>
-          <w:p>
-            <w:pPr>
-              <w:pStyle w:val="Compact"/>
-              <w:rPr>
-                <w:sz w:val="20"/>
-                <w:szCs w:val="20"/>
-              </w:rPr>
-            </w:pPr>
-          </w:p>
-        </w:tc>
-        <w:tc>
-          <w:tcPr>
-            <w:tcW w:w="0" w:type="auto"/>
-          </w:tcPr>
-          <w:p>
-            <w:pPr>
-              <w:pStyle w:val="Compact"/>
-              <w:rPr>
-                <w:sz w:val="20"/>
-                <w:szCs w:val="20"/>
-              </w:rPr>
-            </w:pPr>
-          </w:p>
-        </w:tc>
-        <w:tc>
-          <w:tcPr>
-            <w:tcW w:w="0" w:type="auto"/>
-          </w:tcPr>
-          <w:p>
-            <w:pPr>
-              <w:pStyle w:val="Compact"/>
-              <w:rPr>
-                <w:sz w:val="20"/>
-                <w:szCs w:val="20"/>
-              </w:rPr>
-            </w:pPr>
-          </w:p>
-        </w:tc>
-        <w:tc>
-          <w:tcPr>
-            <w:tcW w:w="0" w:type="auto"/>
-          </w:tcPr>
-          <w:p>
-            <w:pPr>
-              <w:pStyle w:val="Compact"/>
-              <w:rPr>
-                <w:sz w:val="20"/>
-                <w:szCs w:val="20"/>
-              </w:rPr>
-            </w:pPr>
-            <w:r>
-              <w:rPr>
-                <w:sz w:val="20"/>
-                <w:szCs w:val="20"/>
+              <w:spacing w:line="240" w:lineRule="auto"/>
+              <w:rPr>
+                <w:sz w:val="18"/>
+                <w:szCs w:val="18"/>
+              </w:rPr>
+            </w:pPr>
+          </w:p>
+        </w:tc>
+        <w:tc>
+          <w:tcPr>
+            <w:tcW w:w="0" w:type="auto"/>
+          </w:tcPr>
+          <w:p>
+            <w:pPr>
+              <w:pStyle w:val="Compact"/>
+              <w:spacing w:line="240" w:lineRule="auto"/>
+              <w:rPr>
+                <w:sz w:val="18"/>
+                <w:szCs w:val="18"/>
+              </w:rPr>
+            </w:pPr>
+          </w:p>
+        </w:tc>
+        <w:tc>
+          <w:tcPr>
+            <w:tcW w:w="0" w:type="auto"/>
+          </w:tcPr>
+          <w:p>
+            <w:pPr>
+              <w:pStyle w:val="Compact"/>
+              <w:spacing w:line="240" w:lineRule="auto"/>
+              <w:rPr>
+                <w:sz w:val="18"/>
+                <w:szCs w:val="18"/>
+              </w:rPr>
+            </w:pPr>
+          </w:p>
+        </w:tc>
+        <w:tc>
+          <w:tcPr>
+            <w:tcW w:w="0" w:type="auto"/>
+          </w:tcPr>
+          <w:p>
+            <w:pPr>
+              <w:pStyle w:val="Compact"/>
+              <w:spacing w:line="240" w:lineRule="auto"/>
+              <w:rPr>
+                <w:sz w:val="18"/>
+                <w:szCs w:val="18"/>
+              </w:rPr>
+            </w:pPr>
+          </w:p>
+        </w:tc>
+        <w:tc>
+          <w:tcPr>
+            <w:tcW w:w="0" w:type="auto"/>
+          </w:tcPr>
+          <w:p>
+            <w:pPr>
+              <w:pStyle w:val="Compact"/>
+              <w:spacing w:line="240" w:lineRule="auto"/>
+              <w:rPr>
+                <w:sz w:val="18"/>
+                <w:szCs w:val="18"/>
+              </w:rPr>
+            </w:pPr>
+            <w:r>
+              <w:rPr>
+                <w:sz w:val="18"/>
+                <w:szCs w:val="18"/>
               </w:rPr>
               <w:t>KCNJ4, THEM184B, CSNK1E, PLA2G6, MAFF, BAIAP2L2, SLC16A8, PICK1, SOX10, MICALL1</w:t>
             </w:r>
@@ -3873,71 +5614,76 @@
           <w:p>
             <w:pPr>
               <w:pStyle w:val="Compact"/>
-              <w:rPr>
-                <w:sz w:val="20"/>
-                <w:szCs w:val="20"/>
-              </w:rPr>
-            </w:pPr>
-          </w:p>
-        </w:tc>
-        <w:tc>
-          <w:tcPr>
-            <w:tcW w:w="0" w:type="auto"/>
-          </w:tcPr>
-          <w:p>
-            <w:pPr>
-              <w:pStyle w:val="Compact"/>
-              <w:rPr>
-                <w:sz w:val="20"/>
-                <w:szCs w:val="20"/>
-              </w:rPr>
-            </w:pPr>
-          </w:p>
-        </w:tc>
-        <w:tc>
-          <w:tcPr>
-            <w:tcW w:w="0" w:type="auto"/>
-          </w:tcPr>
-          <w:p>
-            <w:pPr>
-              <w:pStyle w:val="Compact"/>
-              <w:rPr>
-                <w:sz w:val="20"/>
-                <w:szCs w:val="20"/>
-              </w:rPr>
-            </w:pPr>
-          </w:p>
-        </w:tc>
-        <w:tc>
-          <w:tcPr>
-            <w:tcW w:w="0" w:type="auto"/>
-          </w:tcPr>
-          <w:p>
-            <w:pPr>
-              <w:pStyle w:val="Compact"/>
-              <w:rPr>
-                <w:sz w:val="20"/>
-                <w:szCs w:val="20"/>
-              </w:rPr>
-            </w:pPr>
-          </w:p>
-        </w:tc>
-        <w:tc>
-          <w:tcPr>
-            <w:tcW w:w="0" w:type="auto"/>
-          </w:tcPr>
-          <w:p>
-            <w:pPr>
-              <w:pStyle w:val="Compact"/>
-              <w:rPr>
-                <w:sz w:val="20"/>
-                <w:szCs w:val="20"/>
-              </w:rPr>
-            </w:pPr>
-            <w:r>
-              <w:rPr>
-                <w:sz w:val="20"/>
-                <w:szCs w:val="20"/>
+              <w:spacing w:line="240" w:lineRule="auto"/>
+              <w:rPr>
+                <w:sz w:val="18"/>
+                <w:szCs w:val="18"/>
+              </w:rPr>
+            </w:pPr>
+          </w:p>
+        </w:tc>
+        <w:tc>
+          <w:tcPr>
+            <w:tcW w:w="0" w:type="auto"/>
+          </w:tcPr>
+          <w:p>
+            <w:pPr>
+              <w:pStyle w:val="Compact"/>
+              <w:spacing w:line="240" w:lineRule="auto"/>
+              <w:rPr>
+                <w:sz w:val="18"/>
+                <w:szCs w:val="18"/>
+              </w:rPr>
+            </w:pPr>
+          </w:p>
+        </w:tc>
+        <w:tc>
+          <w:tcPr>
+            <w:tcW w:w="0" w:type="auto"/>
+          </w:tcPr>
+          <w:p>
+            <w:pPr>
+              <w:pStyle w:val="Compact"/>
+              <w:spacing w:line="240" w:lineRule="auto"/>
+              <w:rPr>
+                <w:sz w:val="18"/>
+                <w:szCs w:val="18"/>
+              </w:rPr>
+            </w:pPr>
+          </w:p>
+        </w:tc>
+        <w:tc>
+          <w:tcPr>
+            <w:tcW w:w="0" w:type="auto"/>
+          </w:tcPr>
+          <w:p>
+            <w:pPr>
+              <w:pStyle w:val="Compact"/>
+              <w:spacing w:line="240" w:lineRule="auto"/>
+              <w:rPr>
+                <w:sz w:val="18"/>
+                <w:szCs w:val="18"/>
+              </w:rPr>
+            </w:pPr>
+          </w:p>
+        </w:tc>
+        <w:tc>
+          <w:tcPr>
+            <w:tcW w:w="0" w:type="auto"/>
+          </w:tcPr>
+          <w:p>
+            <w:pPr>
+              <w:pStyle w:val="Compact"/>
+              <w:spacing w:line="240" w:lineRule="auto"/>
+              <w:rPr>
+                <w:sz w:val="18"/>
+                <w:szCs w:val="18"/>
+              </w:rPr>
+            </w:pPr>
+            <w:r>
+              <w:rPr>
+                <w:sz w:val="18"/>
+                <w:szCs w:val="18"/>
               </w:rPr>
               <w:t>EIF3L, ANKRDS4, GCAT, POLR2F</w:t>
             </w:r>
@@ -3952,15 +5698,16 @@
           <w:p>
             <w:pPr>
               <w:pStyle w:val="Compact"/>
-              <w:rPr>
-                <w:sz w:val="20"/>
-                <w:szCs w:val="20"/>
-              </w:rPr>
-            </w:pPr>
-            <w:r>
-              <w:rPr>
-                <w:sz w:val="20"/>
-                <w:szCs w:val="20"/>
+              <w:spacing w:line="240" w:lineRule="auto"/>
+              <w:rPr>
+                <w:sz w:val="18"/>
+                <w:szCs w:val="18"/>
+              </w:rPr>
+            </w:pPr>
+            <w:r>
+              <w:rPr>
+                <w:sz w:val="18"/>
+                <w:szCs w:val="18"/>
               </w:rPr>
               <w:t>6</w:t>
             </w:r>
@@ -3973,15 +5720,16 @@
           <w:p>
             <w:pPr>
               <w:pStyle w:val="Compact"/>
-              <w:rPr>
-                <w:sz w:val="20"/>
-                <w:szCs w:val="20"/>
-              </w:rPr>
-            </w:pPr>
-            <w:r>
-              <w:rPr>
-                <w:sz w:val="20"/>
-                <w:szCs w:val="20"/>
+              <w:spacing w:line="240" w:lineRule="auto"/>
+              <w:rPr>
+                <w:sz w:val="18"/>
+                <w:szCs w:val="18"/>
+              </w:rPr>
+            </w:pPr>
+            <w:r>
+              <w:rPr>
+                <w:sz w:val="18"/>
+                <w:szCs w:val="18"/>
               </w:rPr>
               <w:t>7 5</w:t>
             </w:r>
@@ -3994,15 +5742,16 @@
           <w:p>
             <w:pPr>
               <w:pStyle w:val="Compact"/>
-              <w:rPr>
-                <w:sz w:val="20"/>
-                <w:szCs w:val="20"/>
-              </w:rPr>
-            </w:pPr>
-            <w:r>
-              <w:rPr>
-                <w:sz w:val="20"/>
-                <w:szCs w:val="20"/>
+              <w:spacing w:line="240" w:lineRule="auto"/>
+              <w:rPr>
+                <w:sz w:val="18"/>
+                <w:szCs w:val="18"/>
+              </w:rPr>
+            </w:pPr>
+            <w:r>
+              <w:rPr>
+                <w:sz w:val="18"/>
+                <w:szCs w:val="18"/>
               </w:rPr>
               <w:t>1</w:t>
             </w:r>
@@ -4015,15 +5764,16 @@
           <w:p>
             <w:pPr>
               <w:pStyle w:val="Compact"/>
-              <w:rPr>
-                <w:sz w:val="20"/>
-                <w:szCs w:val="20"/>
-              </w:rPr>
-            </w:pPr>
-            <w:r>
-              <w:rPr>
-                <w:sz w:val="20"/>
-                <w:szCs w:val="20"/>
+              <w:spacing w:line="240" w:lineRule="auto"/>
+              <w:rPr>
+                <w:sz w:val="18"/>
+                <w:szCs w:val="18"/>
+              </w:rPr>
+            </w:pPr>
+            <w:r>
+              <w:rPr>
+                <w:sz w:val="18"/>
+                <w:szCs w:val="18"/>
               </w:rPr>
               <w:t>Scotland</w:t>
             </w:r>
@@ -4036,15 +5786,16 @@
           <w:p>
             <w:pPr>
               <w:pStyle w:val="Compact"/>
-              <w:rPr>
-                <w:sz w:val="20"/>
-                <w:szCs w:val="20"/>
-              </w:rPr>
-            </w:pPr>
-            <w:r>
-              <w:rPr>
-                <w:sz w:val="20"/>
-                <w:szCs w:val="20"/>
+              <w:spacing w:line="240" w:lineRule="auto"/>
+              <w:rPr>
+                <w:sz w:val="18"/>
+                <w:szCs w:val="18"/>
+              </w:rPr>
+            </w:pPr>
+            <w:r>
+              <w:rPr>
+                <w:sz w:val="18"/>
+                <w:szCs w:val="18"/>
               </w:rPr>
               <w:t>BMPR1A, SNGC, MMRN2, GLUD1, FAM35A, GPRIN2, PARG, NCOA4, OGDHL, CHAT</w:t>
             </w:r>
@@ -4059,15 +5810,16 @@
           <w:p>
             <w:pPr>
               <w:pStyle w:val="Compact"/>
-              <w:rPr>
-                <w:sz w:val="20"/>
-                <w:szCs w:val="20"/>
-              </w:rPr>
-            </w:pPr>
-            <w:r>
-              <w:rPr>
-                <w:sz w:val="20"/>
-                <w:szCs w:val="20"/>
+              <w:spacing w:line="240" w:lineRule="auto"/>
+              <w:rPr>
+                <w:sz w:val="18"/>
+                <w:szCs w:val="18"/>
+              </w:rPr>
+            </w:pPr>
+            <w:r>
+              <w:rPr>
+                <w:sz w:val="18"/>
+                <w:szCs w:val="18"/>
               </w:rPr>
               <w:t>8</w:t>
             </w:r>
@@ -4080,15 +5832,16 @@
           <w:p>
             <w:pPr>
               <w:pStyle w:val="Compact"/>
-              <w:rPr>
-                <w:sz w:val="20"/>
-                <w:szCs w:val="20"/>
-              </w:rPr>
-            </w:pPr>
-            <w:r>
-              <w:rPr>
-                <w:sz w:val="20"/>
-                <w:szCs w:val="20"/>
+              <w:spacing w:line="240" w:lineRule="auto"/>
+              <w:rPr>
+                <w:sz w:val="18"/>
+                <w:szCs w:val="18"/>
+              </w:rPr>
+            </w:pPr>
+            <w:r>
+              <w:rPr>
+                <w:sz w:val="18"/>
+                <w:szCs w:val="18"/>
               </w:rPr>
               <w:t>7 5</w:t>
             </w:r>
@@ -4101,15 +5854,16 @@
           <w:p>
             <w:pPr>
               <w:pStyle w:val="Compact"/>
-              <w:rPr>
-                <w:sz w:val="20"/>
-                <w:szCs w:val="20"/>
-              </w:rPr>
-            </w:pPr>
-            <w:r>
-              <w:rPr>
-                <w:sz w:val="20"/>
-                <w:szCs w:val="20"/>
+              <w:spacing w:line="240" w:lineRule="auto"/>
+              <w:rPr>
+                <w:sz w:val="18"/>
+                <w:szCs w:val="18"/>
+              </w:rPr>
+            </w:pPr>
+            <w:r>
+              <w:rPr>
+                <w:sz w:val="18"/>
+                <w:szCs w:val="18"/>
               </w:rPr>
               <w:t>1</w:t>
             </w:r>
@@ -4122,15 +5876,16 @@
           <w:p>
             <w:pPr>
               <w:pStyle w:val="Compact"/>
-              <w:rPr>
-                <w:sz w:val="20"/>
-                <w:szCs w:val="20"/>
-              </w:rPr>
-            </w:pPr>
-            <w:r>
-              <w:rPr>
-                <w:sz w:val="20"/>
-                <w:szCs w:val="20"/>
+              <w:spacing w:line="240" w:lineRule="auto"/>
+              <w:rPr>
+                <w:sz w:val="18"/>
+                <w:szCs w:val="18"/>
+              </w:rPr>
+            </w:pPr>
+            <w:r>
+              <w:rPr>
+                <w:sz w:val="18"/>
+                <w:szCs w:val="18"/>
               </w:rPr>
               <w:t>Vlieland</w:t>
             </w:r>
@@ -4143,15 +5898,16 @@
           <w:p>
             <w:pPr>
               <w:pStyle w:val="Compact"/>
-              <w:rPr>
-                <w:sz w:val="20"/>
-                <w:szCs w:val="20"/>
-              </w:rPr>
-            </w:pPr>
-            <w:r>
-              <w:rPr>
-                <w:sz w:val="20"/>
-                <w:szCs w:val="20"/>
+              <w:spacing w:line="240" w:lineRule="auto"/>
+              <w:rPr>
+                <w:sz w:val="18"/>
+                <w:szCs w:val="18"/>
+              </w:rPr>
+            </w:pPr>
+            <w:r>
+              <w:rPr>
+                <w:sz w:val="18"/>
+                <w:szCs w:val="18"/>
               </w:rPr>
               <w:t>-</w:t>
             </w:r>
@@ -4166,15 +5922,16 @@
           <w:p>
             <w:pPr>
               <w:pStyle w:val="Compact"/>
-              <w:rPr>
-                <w:sz w:val="20"/>
-                <w:szCs w:val="20"/>
-              </w:rPr>
-            </w:pPr>
-            <w:r>
-              <w:rPr>
-                <w:sz w:val="20"/>
-                <w:szCs w:val="20"/>
+              <w:spacing w:line="240" w:lineRule="auto"/>
+              <w:rPr>
+                <w:sz w:val="18"/>
+                <w:szCs w:val="18"/>
+              </w:rPr>
+            </w:pPr>
+            <w:r>
+              <w:rPr>
+                <w:sz w:val="18"/>
+                <w:szCs w:val="18"/>
               </w:rPr>
               <w:t>8</w:t>
             </w:r>
@@ -4187,15 +5944,16 @@
           <w:p>
             <w:pPr>
               <w:pStyle w:val="Compact"/>
-              <w:rPr>
-                <w:sz w:val="20"/>
-                <w:szCs w:val="20"/>
-              </w:rPr>
-            </w:pPr>
-            <w:r>
-              <w:rPr>
-                <w:sz w:val="20"/>
-                <w:szCs w:val="20"/>
+              <w:spacing w:line="240" w:lineRule="auto"/>
+              <w:rPr>
+                <w:sz w:val="18"/>
+                <w:szCs w:val="18"/>
+              </w:rPr>
+            </w:pPr>
+            <w:r>
+              <w:rPr>
+                <w:sz w:val="18"/>
+                <w:szCs w:val="18"/>
               </w:rPr>
               <w:t>8</w:t>
             </w:r>
@@ -4208,15 +5966,16 @@
           <w:p>
             <w:pPr>
               <w:pStyle w:val="Compact"/>
-              <w:rPr>
-                <w:sz w:val="20"/>
-                <w:szCs w:val="20"/>
-              </w:rPr>
-            </w:pPr>
-            <w:r>
-              <w:rPr>
-                <w:sz w:val="20"/>
-                <w:szCs w:val="20"/>
+              <w:spacing w:line="240" w:lineRule="auto"/>
+              <w:rPr>
+                <w:sz w:val="18"/>
+                <w:szCs w:val="18"/>
+              </w:rPr>
+            </w:pPr>
+            <w:r>
+              <w:rPr>
+                <w:sz w:val="18"/>
+                <w:szCs w:val="18"/>
               </w:rPr>
               <w:t>1</w:t>
             </w:r>
@@ -4229,15 +5988,16 @@
           <w:p>
             <w:pPr>
               <w:pStyle w:val="Compact"/>
-              <w:rPr>
-                <w:sz w:val="20"/>
-                <w:szCs w:val="20"/>
-              </w:rPr>
-            </w:pPr>
-            <w:r>
-              <w:rPr>
-                <w:sz w:val="20"/>
-                <w:szCs w:val="20"/>
+              <w:spacing w:line="240" w:lineRule="auto"/>
+              <w:rPr>
+                <w:sz w:val="18"/>
+                <w:szCs w:val="18"/>
+              </w:rPr>
+            </w:pPr>
+            <w:r>
+              <w:rPr>
+                <w:sz w:val="18"/>
+                <w:szCs w:val="18"/>
               </w:rPr>
               <w:t>Belgium</w:t>
             </w:r>
@@ -4250,15 +6010,16 @@
           <w:p>
             <w:pPr>
               <w:pStyle w:val="Compact"/>
-              <w:rPr>
-                <w:sz w:val="20"/>
-                <w:szCs w:val="20"/>
-              </w:rPr>
-            </w:pPr>
-            <w:r>
-              <w:rPr>
-                <w:sz w:val="20"/>
-                <w:szCs w:val="20"/>
+              <w:spacing w:line="240" w:lineRule="auto"/>
+              <w:rPr>
+                <w:sz w:val="18"/>
+                <w:szCs w:val="18"/>
+              </w:rPr>
+            </w:pPr>
+            <w:r>
+              <w:rPr>
+                <w:sz w:val="18"/>
+                <w:szCs w:val="18"/>
               </w:rPr>
               <w:t>-</w:t>
             </w:r>
@@ -4276,8 +6037,8 @@
         </w:rPr>
         <w:lastRenderedPageBreak/>
         <w:drawing>
-          <wp:inline distT="0" distB="0" distL="0" distR="0" wp14:anchorId="22F133C9" wp14:editId="1A5C5813">
-            <wp:extent cx="5334000" cy="5334000"/>
+          <wp:inline distT="0" distB="0" distL="0" distR="0" wp14:anchorId="20700C6C" wp14:editId="05994BD4">
+            <wp:extent cx="5943600" cy="5943600"/>
             <wp:effectExtent l="0" t="0" r="0" b="0"/>
             <wp:docPr id="1" name="Picture"/>
             <wp:cNvGraphicFramePr/>
@@ -4299,7 +6060,7 @@
                   <pic:spPr bwMode="auto">
                     <a:xfrm>
                       <a:off x="0" y="0"/>
-                      <a:ext cx="5334000" cy="5334000"/>
+                      <a:ext cx="5943600" cy="5943600"/>
                     </a:xfrm>
                     <a:prstGeom prst="rect">
                       <a:avLst/>
@@ -4380,8 +6141,8 @@
         </w:rPr>
         <w:lastRenderedPageBreak/>
         <w:drawing>
-          <wp:inline distT="0" distB="0" distL="0" distR="0" wp14:anchorId="63AB9144" wp14:editId="47F0B8AA">
-            <wp:extent cx="5334000" cy="5334000"/>
+          <wp:inline distT="0" distB="0" distL="0" distR="0" wp14:anchorId="64FEA728" wp14:editId="185F8AA4">
+            <wp:extent cx="5943600" cy="5943600"/>
             <wp:effectExtent l="0" t="0" r="0" b="0"/>
             <wp:docPr id="2" name="Picture"/>
             <wp:cNvGraphicFramePr/>
@@ -4403,7 +6164,7 @@
                   <pic:spPr bwMode="auto">
                     <a:xfrm>
                       <a:off x="0" y="0"/>
-                      <a:ext cx="5334000" cy="5334000"/>
+                      <a:ext cx="5943600" cy="5943600"/>
                     </a:xfrm>
                     <a:prstGeom prst="rect">
                       <a:avLst/>
@@ -4484,8 +6245,8 @@
         </w:rPr>
         <w:lastRenderedPageBreak/>
         <w:drawing>
-          <wp:inline distT="0" distB="0" distL="0" distR="0" wp14:anchorId="78E93F3A" wp14:editId="272B7C5F">
-            <wp:extent cx="5334000" cy="6858000"/>
+          <wp:inline distT="0" distB="0" distL="0" distR="0" wp14:anchorId="245678A4" wp14:editId="245EF4DC">
+            <wp:extent cx="5943600" cy="7641771"/>
             <wp:effectExtent l="0" t="0" r="0" b="0"/>
             <wp:docPr id="3" name="Picture"/>
             <wp:cNvGraphicFramePr/>
@@ -4507,7 +6268,7 @@
                   <pic:spPr bwMode="auto">
                     <a:xfrm>
                       <a:off x="0" y="0"/>
-                      <a:ext cx="5334000" cy="6858000"/>
+                      <a:ext cx="5943600" cy="7641771"/>
                     </a:xfrm>
                     <a:prstGeom prst="rect">
                       <a:avLst/>
@@ -4551,11 +6312,7 @@
         <w:t xml:space="preserve"> = 2 to 10 in European great tit populations.</w:t>
       </w:r>
     </w:p>
-    <w:p>
-      <w:r>
-        <w:br w:type="page"/>
-      </w:r>
-    </w:p>
+    <w:p/>
     <w:p>
       <w:pPr>
         <w:pStyle w:val="BodyText"/>
@@ -4564,10 +6321,9 @@
         <w:rPr>
           <w:noProof/>
         </w:rPr>
-        <w:lastRenderedPageBreak/>
         <w:drawing>
-          <wp:inline distT="0" distB="0" distL="0" distR="0" wp14:anchorId="4A4F1C5B" wp14:editId="57FFB2B6">
-            <wp:extent cx="5334000" cy="5334000"/>
+          <wp:inline distT="0" distB="0" distL="0" distR="0" wp14:anchorId="69E4681F" wp14:editId="7A7B630C">
+            <wp:extent cx="5943600" cy="5943600"/>
             <wp:effectExtent l="0" t="0" r="0" b="0"/>
             <wp:docPr id="4" name="Picture"/>
             <wp:cNvGraphicFramePr/>
@@ -4589,7 +6345,7 @@
                   <pic:spPr bwMode="auto">
                     <a:xfrm>
                       <a:off x="0" y="0"/>
-                      <a:ext cx="5334000" cy="5334000"/>
+                      <a:ext cx="5943600" cy="5943600"/>
                     </a:xfrm>
                     <a:prstGeom prst="rect">
                       <a:avLst/>
@@ -4648,8 +6404,8 @@
         </w:rPr>
         <w:lastRenderedPageBreak/>
         <w:drawing>
-          <wp:inline distT="0" distB="0" distL="0" distR="0" wp14:anchorId="0777E04A" wp14:editId="1CE42724">
-            <wp:extent cx="5334000" cy="7467600"/>
+          <wp:inline distT="0" distB="0" distL="0" distR="0" wp14:anchorId="6A93B1E0" wp14:editId="71325FCC">
+            <wp:extent cx="5346915" cy="7601919"/>
             <wp:effectExtent l="0" t="0" r="0" b="0"/>
             <wp:docPr id="5" name="Picture"/>
             <wp:cNvGraphicFramePr/>
@@ -4671,7 +6427,7 @@
                   <pic:spPr bwMode="auto">
                     <a:xfrm>
                       <a:off x="0" y="0"/>
-                      <a:ext cx="5334000" cy="7467600"/>
+                      <a:ext cx="5350654" cy="7607235"/>
                     </a:xfrm>
                     <a:prstGeom prst="rect">
                       <a:avLst/>
@@ -4705,9 +6461,8 @@
       </w:r>
     </w:p>
     <w:p>
-      <w:r>
-        <w:br w:type="page"/>
-      </w:r>
+      <w:bookmarkStart w:id="1" w:name="_GoBack"/>
+      <w:bookmarkEnd w:id="1"/>
     </w:p>
     <w:p>
       <w:pPr>
@@ -4717,10 +6472,9 @@
         <w:rPr>
           <w:noProof/>
         </w:rPr>
-        <w:lastRenderedPageBreak/>
         <w:drawing>
-          <wp:inline distT="0" distB="0" distL="0" distR="0" wp14:anchorId="77BE42A7" wp14:editId="590FF1CF">
-            <wp:extent cx="5334000" cy="5334000"/>
+          <wp:inline distT="0" distB="0" distL="0" distR="0" wp14:anchorId="2AC3AA9D" wp14:editId="2F750774">
+            <wp:extent cx="5943600" cy="5943600"/>
             <wp:effectExtent l="0" t="0" r="0" b="0"/>
             <wp:docPr id="6" name="Picture"/>
             <wp:cNvGraphicFramePr/>
@@ -4742,7 +6496,7 @@
                   <pic:spPr bwMode="auto">
                     <a:xfrm>
                       <a:off x="0" y="0"/>
-                      <a:ext cx="5334000" cy="5334000"/>
+                      <a:ext cx="5943600" cy="5943600"/>
                     </a:xfrm>
                     <a:prstGeom prst="rect">
                       <a:avLst/>
@@ -4790,8 +6544,8 @@
         </w:rPr>
         <w:lastRenderedPageBreak/>
         <w:drawing>
-          <wp:inline distT="0" distB="0" distL="0" distR="0" wp14:anchorId="53BC76D4" wp14:editId="00277AB0">
-            <wp:extent cx="5334000" cy="4000500"/>
+          <wp:inline distT="0" distB="0" distL="0" distR="0" wp14:anchorId="37ABAC62" wp14:editId="5000EAC4">
+            <wp:extent cx="5943600" cy="4457700"/>
             <wp:effectExtent l="0" t="0" r="0" b="0"/>
             <wp:docPr id="7" name="Picture"/>
             <wp:cNvGraphicFramePr/>
@@ -4813,7 +6567,7 @@
                   <pic:spPr bwMode="auto">
                     <a:xfrm>
                       <a:off x="0" y="0"/>
-                      <a:ext cx="5334000" cy="4000500"/>
+                      <a:ext cx="5943600" cy="4457700"/>
                     </a:xfrm>
                     <a:prstGeom prst="rect">
                       <a:avLst/>
@@ -4949,11 +6703,6 @@
       </w:r>
     </w:p>
     <w:p>
-      <w:r>
-        <w:br w:type="page"/>
-      </w:r>
-    </w:p>
-    <w:p>
       <w:pPr>
         <w:pStyle w:val="BodyText"/>
       </w:pPr>
@@ -4963,8 +6712,8 @@
         </w:rPr>
         <w:lastRenderedPageBreak/>
         <w:drawing>
-          <wp:inline distT="0" distB="0" distL="0" distR="0" wp14:anchorId="059A52FC" wp14:editId="0C6E4500">
-            <wp:extent cx="5334000" cy="2667000"/>
+          <wp:inline distT="0" distB="0" distL="0" distR="0" wp14:anchorId="4E3B3FC3" wp14:editId="5209FE85">
+            <wp:extent cx="5943600" cy="2971800"/>
             <wp:effectExtent l="0" t="0" r="0" b="0"/>
             <wp:docPr id="8" name="Picture"/>
             <wp:cNvGraphicFramePr/>
@@ -4972,7 +6721,7 @@
               <a:graphicData uri="http://schemas.openxmlformats.org/drawingml/2006/picture">
                 <pic:pic xmlns:pic="http://schemas.openxmlformats.org/drawingml/2006/picture">
                   <pic:nvPicPr>
-                    <pic:cNvPr id="0" name="Picture" descr="SpurginBosse_Hapmap_SOM_files/figure-docx/Figure%20S8-1.png"/>
+                    <pic:cNvPr id="0" name="Picture" descr="SpurginBosse_Hapmap_SOM_files/figure-docx/FigS8-1.png"/>
                     <pic:cNvPicPr>
                       <a:picLocks noChangeAspect="1" noChangeArrowheads="1"/>
                     </pic:cNvPicPr>
@@ -4986,7 +6735,7 @@
                   <pic:spPr bwMode="auto">
                     <a:xfrm>
                       <a:off x="0" y="0"/>
-                      <a:ext cx="5334000" cy="2667000"/>
+                      <a:ext cx="5943600" cy="2971800"/>
                     </a:xfrm>
                     <a:prstGeom prst="rect">
                       <a:avLst/>
@@ -5016,6 +6765,100 @@
         <w:t>Figure S8</w:t>
       </w:r>
       <w:r>
+        <w:t xml:space="preserve"> </w:t>
+      </w:r>
+      <w:r>
+        <w:rPr>
+          <w:i/>
+        </w:rPr>
+        <w:t>Rsb</w:t>
+      </w:r>
+      <w:r>
+        <w:t xml:space="preserve"> in relation to recombination in three pairwise comparisons, averaged across 500kb windows. Red points represent the top 1% of FST outliers, and solid and dotted lines represent median </w:t>
+      </w:r>
+      <w:r>
+        <w:t xml:space="preserve">and 99% quantiles of </w:t>
+      </w:r>
+      <m:oMath>
+        <m:r>
+          <w:rPr>
+            <w:rFonts w:ascii="Cambria Math" w:hAnsi="Cambria Math"/>
+          </w:rPr>
+          <m:t>Rsb</m:t>
+        </m:r>
+      </m:oMath>
+      <w:r>
+        <w:t xml:space="preserve"> windows from bins of 0.1 log cM.</w:t>
+      </w:r>
+    </w:p>
+    <w:p>
+      <w:r>
+        <w:br w:type="page"/>
+      </w:r>
+    </w:p>
+    <w:p>
+      <w:pPr>
+        <w:pStyle w:val="BodyText"/>
+      </w:pPr>
+      <w:r>
+        <w:rPr>
+          <w:noProof/>
+        </w:rPr>
+        <w:lastRenderedPageBreak/>
+        <w:drawing>
+          <wp:inline distT="0" distB="0" distL="0" distR="0" wp14:anchorId="6476169F" wp14:editId="214EB797">
+            <wp:extent cx="5943600" cy="2971800"/>
+            <wp:effectExtent l="0" t="0" r="0" b="0"/>
+            <wp:docPr id="9" name="Picture"/>
+            <wp:cNvGraphicFramePr/>
+            <a:graphic xmlns:a="http://schemas.openxmlformats.org/drawingml/2006/main">
+              <a:graphicData uri="http://schemas.openxmlformats.org/drawingml/2006/picture">
+                <pic:pic xmlns:pic="http://schemas.openxmlformats.org/drawingml/2006/picture">
+                  <pic:nvPicPr>
+                    <pic:cNvPr id="0" name="Picture" descr="SpurginBosse_Hapmap_SOM_files/figure-docx/Figure%20S9-1.png"/>
+                    <pic:cNvPicPr>
+                      <a:picLocks noChangeAspect="1" noChangeArrowheads="1"/>
+                    </pic:cNvPicPr>
+                  </pic:nvPicPr>
+                  <pic:blipFill>
+                    <a:blip r:embed="rId15"/>
+                    <a:stretch>
+                      <a:fillRect/>
+                    </a:stretch>
+                  </pic:blipFill>
+                  <pic:spPr bwMode="auto">
+                    <a:xfrm>
+                      <a:off x="0" y="0"/>
+                      <a:ext cx="5943600" cy="2971800"/>
+                    </a:xfrm>
+                    <a:prstGeom prst="rect">
+                      <a:avLst/>
+                    </a:prstGeom>
+                    <a:noFill/>
+                    <a:ln w="9525">
+                      <a:noFill/>
+                      <a:headEnd/>
+                      <a:tailEnd/>
+                    </a:ln>
+                  </pic:spPr>
+                </pic:pic>
+              </a:graphicData>
+            </a:graphic>
+          </wp:inline>
+        </w:drawing>
+      </w:r>
+    </w:p>
+    <w:p>
+      <w:pPr>
+        <w:pStyle w:val="BodyText"/>
+      </w:pPr>
+      <w:r>
+        <w:rPr>
+          <w:b/>
+        </w:rPr>
+        <w:t>Figure S9</w:t>
+      </w:r>
+      <w:r>
         <w:t xml:space="preserve"> Genetic diversity in </w:t>
       </w:r>
       <m:oMath>
@@ -5046,10 +6889,10 @@
         </m:sSub>
       </m:oMath>
       <w:r>
-        <w:t xml:space="preserve"> outlier regions in European great tit populations. Each point is an outlier window, with point size scaled by the number of populations the outlier was found </w:t>
+        <w:t xml:space="preserve"> outlier regions in European great tit populations. Each point is an outlier window, with point size scaled by the number of populations the outlier was f</w:t>
       </w:r>
       <w:r>
-        <w:t xml:space="preserve">in - “shared” haplotypes are coloured red and “unique” haplotypes dark blue (see main text for details). In </w:t>
+        <w:t xml:space="preserve">ound in - “shared” haplotypes are coloured red and “unique” haplotypes dark blue (see main text for details). In </w:t>
       </w:r>
       <w:r>
         <w:rPr>
@@ -5058,10 +6901,10 @@
         <w:t>A</w:t>
       </w:r>
       <w:r>
-        <w:t>, Nucleotide diversity for each window is calculated for the proposed refugial population in Turkey, and plotted against the mean for all other pop</w:t>
+        <w:t>, Nucleotide diversity for each window is calculated for the proposed refugial population in Turkey, and plotted against the mean for all othe</w:t>
       </w:r>
       <w:r>
-        <w:t xml:space="preserve">ulations. In </w:t>
+        <w:t xml:space="preserve">r populations. In </w:t>
       </w:r>
       <w:r>
         <w:rPr>
@@ -5082,103 +6925,28 @@
       <w:pPr>
         <w:pStyle w:val="BodyText"/>
       </w:pPr>
-    </w:p>
-    <w:p>
-      <w:pPr>
-        <w:pStyle w:val="BodyText"/>
-      </w:pPr>
-      <w:r>
-        <w:rPr>
-          <w:b/>
-        </w:rPr>
-        <w:t>Figure S9</w:t>
-      </w:r>
-      <w:r>
-        <w:t xml:space="preserve"> Haplotype structure underlying regions of high differentiation. </w:t>
-      </w:r>
-      <w:r>
-        <w:rPr>
-          <w:b/>
-        </w:rPr>
-        <w:t>A</w:t>
-      </w:r>
-      <w:r>
-        <w:t xml:space="preserve"> IBS clustering of all European haplotypes in the region containing a signal of high dif</w:t>
-      </w:r>
-      <w:r>
-        <w:t xml:space="preserve">ferentiation with Turkey specific to the Oulu population. The red arrow indicates the haplotype at highest frequency in Finland. Colour indicates IBS similarity (range 0: white - 1: dark blue). </w:t>
-      </w:r>
-      <w:r>
-        <w:rPr>
-          <w:b/>
-        </w:rPr>
-        <w:t>B</w:t>
-      </w:r>
-      <w:r>
-        <w:t xml:space="preserve"> IBS clustering of all European haplotypes in the region on c</w:t>
-      </w:r>
-      <w:r>
-        <w:t xml:space="preserve">hromosome 2 containing a signal of high differentiation with Turkey in multiple populations. </w:t>
-      </w:r>
-      <w:r>
-        <w:rPr>
-          <w:b/>
-        </w:rPr>
-        <w:t>C</w:t>
-      </w:r>
-      <w:r>
-        <w:t xml:space="preserve"> Frequency of all identified haplotypes within each population. The red arrow indicates the high-frequency haplotype within Finland. </w:t>
-      </w:r>
-      <w:r>
-        <w:rPr>
-          <w:b/>
-        </w:rPr>
-        <w:t>D</w:t>
-      </w:r>
-      <w:r>
-        <w:t xml:space="preserve"> </w:t>
-      </w:r>
-      <w:r>
-        <w:t>Frequency of all identified haplotypes spanning the region on chromosome 2 within each population.</w:t>
-      </w:r>
-    </w:p>
-    <w:p>
-      <w:r>
-        <w:br w:type="page"/>
-      </w:r>
-    </w:p>
-    <w:p>
-      <w:pPr>
-        <w:pStyle w:val="BodyText"/>
-      </w:pPr>
-      <w:bookmarkStart w:id="1" w:name="_GoBack"/>
-      <w:bookmarkEnd w:id="1"/>
-    </w:p>
-    <w:p>
-      <w:pPr>
-        <w:pStyle w:val="BodyText"/>
-      </w:pPr>
       <w:r>
         <w:rPr>
           <w:noProof/>
         </w:rPr>
+        <w:lastRenderedPageBreak/>
         <w:drawing>
-          <wp:inline distT="0" distB="0" distL="0" distR="0" wp14:anchorId="7D59BC5E" wp14:editId="769C51FA">
-            <wp:extent cx="5334000" cy="2667000"/>
+          <wp:inline distT="0" distB="0" distL="0" distR="0" wp14:anchorId="63E5EFEC" wp14:editId="0732294C">
+            <wp:extent cx="5943600" cy="4475240"/>
             <wp:effectExtent l="0" t="0" r="0" b="0"/>
-            <wp:docPr id="9" name="Picture"/>
+            <wp:docPr id="10" name="Picture"/>
             <wp:cNvGraphicFramePr/>
             <a:graphic xmlns:a="http://schemas.openxmlformats.org/drawingml/2006/main">
               <a:graphicData uri="http://schemas.openxmlformats.org/drawingml/2006/picture">
                 <pic:pic xmlns:pic="http://schemas.openxmlformats.org/drawingml/2006/picture">
                   <pic:nvPicPr>
-                    <pic:cNvPr id="0" name="Picture" descr="SpurginBosse_Hapmap_SOM_files/figure-docx/FigS10-1.png"/>
+                    <pic:cNvPr id="0" name="Picture" descr="Haplotype_structure_figure.png"/>
                     <pic:cNvPicPr>
                       <a:picLocks noChangeAspect="1" noChangeArrowheads="1"/>
                     </pic:cNvPicPr>
                   </pic:nvPicPr>
                   <pic:blipFill>
-                    <a:blip r:embed="rId15"/>
+                    <a:blip r:embed="rId16"/>
                     <a:stretch>
                       <a:fillRect/>
                     </a:stretch>
@@ -5186,7 +6954,7 @@
                   <pic:spPr bwMode="auto">
                     <a:xfrm>
                       <a:off x="0" y="0"/>
-                      <a:ext cx="5334000" cy="2667000"/>
+                      <a:ext cx="5943600" cy="4475240"/>
                     </a:xfrm>
                     <a:prstGeom prst="rect">
                       <a:avLst/>
@@ -5216,22 +6984,60 @@
         <w:t>Figure S10</w:t>
       </w:r>
       <w:r>
+        <w:t xml:space="preserve"> Haplotype structure underlying regions of high differentiation. </w:t>
+      </w:r>
+      <w:r>
+        <w:rPr>
+          <w:b/>
+        </w:rPr>
+        <w:t>A</w:t>
+      </w:r>
+      <w:r>
         <w:t xml:space="preserve"> </w:t>
       </w:r>
       <w:r>
-        <w:rPr>
-          <w:i/>
-        </w:rPr>
-        <w:t>Rsb</w:t>
+        <w:t>IBS clustering of all European haplotypes in the region containing a signal of high differentiation with Turkey specific to the Oulu population. The red arrow indicates the haplotype at highest frequency in Finland. Colour indicates IBS similarity (range 0</w:t>
       </w:r>
       <w:r>
-        <w:t xml:space="preserve"> in relation to recombination in three pairwise comparisons, averaged across 500kb windows. Red points represent the top 1% of FST outliers.</w:t>
+        <w:t xml:space="preserve">: white - 1: dark blue). </w:t>
+      </w:r>
+      <w:r>
+        <w:rPr>
+          <w:b/>
+        </w:rPr>
+        <w:t>B</w:t>
+      </w:r>
+      <w:r>
+        <w:t xml:space="preserve"> IBS clustering of all European haplotypes in the region on chromosome 2 containing a signal of high differentiation with Turkey in multiple populations. </w:t>
+      </w:r>
+      <w:r>
+        <w:rPr>
+          <w:b/>
+        </w:rPr>
+        <w:t>C</w:t>
+      </w:r>
+      <w:r>
+        <w:t xml:space="preserve"> Frequency of all identified haplotypes within each population. The red arr</w:t>
+      </w:r>
+      <w:r>
+        <w:t xml:space="preserve">ow indicates the high-frequency haplotype within Finland. </w:t>
+      </w:r>
+      <w:r>
+        <w:rPr>
+          <w:b/>
+        </w:rPr>
+        <w:t>D</w:t>
+      </w:r>
+      <w:r>
+        <w:t xml:space="preserve"> Frequency of all identified haplotypes spanning the region on chromosome 2 within each population.</w:t>
       </w:r>
     </w:p>
     <w:sectPr>
       <w:pgSz w:w="12240" w:h="15840"/>
       <w:pgMar w:top="1440" w:right="1440" w:bottom="1440" w:left="1440" w:header="720" w:footer="720" w:gutter="0"/>
+      <w:lnNumType w:countBy="1" w:restart="continuous"/>
       <w:cols w:space="720"/>
+      <w:docGrid w:linePitch="326"/>
     </w:sectPr>
   </w:body>
 </w:document>
@@ -5284,9 +7090,194 @@
 <file path=word/numbering.xml><?xml version="1.0" encoding="utf-8"?>
 <w:numbering xmlns:wpc="http://schemas.microsoft.com/office/word/2010/wordprocessingCanvas" xmlns:cx="http://schemas.microsoft.com/office/drawing/2014/chartex" xmlns:cx1="http://schemas.microsoft.com/office/drawing/2015/9/8/chartex" xmlns:cx2="http://schemas.microsoft.com/office/drawing/2015/10/21/chartex" xmlns:cx3="http://schemas.microsoft.com/office/drawing/2016/5/9/chartex" xmlns:cx4="http://schemas.microsoft.com/office/drawing/2016/5/10/chartex" xmlns:cx5="http://schemas.microsoft.com/office/drawing/2016/5/11/chartex" xmlns:cx6="http://schemas.microsoft.com/office/drawing/2016/5/12/chartex" xmlns:cx7="http://schemas.microsoft.com/office/drawing/2016/5/13/chartex" xmlns:cx8="http://schemas.microsoft.com/office/drawing/2016/5/14/chartex" xmlns:mc="http://schemas.openxmlformats.org/markup-compatibility/2006" xmlns:aink="http://schemas.microsoft.com/office/drawing/2016/ink" xmlns:am3d="http://schemas.microsoft.com/office/drawing/2017/model3d" xmlns:o="urn:schemas-microsoft-com:office:office" xmlns:r="http://schemas.openxmlformats.org/officeDocument/2006/relationships" xmlns:m="http://schemas.openxmlformats.org/officeDocument/2006/math" xmlns:v="urn:schemas-microsoft-com:vml" xmlns:wp14="http://schemas.microsoft.com/office/word/2010/wordprocessingDrawing" xmlns:wp="http://schemas.openxmlformats.org/drawingml/2006/wordprocessingDrawing" xmlns:w10="urn:schemas-microsoft-com:office:word" xmlns:w="http://schemas.openxmlformats.org/wordprocessingml/2006/main" xmlns:w14="http://schemas.microsoft.com/office/word/2010/wordml" xmlns:w15="http://schemas.microsoft.com/office/word/2012/wordml" xmlns:w16cid="http://schemas.microsoft.com/office/word/2016/wordml/cid" xmlns:w16se="http://schemas.microsoft.com/office/word/2015/wordml/symex" xmlns:wpg="http://schemas.microsoft.com/office/word/2010/wordprocessingGroup" xmlns:wpi="http://schemas.microsoft.com/office/word/2010/wordprocessingInk" xmlns:wne="http://schemas.microsoft.com/office/word/2006/wordml" xmlns:wps="http://schemas.microsoft.com/office/word/2010/wordprocessingShape" mc:Ignorable="w14 w15 w16se w16cid wp14">
   <w:abstractNum w:abstractNumId="0" w15:restartNumberingAfterBreak="0">
+    <w:nsid w:val="FFFFFF7C"/>
+    <w:multiLevelType w:val="singleLevel"/>
+    <w:tmpl w:val="7B96AA0A"/>
+    <w:lvl w:ilvl="0">
+      <w:start w:val="1"/>
+      <w:numFmt w:val="decimal"/>
+      <w:lvlText w:val="%1."/>
+      <w:lvlJc w:val="left"/>
+      <w:pPr>
+        <w:tabs>
+          <w:tab w:val="num" w:pos="1492"/>
+        </w:tabs>
+        <w:ind w:left="1492" w:hanging="360"/>
+      </w:pPr>
+    </w:lvl>
+  </w:abstractNum>
+  <w:abstractNum w:abstractNumId="1" w15:restartNumberingAfterBreak="0">
+    <w:nsid w:val="FFFFFF7D"/>
+    <w:multiLevelType w:val="singleLevel"/>
+    <w:tmpl w:val="E306EE90"/>
+    <w:lvl w:ilvl="0">
+      <w:start w:val="1"/>
+      <w:numFmt w:val="decimal"/>
+      <w:lvlText w:val="%1."/>
+      <w:lvlJc w:val="left"/>
+      <w:pPr>
+        <w:tabs>
+          <w:tab w:val="num" w:pos="1209"/>
+        </w:tabs>
+        <w:ind w:left="1209" w:hanging="360"/>
+      </w:pPr>
+    </w:lvl>
+  </w:abstractNum>
+  <w:abstractNum w:abstractNumId="2" w15:restartNumberingAfterBreak="0">
+    <w:nsid w:val="FFFFFF7E"/>
+    <w:multiLevelType w:val="singleLevel"/>
+    <w:tmpl w:val="94168F18"/>
+    <w:lvl w:ilvl="0">
+      <w:start w:val="1"/>
+      <w:numFmt w:val="decimal"/>
+      <w:lvlText w:val="%1."/>
+      <w:lvlJc w:val="left"/>
+      <w:pPr>
+        <w:tabs>
+          <w:tab w:val="num" w:pos="926"/>
+        </w:tabs>
+        <w:ind w:left="926" w:hanging="360"/>
+      </w:pPr>
+    </w:lvl>
+  </w:abstractNum>
+  <w:abstractNum w:abstractNumId="3" w15:restartNumberingAfterBreak="0">
+    <w:nsid w:val="FFFFFF7F"/>
+    <w:multiLevelType w:val="singleLevel"/>
+    <w:tmpl w:val="000C169E"/>
+    <w:lvl w:ilvl="0">
+      <w:start w:val="1"/>
+      <w:numFmt w:val="decimal"/>
+      <w:lvlText w:val="%1."/>
+      <w:lvlJc w:val="left"/>
+      <w:pPr>
+        <w:tabs>
+          <w:tab w:val="num" w:pos="643"/>
+        </w:tabs>
+        <w:ind w:left="643" w:hanging="360"/>
+      </w:pPr>
+    </w:lvl>
+  </w:abstractNum>
+  <w:abstractNum w:abstractNumId="4" w15:restartNumberingAfterBreak="0">
+    <w:nsid w:val="FFFFFF80"/>
+    <w:multiLevelType w:val="singleLevel"/>
+    <w:tmpl w:val="DC7ADC40"/>
+    <w:lvl w:ilvl="0">
+      <w:start w:val="1"/>
+      <w:numFmt w:val="bullet"/>
+      <w:lvlText w:val=""/>
+      <w:lvlJc w:val="left"/>
+      <w:pPr>
+        <w:tabs>
+          <w:tab w:val="num" w:pos="1492"/>
+        </w:tabs>
+        <w:ind w:left="1492" w:hanging="360"/>
+      </w:pPr>
+      <w:rPr>
+        <w:rFonts w:ascii="Symbol" w:hAnsi="Symbol" w:hint="default"/>
+      </w:rPr>
+    </w:lvl>
+  </w:abstractNum>
+  <w:abstractNum w:abstractNumId="5" w15:restartNumberingAfterBreak="0">
+    <w:nsid w:val="FFFFFF81"/>
+    <w:multiLevelType w:val="singleLevel"/>
+    <w:tmpl w:val="0B704BA4"/>
+    <w:lvl w:ilvl="0">
+      <w:start w:val="1"/>
+      <w:numFmt w:val="bullet"/>
+      <w:lvlText w:val=""/>
+      <w:lvlJc w:val="left"/>
+      <w:pPr>
+        <w:tabs>
+          <w:tab w:val="num" w:pos="1209"/>
+        </w:tabs>
+        <w:ind w:left="1209" w:hanging="360"/>
+      </w:pPr>
+      <w:rPr>
+        <w:rFonts w:ascii="Symbol" w:hAnsi="Symbol" w:hint="default"/>
+      </w:rPr>
+    </w:lvl>
+  </w:abstractNum>
+  <w:abstractNum w:abstractNumId="6" w15:restartNumberingAfterBreak="0">
+    <w:nsid w:val="FFFFFF82"/>
+    <w:multiLevelType w:val="singleLevel"/>
+    <w:tmpl w:val="21ECB750"/>
+    <w:lvl w:ilvl="0">
+      <w:start w:val="1"/>
+      <w:numFmt w:val="bullet"/>
+      <w:lvlText w:val=""/>
+      <w:lvlJc w:val="left"/>
+      <w:pPr>
+        <w:tabs>
+          <w:tab w:val="num" w:pos="926"/>
+        </w:tabs>
+        <w:ind w:left="926" w:hanging="360"/>
+      </w:pPr>
+      <w:rPr>
+        <w:rFonts w:ascii="Symbol" w:hAnsi="Symbol" w:hint="default"/>
+      </w:rPr>
+    </w:lvl>
+  </w:abstractNum>
+  <w:abstractNum w:abstractNumId="7" w15:restartNumberingAfterBreak="0">
+    <w:nsid w:val="FFFFFF83"/>
+    <w:multiLevelType w:val="singleLevel"/>
+    <w:tmpl w:val="2F264294"/>
+    <w:lvl w:ilvl="0">
+      <w:start w:val="1"/>
+      <w:numFmt w:val="bullet"/>
+      <w:lvlText w:val=""/>
+      <w:lvlJc w:val="left"/>
+      <w:pPr>
+        <w:tabs>
+          <w:tab w:val="num" w:pos="643"/>
+        </w:tabs>
+        <w:ind w:left="643" w:hanging="360"/>
+      </w:pPr>
+      <w:rPr>
+        <w:rFonts w:ascii="Symbol" w:hAnsi="Symbol" w:hint="default"/>
+      </w:rPr>
+    </w:lvl>
+  </w:abstractNum>
+  <w:abstractNum w:abstractNumId="8" w15:restartNumberingAfterBreak="0">
+    <w:nsid w:val="FFFFFF88"/>
+    <w:multiLevelType w:val="singleLevel"/>
+    <w:tmpl w:val="2CD07892"/>
+    <w:lvl w:ilvl="0">
+      <w:start w:val="1"/>
+      <w:numFmt w:val="decimal"/>
+      <w:lvlText w:val="%1."/>
+      <w:lvlJc w:val="left"/>
+      <w:pPr>
+        <w:tabs>
+          <w:tab w:val="num" w:pos="360"/>
+        </w:tabs>
+        <w:ind w:left="360" w:hanging="360"/>
+      </w:pPr>
+    </w:lvl>
+  </w:abstractNum>
+  <w:abstractNum w:abstractNumId="9" w15:restartNumberingAfterBreak="0">
+    <w:nsid w:val="FFFFFF89"/>
+    <w:multiLevelType w:val="singleLevel"/>
+    <w:tmpl w:val="B960094C"/>
+    <w:lvl w:ilvl="0">
+      <w:start w:val="1"/>
+      <w:numFmt w:val="bullet"/>
+      <w:lvlText w:val=""/>
+      <w:lvlJc w:val="left"/>
+      <w:pPr>
+        <w:tabs>
+          <w:tab w:val="num" w:pos="360"/>
+        </w:tabs>
+        <w:ind w:left="360" w:hanging="360"/>
+      </w:pPr>
+      <w:rPr>
+        <w:rFonts w:ascii="Symbol" w:hAnsi="Symbol" w:hint="default"/>
+      </w:rPr>
+    </w:lvl>
+  </w:abstractNum>
+  <w:abstractNum w:abstractNumId="10" w15:restartNumberingAfterBreak="0">
     <w:nsid w:val="170CD2DE"/>
     <w:multiLevelType w:val="multilevel"/>
-    <w:tmpl w:val="5976799A"/>
+    <w:tmpl w:val="561CFA50"/>
     <w:lvl w:ilvl="0">
       <w:numFmt w:val="bullet"/>
       <w:lvlText w:val=" "/>
@@ -5387,10 +7378,10 @@
       </w:pPr>
     </w:lvl>
   </w:abstractNum>
-  <w:abstractNum w:abstractNumId="1" w15:restartNumberingAfterBreak="0">
+  <w:abstractNum w:abstractNumId="11" w15:restartNumberingAfterBreak="0">
     <w:nsid w:val="2C1AE401"/>
     <w:multiLevelType w:val="multilevel"/>
-    <w:tmpl w:val="955C722C"/>
+    <w:tmpl w:val="7FB26B66"/>
     <w:lvl w:ilvl="0">
       <w:numFmt w:val="bullet"/>
       <w:lvlText w:val=" "/>
@@ -5492,10 +7483,43 @@
     </w:lvl>
   </w:abstractNum>
   <w:num w:numId="1">
+    <w:abstractNumId w:val="10"/>
+  </w:num>
+  <w:num w:numId="2">
+    <w:abstractNumId w:val="10"/>
+  </w:num>
+  <w:num w:numId="3">
     <w:abstractNumId w:val="0"/>
   </w:num>
-  <w:num w:numId="2">
-    <w:abstractNumId w:val="0"/>
+  <w:num w:numId="4">
+    <w:abstractNumId w:val="1"/>
+  </w:num>
+  <w:num w:numId="5">
+    <w:abstractNumId w:val="2"/>
+  </w:num>
+  <w:num w:numId="6">
+    <w:abstractNumId w:val="3"/>
+  </w:num>
+  <w:num w:numId="7">
+    <w:abstractNumId w:val="8"/>
+  </w:num>
+  <w:num w:numId="8">
+    <w:abstractNumId w:val="4"/>
+  </w:num>
+  <w:num w:numId="9">
+    <w:abstractNumId w:val="5"/>
+  </w:num>
+  <w:num w:numId="10">
+    <w:abstractNumId w:val="6"/>
+  </w:num>
+  <w:num w:numId="11">
+    <w:abstractNumId w:val="7"/>
+  </w:num>
+  <w:num w:numId="12">
+    <w:abstractNumId w:val="9"/>
+  </w:num>
+  <w:num w:numId="13">
+    <w:abstractNumId w:val="11"/>
   </w:num>
 </w:numbering>
 </file>
@@ -5655,6 +7679,13 @@
     <w:lsdException w:name="Light Shading"/>
     <w:lsdException w:name="Light List"/>
     <w:lsdException w:name="Light Grid"/>
+    <w:lsdException w:name="Medium Shading 1"/>
+    <w:lsdException w:name="Medium Shading 2"/>
+    <w:lsdException w:name="Medium List 1"/>
+    <w:lsdException w:name="Medium List 2"/>
+    <w:lsdException w:name="Medium Grid 1"/>
+    <w:lsdException w:name="Medium Grid 2"/>
+    <w:lsdException w:name="Medium Grid 3"/>
     <w:lsdException w:name="Dark List"/>
     <w:lsdException w:name="Colorful Shading"/>
     <w:lsdException w:name="Colorful List"/>
@@ -5852,23 +7883,18 @@
   </w:style>
   <w:style w:type="paragraph" w:styleId="Heading1">
     <w:name w:val="heading 1"/>
-    <w:basedOn w:val="Normal"/>
+    <w:basedOn w:val="Title"/>
     <w:next w:val="BodyText"/>
     <w:uiPriority w:val="9"/>
     <w:qFormat/>
+    <w:rsid w:val="00EB4DC6"/>
     <w:pPr>
-      <w:keepNext/>
-      <w:keepLines/>
-      <w:spacing w:before="480" w:after="0"/>
+      <w:spacing w:line="480" w:lineRule="auto"/>
       <w:outlineLvl w:val="0"/>
     </w:pPr>
     <w:rPr>
-      <w:rFonts w:asciiTheme="majorHAnsi" w:eastAsiaTheme="majorEastAsia" w:hAnsiTheme="majorHAnsi" w:cstheme="majorBidi"/>
-      <w:b/>
-      <w:bCs/>
-      <w:color w:val="345A8A" w:themeColor="accent1" w:themeShade="B5"/>
-      <w:sz w:val="32"/>
-      <w:szCs w:val="32"/>
+      <w:rFonts w:ascii="Times New Roman" w:hAnsi="Times New Roman" w:cs="Times New Roman"/>
+      <w:color w:val="000000" w:themeColor="text1"/>
     </w:rPr>
   </w:style>
   <w:style w:type="paragraph" w:styleId="Heading2">
@@ -5878,154 +7904,103 @@
     <w:uiPriority w:val="9"/>
     <w:unhideWhenUsed/>
     <w:qFormat/>
+    <w:rsid w:val="00EB4DC6"/>
     <w:pPr>
       <w:keepNext/>
       <w:keepLines/>
-      <w:spacing w:before="200" w:after="0"/>
+      <w:spacing w:before="200" w:after="0" w:line="480" w:lineRule="auto"/>
       <w:outlineLvl w:val="1"/>
     </w:pPr>
     <w:rPr>
-      <w:rFonts w:asciiTheme="majorHAnsi" w:eastAsiaTheme="majorEastAsia" w:hAnsiTheme="majorHAnsi" w:cstheme="majorBidi"/>
+      <w:rFonts w:ascii="Times New Roman" w:eastAsiaTheme="majorEastAsia" w:hAnsi="Times New Roman" w:cs="Times New Roman"/>
       <w:b/>
       <w:bCs/>
-      <w:color w:val="4F81BD" w:themeColor="accent1"/>
-      <w:sz w:val="32"/>
-      <w:szCs w:val="32"/>
+      <w:color w:val="000000" w:themeColor="text1"/>
     </w:rPr>
   </w:style>
   <w:style w:type="paragraph" w:styleId="Heading3">
     <w:name w:val="heading 3"/>
-    <w:basedOn w:val="Normal"/>
+    <w:basedOn w:val="Heading2"/>
     <w:next w:val="BodyText"/>
     <w:uiPriority w:val="9"/>
     <w:unhideWhenUsed/>
     <w:qFormat/>
+    <w:rsid w:val="00EB4DC6"/>
     <w:pPr>
-      <w:keepNext/>
-      <w:keepLines/>
-      <w:spacing w:before="200" w:after="0"/>
       <w:outlineLvl w:val="2"/>
     </w:pPr>
-    <w:rPr>
-      <w:rFonts w:asciiTheme="majorHAnsi" w:eastAsiaTheme="majorEastAsia" w:hAnsiTheme="majorHAnsi" w:cstheme="majorBidi"/>
-      <w:b/>
-      <w:bCs/>
-      <w:color w:val="4F81BD" w:themeColor="accent1"/>
-      <w:sz w:val="28"/>
-      <w:szCs w:val="28"/>
-    </w:rPr>
   </w:style>
   <w:style w:type="paragraph" w:styleId="Heading4">
     <w:name w:val="heading 4"/>
-    <w:basedOn w:val="Normal"/>
+    <w:basedOn w:val="Heading3"/>
     <w:next w:val="BodyText"/>
     <w:uiPriority w:val="9"/>
     <w:unhideWhenUsed/>
     <w:qFormat/>
+    <w:rsid w:val="00EB4DC6"/>
     <w:pPr>
-      <w:keepNext/>
-      <w:keepLines/>
-      <w:spacing w:before="200" w:after="0"/>
       <w:outlineLvl w:val="3"/>
     </w:pPr>
-    <w:rPr>
-      <w:rFonts w:asciiTheme="majorHAnsi" w:eastAsiaTheme="majorEastAsia" w:hAnsiTheme="majorHAnsi" w:cstheme="majorBidi"/>
-      <w:b/>
-      <w:bCs/>
-      <w:color w:val="4F81BD" w:themeColor="accent1"/>
-    </w:rPr>
   </w:style>
   <w:style w:type="paragraph" w:styleId="Heading5">
     <w:name w:val="heading 5"/>
-    <w:basedOn w:val="Normal"/>
+    <w:basedOn w:val="Heading4"/>
     <w:next w:val="BodyText"/>
     <w:uiPriority w:val="9"/>
     <w:unhideWhenUsed/>
     <w:qFormat/>
+    <w:rsid w:val="00EB4DC6"/>
     <w:pPr>
-      <w:keepNext/>
-      <w:keepLines/>
-      <w:spacing w:before="200" w:after="0"/>
       <w:outlineLvl w:val="4"/>
     </w:pPr>
-    <w:rPr>
-      <w:rFonts w:asciiTheme="majorHAnsi" w:eastAsiaTheme="majorEastAsia" w:hAnsiTheme="majorHAnsi" w:cstheme="majorBidi"/>
-      <w:i/>
-      <w:iCs/>
-      <w:color w:val="4F81BD" w:themeColor="accent1"/>
-    </w:rPr>
   </w:style>
   <w:style w:type="paragraph" w:styleId="Heading6">
     <w:name w:val="heading 6"/>
-    <w:basedOn w:val="Normal"/>
+    <w:basedOn w:val="Heading5"/>
     <w:next w:val="BodyText"/>
     <w:uiPriority w:val="9"/>
     <w:unhideWhenUsed/>
     <w:qFormat/>
+    <w:rsid w:val="00EB4DC6"/>
     <w:pPr>
-      <w:keepNext/>
-      <w:keepLines/>
-      <w:spacing w:before="200" w:after="0"/>
       <w:outlineLvl w:val="5"/>
     </w:pPr>
-    <w:rPr>
-      <w:rFonts w:asciiTheme="majorHAnsi" w:eastAsiaTheme="majorEastAsia" w:hAnsiTheme="majorHAnsi" w:cstheme="majorBidi"/>
-      <w:color w:val="4F81BD" w:themeColor="accent1"/>
-    </w:rPr>
   </w:style>
   <w:style w:type="paragraph" w:styleId="Heading7">
     <w:name w:val="heading 7"/>
-    <w:basedOn w:val="Normal"/>
+    <w:basedOn w:val="Heading6"/>
     <w:next w:val="BodyText"/>
     <w:uiPriority w:val="9"/>
     <w:unhideWhenUsed/>
     <w:qFormat/>
+    <w:rsid w:val="00EB4DC6"/>
     <w:pPr>
-      <w:keepNext/>
-      <w:keepLines/>
-      <w:spacing w:before="200" w:after="0"/>
       <w:outlineLvl w:val="6"/>
     </w:pPr>
-    <w:rPr>
-      <w:rFonts w:asciiTheme="majorHAnsi" w:eastAsiaTheme="majorEastAsia" w:hAnsiTheme="majorHAnsi" w:cstheme="majorBidi"/>
-      <w:color w:val="4F81BD" w:themeColor="accent1"/>
-    </w:rPr>
   </w:style>
   <w:style w:type="paragraph" w:styleId="Heading8">
     <w:name w:val="heading 8"/>
-    <w:basedOn w:val="Normal"/>
+    <w:basedOn w:val="Heading7"/>
     <w:next w:val="BodyText"/>
     <w:uiPriority w:val="9"/>
     <w:unhideWhenUsed/>
     <w:qFormat/>
+    <w:rsid w:val="00EB4DC6"/>
     <w:pPr>
-      <w:keepNext/>
-      <w:keepLines/>
-      <w:spacing w:before="200" w:after="0"/>
       <w:outlineLvl w:val="7"/>
     </w:pPr>
-    <w:rPr>
-      <w:rFonts w:asciiTheme="majorHAnsi" w:eastAsiaTheme="majorEastAsia" w:hAnsiTheme="majorHAnsi" w:cstheme="majorBidi"/>
-      <w:color w:val="4F81BD" w:themeColor="accent1"/>
-    </w:rPr>
   </w:style>
   <w:style w:type="paragraph" w:styleId="Heading9">
     <w:name w:val="heading 9"/>
-    <w:basedOn w:val="Normal"/>
+    <w:basedOn w:val="Heading8"/>
     <w:next w:val="BodyText"/>
     <w:uiPriority w:val="9"/>
     <w:unhideWhenUsed/>
     <w:qFormat/>
+    <w:rsid w:val="00EB4DC6"/>
     <w:pPr>
-      <w:keepNext/>
-      <w:keepLines/>
-      <w:spacing w:before="200" w:after="0"/>
       <w:outlineLvl w:val="8"/>
     </w:pPr>
-    <w:rPr>
-      <w:rFonts w:asciiTheme="majorHAnsi" w:eastAsiaTheme="majorEastAsia" w:hAnsiTheme="majorHAnsi" w:cstheme="majorBidi"/>
-      <w:color w:val="4F81BD" w:themeColor="accent1"/>
-    </w:rPr>
   </w:style>
   <w:style w:type="character" w:default="1" w:styleId="DefaultParagraphFont">
     <w:name w:val="Default Paragraph Font"/>
@@ -6057,9 +8032,11 @@
   <w:style w:type="paragraph" w:styleId="BodyText">
     <w:name w:val="Body Text"/>
     <w:basedOn w:val="Normal"/>
+    <w:link w:val="BodyTextChar"/>
     <w:qFormat/>
+    <w:rsid w:val="005E538C"/>
     <w:pPr>
-      <w:spacing w:before="180" w:after="180"/>
+      <w:spacing w:before="180" w:after="180" w:line="480" w:lineRule="auto"/>
     </w:pPr>
   </w:style>
   <w:style w:type="paragraph" w:customStyle="1" w:styleId="FirstParagraph">
@@ -6067,6 +8044,7 @@
     <w:basedOn w:val="BodyText"/>
     <w:next w:val="BodyText"/>
     <w:qFormat/>
+    <w:rsid w:val="0018186E"/>
   </w:style>
   <w:style w:type="paragraph" w:customStyle="1" w:styleId="Compact">
     <w:name w:val="Compact"/>
@@ -6613,6 +8591,19 @@
       <w:shd w:val="clear" w:color="auto" w:fill="F8F8F8"/>
     </w:rPr>
   </w:style>
+  <w:style w:type="character" w:styleId="LineNumber">
+    <w:name w:val="line number"/>
+    <w:basedOn w:val="DefaultParagraphFont"/>
+    <w:semiHidden/>
+    <w:unhideWhenUsed/>
+    <w:rsid w:val="00B16B13"/>
+  </w:style>
+  <w:style w:type="character" w:customStyle="1" w:styleId="BodyTextChar">
+    <w:name w:val="Body Text Char"/>
+    <w:basedOn w:val="DefaultParagraphFont"/>
+    <w:link w:val="BodyText"/>
+    <w:rsid w:val="005E538C"/>
+  </w:style>
 </w:styles>
 </file>
 
